--- a/documentação/Requisitos/UC20 - GERENCIAR CONSULTAS.docx
+++ b/documentação/Requisitos/UC20 - GERENCIAR CONSULTAS.docx
@@ -1029,7 +1029,7 @@
             </w:rPr>
             <w:fldChar w:fldCharType="separate"/>
           </w:r>
-          <w:hyperlink w:anchor="_Toc204165550" w:history="1">
+          <w:hyperlink w:anchor="_Toc204166056" w:history="1">
             <w:r>
               <w:rPr>
                 <w:rStyle w:val="Hyperlink"/>
@@ -1057,7 +1057,7 @@
                 <w:noProof/>
                 <w:webHidden/>
               </w:rPr>
-              <w:instrText xml:space="preserve"> PAGEREF _Toc204165550 \h </w:instrText>
+              <w:instrText xml:space="preserve"> PAGEREF _Toc204166056 \h </w:instrText>
             </w:r>
             <w:r>
               <w:rPr>
@@ -1105,7 +1105,7 @@
               <w:lang w:eastAsia="pt-BR"/>
             </w:rPr>
           </w:pPr>
-          <w:hyperlink w:anchor="_Toc204165551" w:history="1">
+          <w:hyperlink w:anchor="_Toc204166057" w:history="1">
             <w:r>
               <w:rPr>
                 <w:rStyle w:val="Hyperlink"/>
@@ -1133,7 +1133,7 @@
                 <w:noProof/>
                 <w:webHidden/>
               </w:rPr>
-              <w:instrText xml:space="preserve"> PAGEREF _Toc204165551 \h </w:instrText>
+              <w:instrText xml:space="preserve"> PAGEREF _Toc204166057 \h </w:instrText>
             </w:r>
             <w:r>
               <w:rPr>
@@ -1179,7 +1179,7 @@
               <w:lang w:eastAsia="pt-BR"/>
             </w:rPr>
           </w:pPr>
-          <w:hyperlink w:anchor="_Toc204165552" w:history="1">
+          <w:hyperlink w:anchor="_Toc204166058" w:history="1">
             <w:r>
               <w:rPr>
                 <w:rStyle w:val="Hyperlink"/>
@@ -1207,7 +1207,7 @@
                 <w:noProof/>
                 <w:webHidden/>
               </w:rPr>
-              <w:instrText xml:space="preserve"> PAGEREF _Toc204165552 \h </w:instrText>
+              <w:instrText xml:space="preserve"> PAGEREF _Toc204166058 \h </w:instrText>
             </w:r>
             <w:r>
               <w:rPr>
@@ -1253,7 +1253,7 @@
               <w:lang w:eastAsia="pt-BR"/>
             </w:rPr>
           </w:pPr>
-          <w:hyperlink w:anchor="_Toc204165553" w:history="1">
+          <w:hyperlink w:anchor="_Toc204166059" w:history="1">
             <w:r>
               <w:rPr>
                 <w:rStyle w:val="Hyperlink"/>
@@ -1281,7 +1281,7 @@
                 <w:noProof/>
                 <w:webHidden/>
               </w:rPr>
-              <w:instrText xml:space="preserve"> PAGEREF _Toc204165553 \h </w:instrText>
+              <w:instrText xml:space="preserve"> PAGEREF _Toc204166059 \h </w:instrText>
             </w:r>
             <w:r>
               <w:rPr>
@@ -1327,7 +1327,7 @@
               <w:lang w:eastAsia="pt-BR"/>
             </w:rPr>
           </w:pPr>
-          <w:hyperlink w:anchor="_Toc204165554" w:history="1">
+          <w:hyperlink w:anchor="_Toc204166060" w:history="1">
             <w:r>
               <w:rPr>
                 <w:rStyle w:val="Hyperlink"/>
@@ -1355,7 +1355,7 @@
                 <w:noProof/>
                 <w:webHidden/>
               </w:rPr>
-              <w:instrText xml:space="preserve"> PAGEREF _Toc204165554 \h </w:instrText>
+              <w:instrText xml:space="preserve"> PAGEREF _Toc204166060 \h </w:instrText>
             </w:r>
             <w:r>
               <w:rPr>
@@ -1401,7 +1401,7 @@
               <w:lang w:eastAsia="pt-BR"/>
             </w:rPr>
           </w:pPr>
-          <w:hyperlink w:anchor="_Toc204165555" w:history="1">
+          <w:hyperlink w:anchor="_Toc204166061" w:history="1">
             <w:r>
               <w:rPr>
                 <w:rStyle w:val="Hyperlink"/>
@@ -1429,7 +1429,7 @@
                 <w:noProof/>
                 <w:webHidden/>
               </w:rPr>
-              <w:instrText xml:space="preserve"> PAGEREF _Toc204165555 \h </w:instrText>
+              <w:instrText xml:space="preserve"> PAGEREF _Toc204166061 \h </w:instrText>
             </w:r>
             <w:r>
               <w:rPr>
@@ -1461,6 +1461,154 @@
           </w:hyperlink>
         </w:p>
         <w:p>
+          <w:pPr>
+            <w:pStyle w:val="Sumrio3"/>
+            <w:tabs>
+              <w:tab w:val="right" w:leader="dot" w:pos="8494"/>
+            </w:tabs>
+            <w:rPr>
+              <w:rFonts w:eastAsiaTheme="minorEastAsia"/>
+              <w:smallCaps w:val="0"/>
+              <w:noProof/>
+              <w:sz w:val="24"/>
+              <w:szCs w:val="24"/>
+              <w:lang w:eastAsia="pt-BR"/>
+            </w:rPr>
+          </w:pPr>
+          <w:hyperlink w:anchor="_Toc204166062" w:history="1">
+            <w:r>
+              <w:rPr>
+                <w:rStyle w:val="Hyperlink"/>
+                <w:rFonts w:ascii="Segoe UI" w:hAnsi="Segoe UI" w:cs="Segoe UI"/>
+                <w:noProof/>
+              </w:rPr>
+              <w:t>6. Pós-condições</w:t>
+            </w:r>
+            <w:r>
+              <w:rPr>
+                <w:noProof/>
+                <w:webHidden/>
+              </w:rPr>
+              <w:tab/>
+            </w:r>
+            <w:r>
+              <w:rPr>
+                <w:noProof/>
+                <w:webHidden/>
+              </w:rPr>
+              <w:fldChar w:fldCharType="begin"/>
+            </w:r>
+            <w:r>
+              <w:rPr>
+                <w:noProof/>
+                <w:webHidden/>
+              </w:rPr>
+              <w:instrText xml:space="preserve"> PAGEREF _Toc204166062 \h </w:instrText>
+            </w:r>
+            <w:r>
+              <w:rPr>
+                <w:noProof/>
+                <w:webHidden/>
+              </w:rPr>
+            </w:r>
+            <w:r>
+              <w:rPr>
+                <w:noProof/>
+                <w:webHidden/>
+              </w:rPr>
+              <w:fldChar w:fldCharType="separate"/>
+            </w:r>
+            <w:r>
+              <w:rPr>
+                <w:noProof/>
+                <w:webHidden/>
+              </w:rPr>
+              <w:t>5</w:t>
+            </w:r>
+            <w:r>
+              <w:rPr>
+                <w:noProof/>
+                <w:webHidden/>
+              </w:rPr>
+              <w:fldChar w:fldCharType="end"/>
+            </w:r>
+          </w:hyperlink>
+        </w:p>
+        <w:p>
+          <w:pPr>
+            <w:pStyle w:val="Sumrio3"/>
+            <w:tabs>
+              <w:tab w:val="right" w:leader="dot" w:pos="8494"/>
+            </w:tabs>
+            <w:rPr>
+              <w:rFonts w:eastAsiaTheme="minorEastAsia"/>
+              <w:smallCaps w:val="0"/>
+              <w:noProof/>
+              <w:sz w:val="24"/>
+              <w:szCs w:val="24"/>
+              <w:lang w:eastAsia="pt-BR"/>
+            </w:rPr>
+          </w:pPr>
+          <w:hyperlink w:anchor="_Toc204166063" w:history="1">
+            <w:r>
+              <w:rPr>
+                <w:rStyle w:val="Hyperlink"/>
+                <w:rFonts w:ascii="Segoe UI" w:hAnsi="Segoe UI" w:cs="Segoe UI"/>
+                <w:noProof/>
+              </w:rPr>
+              <w:t>7. Regras de Negócio</w:t>
+            </w:r>
+            <w:r>
+              <w:rPr>
+                <w:noProof/>
+                <w:webHidden/>
+              </w:rPr>
+              <w:tab/>
+            </w:r>
+            <w:r>
+              <w:rPr>
+                <w:noProof/>
+                <w:webHidden/>
+              </w:rPr>
+              <w:fldChar w:fldCharType="begin"/>
+            </w:r>
+            <w:r>
+              <w:rPr>
+                <w:noProof/>
+                <w:webHidden/>
+              </w:rPr>
+              <w:instrText xml:space="preserve"> PAGEREF _Toc204166063 \h </w:instrText>
+            </w:r>
+            <w:r>
+              <w:rPr>
+                <w:noProof/>
+                <w:webHidden/>
+              </w:rPr>
+            </w:r>
+            <w:r>
+              <w:rPr>
+                <w:noProof/>
+                <w:webHidden/>
+              </w:rPr>
+              <w:fldChar w:fldCharType="separate"/>
+            </w:r>
+            <w:r>
+              <w:rPr>
+                <w:noProof/>
+                <w:webHidden/>
+              </w:rPr>
+              <w:t>6</w:t>
+            </w:r>
+            <w:r>
+              <w:rPr>
+                <w:noProof/>
+                <w:webHidden/>
+              </w:rPr>
+              <w:fldChar w:fldCharType="end"/>
+            </w:r>
+          </w:hyperlink>
+        </w:p>
+        <w:p>
           <w:r>
             <w:rPr>
               <w:b/>
@@ -1472,36 +1620,6 @@
         </w:p>
       </w:sdtContent>
     </w:sdt>
-    <w:p>
-      <w:pPr>
-        <w:rPr>
-          <w:rFonts w:ascii="Segoe UI" w:eastAsia="Times New Roman" w:hAnsi="Segoe UI" w:cs="Segoe UI"/>
-          <w:b/>
-          <w:bCs/>
-          <w:color w:val="404040"/>
-          <w:kern w:val="36"/>
-          <w:sz w:val="41"/>
-          <w:szCs w:val="41"/>
-          <w:lang w:eastAsia="pt-BR"/>
-          <w14:ligatures w14:val="none"/>
-        </w:rPr>
-      </w:pPr>
-    </w:p>
-    <w:p>
-      <w:pPr>
-        <w:rPr>
-          <w:rFonts w:ascii="Segoe UI" w:eastAsia="Times New Roman" w:hAnsi="Segoe UI" w:cs="Segoe UI"/>
-          <w:b/>
-          <w:bCs/>
-          <w:color w:val="404040"/>
-          <w:kern w:val="36"/>
-          <w:sz w:val="41"/>
-          <w:szCs w:val="41"/>
-          <w:lang w:eastAsia="pt-BR"/>
-          <w14:ligatures w14:val="none"/>
-        </w:rPr>
-      </w:pPr>
-    </w:p>
     <w:p>
       <w:pPr>
         <w:rPr>
@@ -1698,7 +1816,7 @@
         </w:rPr>
       </w:pPr>
       <w:bookmarkStart w:id="0" w:name="_Toc204076070"/>
-      <w:bookmarkStart w:id="1" w:name="_Toc204165550"/>
+      <w:bookmarkStart w:id="1" w:name="_Toc204166056"/>
       <w:r>
         <w:rPr>
           <w:rStyle w:val="Forte"/>
@@ -1707,6 +1825,7 @@
           <w:sz w:val="41"/>
           <w:szCs w:val="41"/>
         </w:rPr>
+        <w:lastRenderedPageBreak/>
         <w:t xml:space="preserve">Caso de Uso: </w:t>
       </w:r>
       <w:bookmarkEnd w:id="0"/>
@@ -1747,7 +1866,7 @@
         </w:rPr>
       </w:pPr>
       <w:bookmarkStart w:id="2" w:name="_Toc204076071"/>
-      <w:bookmarkStart w:id="3" w:name="_Toc204165551"/>
+      <w:bookmarkStart w:id="3" w:name="_Toc204166057"/>
       <w:r>
         <w:rPr>
           <w:rStyle w:val="Forte"/>
@@ -1802,7 +1921,7 @@
           <w:noProof/>
         </w:rPr>
         <w:pict w14:anchorId="071EB8C5">
-          <v:rect id="_x0000_i1027" alt="" style="width:425.2pt;height:.05pt;mso-width-percent:0;mso-height-percent:0;mso-width-percent:0;mso-height-percent:0" o:hralign="center" o:hrstd="t" o:hrnoshade="t" o:hr="t" fillcolor="#404040" stroked="f"/>
+          <v:rect id="_x0000_i1029" alt="" style="width:425.2pt;height:.05pt;mso-width-percent:0;mso-height-percent:0;mso-width-percent:0;mso-height-percent:0" o:hralign="center" o:hrstd="t" o:hrnoshade="t" o:hr="t" fillcolor="#404040" stroked="f"/>
         </w:pict>
       </w:r>
     </w:p>
@@ -1814,7 +1933,7 @@
           <w:rStyle w:val="Forte"/>
         </w:rPr>
       </w:pPr>
-      <w:bookmarkStart w:id="4" w:name="_Toc204165552"/>
+      <w:bookmarkStart w:id="4" w:name="_Toc204166058"/>
       <w:r>
         <w:rPr>
           <w:rStyle w:val="Forte"/>
@@ -1895,7 +2014,7 @@
           <w:rStyle w:val="Forte"/>
         </w:rPr>
       </w:pPr>
-      <w:bookmarkStart w:id="5" w:name="_Toc204165553"/>
+      <w:bookmarkStart w:id="5" w:name="_Toc204166059"/>
       <w:r>
         <w:rPr>
           <w:rStyle w:val="Forte"/>
@@ -1964,7 +2083,7 @@
           <w:noProof/>
         </w:rPr>
         <w:pict w14:anchorId="1097202C">
-          <v:rect id="_x0000_i1026" alt="" style="width:425.2pt;height:.05pt;mso-width-percent:0;mso-height-percent:0;mso-width-percent:0;mso-height-percent:0" o:hralign="center" o:hrstd="t" o:hrnoshade="t" o:hr="t" fillcolor="#404040" stroked="f"/>
+          <v:rect id="_x0000_i1028" alt="" style="width:425.2pt;height:.05pt;mso-width-percent:0;mso-height-percent:0;mso-width-percent:0;mso-height-percent:0" o:hralign="center" o:hrstd="t" o:hrnoshade="t" o:hr="t" fillcolor="#404040" stroked="f"/>
         </w:pict>
       </w:r>
     </w:p>
@@ -1977,7 +2096,7 @@
           <w:color w:val="404040"/>
         </w:rPr>
       </w:pPr>
-      <w:bookmarkStart w:id="6" w:name="_Toc204165554"/>
+      <w:bookmarkStart w:id="6" w:name="_Toc204166060"/>
       <w:r>
         <w:rPr>
           <w:rStyle w:val="Forte"/>
@@ -2015,7 +2134,7 @@
         <w:pStyle w:val="ds-markdown-paragraph"/>
         <w:numPr>
           <w:ilvl w:val="0"/>
-          <w:numId w:val="138"/>
+          <w:numId w:val="143"/>
         </w:numPr>
         <w:shd w:val="clear" w:color="auto" w:fill="FFFFFF"/>
         <w:spacing w:before="0" w:beforeAutospacing="0" w:after="0" w:afterAutospacing="0"/>
@@ -2052,7 +2171,7 @@
         <w:pStyle w:val="ds-markdown-paragraph"/>
         <w:numPr>
           <w:ilvl w:val="0"/>
-          <w:numId w:val="138"/>
+          <w:numId w:val="143"/>
         </w:numPr>
         <w:shd w:val="clear" w:color="auto" w:fill="FFFFFF"/>
         <w:spacing w:before="0" w:beforeAutospacing="0" w:after="60" w:afterAutospacing="0"/>
@@ -2074,7 +2193,7 @@
         <w:pStyle w:val="ds-markdown-paragraph"/>
         <w:numPr>
           <w:ilvl w:val="1"/>
-          <w:numId w:val="138"/>
+          <w:numId w:val="143"/>
         </w:numPr>
         <w:shd w:val="clear" w:color="auto" w:fill="FFFFFF"/>
         <w:spacing w:before="0" w:beforeAutospacing="0" w:after="0" w:afterAutospacing="0"/>
@@ -2120,7 +2239,7 @@
         <w:pStyle w:val="ds-markdown-paragraph"/>
         <w:numPr>
           <w:ilvl w:val="1"/>
-          <w:numId w:val="138"/>
+          <w:numId w:val="143"/>
         </w:numPr>
         <w:shd w:val="clear" w:color="auto" w:fill="FFFFFF"/>
         <w:spacing w:before="0" w:beforeAutospacing="0" w:after="0" w:afterAutospacing="0"/>
@@ -2150,7 +2269,7 @@
         <w:pStyle w:val="ds-markdown-paragraph"/>
         <w:numPr>
           <w:ilvl w:val="1"/>
-          <w:numId w:val="138"/>
+          <w:numId w:val="143"/>
         </w:numPr>
         <w:shd w:val="clear" w:color="auto" w:fill="FFFFFF"/>
         <w:spacing w:before="0" w:beforeAutospacing="0" w:after="0" w:afterAutospacing="0"/>
@@ -2196,7 +2315,7 @@
         <w:pStyle w:val="ds-markdown-paragraph"/>
         <w:numPr>
           <w:ilvl w:val="1"/>
-          <w:numId w:val="138"/>
+          <w:numId w:val="143"/>
         </w:numPr>
         <w:shd w:val="clear" w:color="auto" w:fill="FFFFFF"/>
         <w:spacing w:before="0" w:beforeAutospacing="0" w:after="0" w:afterAutospacing="0"/>
@@ -2262,7 +2381,7 @@
         <w:pStyle w:val="ds-markdown-paragraph"/>
         <w:numPr>
           <w:ilvl w:val="0"/>
-          <w:numId w:val="139"/>
+          <w:numId w:val="144"/>
         </w:numPr>
         <w:shd w:val="clear" w:color="auto" w:fill="FFFFFF"/>
         <w:spacing w:before="0" w:beforeAutospacing="0" w:after="0" w:afterAutospacing="0"/>
@@ -2299,7 +2418,7 @@
         <w:pStyle w:val="ds-markdown-paragraph"/>
         <w:numPr>
           <w:ilvl w:val="0"/>
-          <w:numId w:val="139"/>
+          <w:numId w:val="144"/>
         </w:numPr>
         <w:shd w:val="clear" w:color="auto" w:fill="FFFFFF"/>
         <w:spacing w:before="0" w:beforeAutospacing="0" w:after="0" w:afterAutospacing="0"/>
@@ -2358,7 +2477,7 @@
         <w:pStyle w:val="ds-markdown-paragraph"/>
         <w:numPr>
           <w:ilvl w:val="0"/>
-          <w:numId w:val="140"/>
+          <w:numId w:val="145"/>
         </w:numPr>
         <w:shd w:val="clear" w:color="auto" w:fill="FFFFFF"/>
         <w:spacing w:before="0" w:beforeAutospacing="0" w:after="0" w:afterAutospacing="0"/>
@@ -2373,7 +2492,6 @@
           <w:rFonts w:ascii="Segoe UI" w:eastAsiaTheme="majorEastAsia" w:hAnsi="Segoe UI" w:cs="Segoe UI"/>
           <w:color w:val="404040"/>
         </w:rPr>
-        <w:lastRenderedPageBreak/>
         <w:t>Efetuar Pagamento</w:t>
       </w:r>
     </w:p>
@@ -2382,7 +2500,7 @@
         <w:pStyle w:val="ds-markdown-paragraph"/>
         <w:numPr>
           <w:ilvl w:val="0"/>
-          <w:numId w:val="140"/>
+          <w:numId w:val="145"/>
         </w:numPr>
         <w:shd w:val="clear" w:color="auto" w:fill="FFFFFF"/>
         <w:spacing w:before="0" w:beforeAutospacing="0" w:after="0" w:afterAutospacing="0"/>
@@ -2405,7 +2523,7 @@
         <w:pStyle w:val="ds-markdown-paragraph"/>
         <w:numPr>
           <w:ilvl w:val="0"/>
-          <w:numId w:val="140"/>
+          <w:numId w:val="145"/>
         </w:numPr>
         <w:shd w:val="clear" w:color="auto" w:fill="FFFFFF"/>
         <w:spacing w:before="0" w:beforeAutospacing="0" w:after="0" w:afterAutospacing="0"/>
@@ -2428,7 +2546,7 @@
         <w:pStyle w:val="ds-markdown-paragraph"/>
         <w:numPr>
           <w:ilvl w:val="0"/>
-          <w:numId w:val="140"/>
+          <w:numId w:val="145"/>
         </w:numPr>
         <w:shd w:val="clear" w:color="auto" w:fill="FFFFFF"/>
         <w:spacing w:before="0" w:beforeAutospacing="0" w:after="0" w:afterAutospacing="0"/>
@@ -2443,6 +2561,7 @@
           <w:rFonts w:ascii="Segoe UI" w:eastAsiaTheme="majorEastAsia" w:hAnsi="Segoe UI" w:cs="Segoe UI"/>
           <w:color w:val="404040"/>
         </w:rPr>
+        <w:lastRenderedPageBreak/>
         <w:t>Avaliar Paciente</w:t>
       </w:r>
     </w:p>
@@ -2451,7 +2570,7 @@
         <w:pStyle w:val="ds-markdown-paragraph"/>
         <w:numPr>
           <w:ilvl w:val="0"/>
-          <w:numId w:val="140"/>
+          <w:numId w:val="145"/>
         </w:numPr>
         <w:shd w:val="clear" w:color="auto" w:fill="FFFFFF"/>
         <w:spacing w:before="0" w:beforeAutospacing="0" w:after="0" w:afterAutospacing="0"/>
@@ -2480,8 +2599,8 @@
         <w:rPr>
           <w:noProof/>
         </w:rPr>
-        <w:pict w14:anchorId="10B9FCD9">
-          <v:rect id="_x0000_i1025" alt="" style="width:425.2pt;height:.05pt;mso-width-percent:0;mso-height-percent:0;mso-width-percent:0;mso-height-percent:0" o:hralign="center" o:hrstd="t" o:hrnoshade="t" o:hr="t" fillcolor="#404040" stroked="f"/>
+        <w:pict w14:anchorId="646BA92B">
+          <v:rect id="_x0000_i1027" alt="" style="width:425.2pt;height:.05pt;mso-width-percent:0;mso-height-percent:0;mso-width-percent:0;mso-height-percent:0" o:hralign="center" o:hrstd="t" o:hrnoshade="t" o:hr="t" fillcolor="#404040" stroked="f"/>
         </w:pict>
       </w:r>
     </w:p>
@@ -2494,7 +2613,7 @@
           <w:color w:val="404040"/>
         </w:rPr>
       </w:pPr>
-      <w:bookmarkStart w:id="7" w:name="_Toc204165555"/>
+      <w:bookmarkStart w:id="7" w:name="_Toc204166061"/>
       <w:r>
         <w:rPr>
           <w:rStyle w:val="Forte"/>
@@ -3108,6 +3227,13 @@
               </w:rPr>
               <w:t>Nº de Autorização</w:t>
             </w:r>
+            <w:r>
+              <w:rPr>
+                <w:sz w:val="23"/>
+                <w:szCs w:val="23"/>
+              </w:rPr>
+              <w:t> (6 dígitos)</w:t>
+            </w:r>
           </w:p>
         </w:tc>
       </w:tr>
@@ -3231,7 +3357,7 @@
         <w:pStyle w:val="ds-markdown-paragraph"/>
         <w:numPr>
           <w:ilvl w:val="0"/>
-          <w:numId w:val="141"/>
+          <w:numId w:val="146"/>
         </w:numPr>
         <w:shd w:val="clear" w:color="auto" w:fill="FFFFFF"/>
         <w:spacing w:before="0" w:beforeAutospacing="0" w:after="0" w:afterAutospacing="0"/>
@@ -3275,8 +3401,9 @@
         <w:tblLook w:val="04A0" w:firstRow="1" w:lastRow="0" w:firstColumn="1" w:lastColumn="0" w:noHBand="0" w:noVBand="1"/>
       </w:tblPr>
       <w:tblGrid>
-        <w:gridCol w:w="3647"/>
-        <w:gridCol w:w="4857"/>
+        <w:gridCol w:w="2532"/>
+        <w:gridCol w:w="2962"/>
+        <w:gridCol w:w="3010"/>
       </w:tblGrid>
       <w:tr>
         <w:trPr>
@@ -3351,6 +3478,40 @@
             </w:r>
           </w:p>
         </w:tc>
+        <w:tc>
+          <w:tcPr>
+            <w:tcW w:w="0" w:type="auto"/>
+            <w:tcBorders>
+              <w:top w:val="nil"/>
+            </w:tcBorders>
+            <w:tcMar>
+              <w:top w:w="150" w:type="dxa"/>
+              <w:left w:w="150" w:type="dxa"/>
+              <w:bottom w:w="150" w:type="dxa"/>
+              <w:right w:w="150" w:type="dxa"/>
+            </w:tcMar>
+            <w:vAlign w:val="center"/>
+            <w:hideMark/>
+          </w:tcPr>
+          <w:p>
+            <w:pPr>
+              <w:rPr>
+                <w:b/>
+                <w:bCs/>
+                <w:sz w:val="23"/>
+                <w:szCs w:val="23"/>
+              </w:rPr>
+            </w:pPr>
+            <w:r>
+              <w:rPr>
+                <w:rStyle w:val="Forte"/>
+                <w:sz w:val="23"/>
+                <w:szCs w:val="23"/>
+              </w:rPr>
+              <w:t>Validações</w:t>
+            </w:r>
+          </w:p>
+        </w:tc>
       </w:tr>
       <w:tr>
         <w:tc>
@@ -3413,39 +3574,35 @@
                 <w:sz w:val="23"/>
                 <w:szCs w:val="23"/>
               </w:rPr>
-              <w:t>- Nome</w:t>
+              <w:t>Nome, Idade, Primeira Consulta, Total de Consultas, Foto</w:t>
             </w:r>
+          </w:p>
+        </w:tc>
+        <w:tc>
+          <w:tcPr>
+            <w:tcW w:w="0" w:type="auto"/>
+            <w:tcMar>
+              <w:top w:w="150" w:type="dxa"/>
+              <w:left w:w="150" w:type="dxa"/>
+              <w:bottom w:w="150" w:type="dxa"/>
+              <w:right w:w="150" w:type="dxa"/>
+            </w:tcMar>
+            <w:vAlign w:val="center"/>
+            <w:hideMark/>
+          </w:tcPr>
+          <w:p>
+            <w:pPr>
+              <w:rPr>
+                <w:sz w:val="23"/>
+                <w:szCs w:val="23"/>
+              </w:rPr>
+            </w:pPr>
             <w:r>
               <w:rPr>
                 <w:sz w:val="23"/>
                 <w:szCs w:val="23"/>
               </w:rPr>
-              <w:br/>
-              <w:t>- Idade</w:t>
-            </w:r>
-            <w:r>
-              <w:rPr>
-                <w:sz w:val="23"/>
-                <w:szCs w:val="23"/>
-              </w:rPr>
-              <w:br/>
-              <w:t>- Primeira Consulta</w:t>
-            </w:r>
-            <w:r>
-              <w:rPr>
-                <w:sz w:val="23"/>
-                <w:szCs w:val="23"/>
-              </w:rPr>
-              <w:br/>
-              <w:t>- Total de Consultas</w:t>
-            </w:r>
-            <w:r>
-              <w:rPr>
-                <w:sz w:val="23"/>
-                <w:szCs w:val="23"/>
-              </w:rPr>
-              <w:br/>
-              <w:t>- Foto</w:t>
+              <w:t>-</w:t>
             </w:r>
           </w:p>
         </w:tc>
@@ -3476,7 +3633,6 @@
                 <w:sz w:val="23"/>
                 <w:szCs w:val="23"/>
               </w:rPr>
-              <w:lastRenderedPageBreak/>
               <w:t>Registro da Consulta</w:t>
             </w:r>
           </w:p>
@@ -3505,23 +3661,201 @@
                 <w:sz w:val="23"/>
                 <w:szCs w:val="23"/>
               </w:rPr>
-              <w:t>- Prontuário Atual (editor de texto)</w:t>
+              <w:t>Prontuário Atual (editor de texto)</w:t>
+            </w:r>
+          </w:p>
+        </w:tc>
+        <w:tc>
+          <w:tcPr>
+            <w:tcW w:w="0" w:type="auto"/>
+            <w:tcMar>
+              <w:top w:w="150" w:type="dxa"/>
+              <w:left w:w="150" w:type="dxa"/>
+              <w:bottom w:w="150" w:type="dxa"/>
+              <w:right w:w="150" w:type="dxa"/>
+            </w:tcMar>
+            <w:vAlign w:val="center"/>
+            <w:hideMark/>
+          </w:tcPr>
+          <w:p>
+            <w:pPr>
+              <w:rPr>
+                <w:sz w:val="23"/>
+                <w:szCs w:val="23"/>
+              </w:rPr>
+            </w:pPr>
+            <w:r>
+              <w:rPr>
+                <w:rStyle w:val="Forte"/>
+                <w:sz w:val="23"/>
+                <w:szCs w:val="23"/>
+              </w:rPr>
+              <w:t>Obrigatório</w:t>
             </w:r>
             <w:r>
               <w:rPr>
                 <w:sz w:val="23"/>
                 <w:szCs w:val="23"/>
               </w:rPr>
-              <w:br/>
-              <w:t>- Prescrições (lista de medicamentos + posologia)</w:t>
+              <w:t> (bloqueia finalização se vazio)</w:t>
             </w:r>
+          </w:p>
+        </w:tc>
+      </w:tr>
+      <w:tr>
+        <w:tc>
+          <w:tcPr>
+            <w:tcW w:w="0" w:type="auto"/>
+            <w:tcMar>
+              <w:top w:w="150" w:type="dxa"/>
+              <w:left w:w="0" w:type="dxa"/>
+              <w:bottom w:w="150" w:type="dxa"/>
+              <w:right w:w="150" w:type="dxa"/>
+            </w:tcMar>
+            <w:vAlign w:val="center"/>
+            <w:hideMark/>
+          </w:tcPr>
+          <w:p>
+            <w:pPr>
+              <w:rPr>
+                <w:sz w:val="23"/>
+                <w:szCs w:val="23"/>
+              </w:rPr>
+            </w:pPr>
+          </w:p>
+        </w:tc>
+        <w:tc>
+          <w:tcPr>
+            <w:tcW w:w="0" w:type="auto"/>
+            <w:tcMar>
+              <w:top w:w="150" w:type="dxa"/>
+              <w:left w:w="150" w:type="dxa"/>
+              <w:bottom w:w="150" w:type="dxa"/>
+              <w:right w:w="150" w:type="dxa"/>
+            </w:tcMar>
+            <w:vAlign w:val="center"/>
+            <w:hideMark/>
+          </w:tcPr>
+          <w:p>
+            <w:pPr>
+              <w:rPr>
+                <w:sz w:val="23"/>
+                <w:szCs w:val="23"/>
+              </w:rPr>
+            </w:pPr>
             <w:r>
               <w:rPr>
                 <w:sz w:val="23"/>
                 <w:szCs w:val="23"/>
               </w:rPr>
-              <w:br/>
-              <w:t>- Exames (lista de exames solicitados)</w:t>
+              <w:t>Prescrições (medicamentos + posologia)</w:t>
+            </w:r>
+          </w:p>
+        </w:tc>
+        <w:tc>
+          <w:tcPr>
+            <w:tcW w:w="0" w:type="auto"/>
+            <w:tcMar>
+              <w:top w:w="150" w:type="dxa"/>
+              <w:left w:w="150" w:type="dxa"/>
+              <w:bottom w:w="150" w:type="dxa"/>
+              <w:right w:w="150" w:type="dxa"/>
+            </w:tcMar>
+            <w:vAlign w:val="center"/>
+            <w:hideMark/>
+          </w:tcPr>
+          <w:p>
+            <w:pPr>
+              <w:rPr>
+                <w:sz w:val="23"/>
+                <w:szCs w:val="23"/>
+              </w:rPr>
+            </w:pPr>
+            <w:r>
+              <w:rPr>
+                <w:sz w:val="23"/>
+                <w:szCs w:val="23"/>
+              </w:rPr>
+              <w:t>-</w:t>
+            </w:r>
+          </w:p>
+        </w:tc>
+      </w:tr>
+      <w:tr>
+        <w:tc>
+          <w:tcPr>
+            <w:tcW w:w="0" w:type="auto"/>
+            <w:tcMar>
+              <w:top w:w="150" w:type="dxa"/>
+              <w:left w:w="0" w:type="dxa"/>
+              <w:bottom w:w="150" w:type="dxa"/>
+              <w:right w:w="150" w:type="dxa"/>
+            </w:tcMar>
+            <w:vAlign w:val="center"/>
+            <w:hideMark/>
+          </w:tcPr>
+          <w:p>
+            <w:pPr>
+              <w:rPr>
+                <w:sz w:val="23"/>
+                <w:szCs w:val="23"/>
+              </w:rPr>
+            </w:pPr>
+          </w:p>
+        </w:tc>
+        <w:tc>
+          <w:tcPr>
+            <w:tcW w:w="0" w:type="auto"/>
+            <w:tcMar>
+              <w:top w:w="150" w:type="dxa"/>
+              <w:left w:w="150" w:type="dxa"/>
+              <w:bottom w:w="150" w:type="dxa"/>
+              <w:right w:w="150" w:type="dxa"/>
+            </w:tcMar>
+            <w:vAlign w:val="center"/>
+            <w:hideMark/>
+          </w:tcPr>
+          <w:p>
+            <w:pPr>
+              <w:rPr>
+                <w:sz w:val="23"/>
+                <w:szCs w:val="23"/>
+              </w:rPr>
+            </w:pPr>
+            <w:r>
+              <w:rPr>
+                <w:sz w:val="23"/>
+                <w:szCs w:val="23"/>
+              </w:rPr>
+              <w:t>Exames (solicitados)</w:t>
+            </w:r>
+          </w:p>
+        </w:tc>
+        <w:tc>
+          <w:tcPr>
+            <w:tcW w:w="0" w:type="auto"/>
+            <w:tcMar>
+              <w:top w:w="150" w:type="dxa"/>
+              <w:left w:w="150" w:type="dxa"/>
+              <w:bottom w:w="150" w:type="dxa"/>
+              <w:right w:w="150" w:type="dxa"/>
+            </w:tcMar>
+            <w:vAlign w:val="center"/>
+            <w:hideMark/>
+          </w:tcPr>
+          <w:p>
+            <w:pPr>
+              <w:rPr>
+                <w:sz w:val="23"/>
+                <w:szCs w:val="23"/>
+              </w:rPr>
+            </w:pPr>
+            <w:r>
+              <w:rPr>
+                <w:sz w:val="23"/>
+                <w:szCs w:val="23"/>
+              </w:rPr>
+              <w:t>-</w:t>
             </w:r>
           </w:p>
         </w:tc>
@@ -3580,15 +3914,35 @@
                 <w:sz w:val="23"/>
                 <w:szCs w:val="23"/>
               </w:rPr>
-              <w:t>- Prontuário Completo (consultas anteriores)</w:t>
+              <w:t>Prontuário Completo (consultas anteriores)</w:t>
             </w:r>
+          </w:p>
+        </w:tc>
+        <w:tc>
+          <w:tcPr>
+            <w:tcW w:w="0" w:type="auto"/>
+            <w:tcMar>
+              <w:top w:w="150" w:type="dxa"/>
+              <w:left w:w="150" w:type="dxa"/>
+              <w:bottom w:w="150" w:type="dxa"/>
+              <w:right w:w="150" w:type="dxa"/>
+            </w:tcMar>
+            <w:vAlign w:val="center"/>
+            <w:hideMark/>
+          </w:tcPr>
+          <w:p>
+            <w:pPr>
+              <w:rPr>
+                <w:sz w:val="23"/>
+                <w:szCs w:val="23"/>
+              </w:rPr>
+            </w:pPr>
             <w:r>
               <w:rPr>
                 <w:sz w:val="23"/>
                 <w:szCs w:val="23"/>
               </w:rPr>
-              <w:br/>
-              <w:t>- Anamnese</w:t>
+              <w:t>-</w:t>
             </w:r>
           </w:p>
         </w:tc>
@@ -3647,7 +4001,35 @@
                 <w:sz w:val="23"/>
                 <w:szCs w:val="23"/>
               </w:rPr>
-              <w:t>- Cronômetro automático (duração da consulta)</w:t>
+              <w:t>Cronômetro automático</w:t>
+            </w:r>
+          </w:p>
+        </w:tc>
+        <w:tc>
+          <w:tcPr>
+            <w:tcW w:w="0" w:type="auto"/>
+            <w:tcMar>
+              <w:top w:w="150" w:type="dxa"/>
+              <w:left w:w="150" w:type="dxa"/>
+              <w:bottom w:w="150" w:type="dxa"/>
+              <w:right w:w="150" w:type="dxa"/>
+            </w:tcMar>
+            <w:vAlign w:val="center"/>
+            <w:hideMark/>
+          </w:tcPr>
+          <w:p>
+            <w:pPr>
+              <w:rPr>
+                <w:sz w:val="23"/>
+                <w:szCs w:val="23"/>
+              </w:rPr>
+            </w:pPr>
+            <w:r>
+              <w:rPr>
+                <w:sz w:val="23"/>
+                <w:szCs w:val="23"/>
+              </w:rPr>
+              <w:t>Alerta se &lt;5 minutos</w:t>
             </w:r>
           </w:p>
         </w:tc>
@@ -3686,8 +4068,8 @@
       </w:tblPr>
       <w:tblGrid>
         <w:gridCol w:w="772"/>
-        <w:gridCol w:w="2848"/>
-        <w:gridCol w:w="4884"/>
+        <w:gridCol w:w="2843"/>
+        <w:gridCol w:w="4889"/>
       </w:tblGrid>
       <w:tr>
         <w:trPr>
@@ -4004,15 +4386,7 @@
                 <w:sz w:val="23"/>
                 <w:szCs w:val="23"/>
               </w:rPr>
-              <w:t>Sistema registra avaliação e exibe: </w:t>
-            </w:r>
-            <w:r>
-              <w:rPr>
-                <w:rStyle w:val="nfase"/>
-                <w:sz w:val="23"/>
-                <w:szCs w:val="23"/>
-              </w:rPr>
-              <w:t>"Avaliação salva com sucesso."</w:t>
+              <w:t>Valida campos obrigatórios → Registra avaliação → Exibe confirmação</w:t>
             </w:r>
           </w:p>
         </w:tc>
@@ -4106,7 +4480,7 @@
                 <w:sz w:val="23"/>
                 <w:szCs w:val="23"/>
               </w:rPr>
-              <w:t>Retorna à lista de consultas sem salvar</w:t>
+              <w:t>Retorna à lista sem salvar</w:t>
             </w:r>
           </w:p>
         </w:tc>
@@ -4137,10 +4511,10 @@
         <w:pStyle w:val="ds-markdown-paragraph"/>
         <w:numPr>
           <w:ilvl w:val="0"/>
-          <w:numId w:val="142"/>
+          <w:numId w:val="147"/>
         </w:numPr>
         <w:shd w:val="clear" w:color="auto" w:fill="FFFFFF"/>
-        <w:spacing w:before="0" w:beforeAutospacing="0" w:after="0" w:afterAutospacing="0"/>
+        <w:spacing w:before="0" w:beforeAutospacing="0" w:after="60" w:afterAutospacing="0"/>
         <w:rPr>
           <w:rFonts w:ascii="Segoe UI" w:hAnsi="Segoe UI" w:cs="Segoe UI"/>
           <w:color w:val="404040"/>
@@ -4154,7 +4528,1251 @@
         <w:t>O sistema solicita confirmação:</w:t>
       </w:r>
     </w:p>
-    <w:p/>
+    <w:p>
+      <w:pPr>
+        <w:pStyle w:val="ds-markdown-paragraph"/>
+        <w:numPr>
+          <w:ilvl w:val="1"/>
+          <w:numId w:val="147"/>
+        </w:numPr>
+        <w:shd w:val="clear" w:color="auto" w:fill="FFFFFF"/>
+        <w:spacing w:before="0" w:beforeAutospacing="0" w:after="0" w:afterAutospacing="0"/>
+        <w:rPr>
+          <w:rFonts w:ascii="Segoe UI" w:hAnsi="Segoe UI" w:cs="Segoe UI"/>
+          <w:color w:val="404040"/>
+        </w:rPr>
+      </w:pPr>
+      <w:r>
+        <w:rPr>
+          <w:rStyle w:val="nfase"/>
+          <w:rFonts w:ascii="Segoe UI" w:eastAsiaTheme="majorEastAsia" w:hAnsi="Segoe UI" w:cs="Segoe UI"/>
+          <w:color w:val="404040"/>
+        </w:rPr>
+        <w:t>"Deseja cancelar esta consulta?"</w:t>
+      </w:r>
+    </w:p>
+    <w:p>
+      <w:pPr>
+        <w:pStyle w:val="ds-markdown-paragraph"/>
+        <w:numPr>
+          <w:ilvl w:val="0"/>
+          <w:numId w:val="147"/>
+        </w:numPr>
+        <w:shd w:val="clear" w:color="auto" w:fill="FFFFFF"/>
+        <w:spacing w:before="0" w:beforeAutospacing="0" w:after="60" w:afterAutospacing="0"/>
+        <w:rPr>
+          <w:rFonts w:ascii="Segoe UI" w:hAnsi="Segoe UI" w:cs="Segoe UI"/>
+          <w:color w:val="404040"/>
+        </w:rPr>
+      </w:pPr>
+      <w:r>
+        <w:rPr>
+          <w:rFonts w:ascii="Segoe UI" w:hAnsi="Segoe UI" w:cs="Segoe UI"/>
+          <w:color w:val="404040"/>
+        </w:rPr>
+        <w:t>Se confirmado:</w:t>
+      </w:r>
+    </w:p>
+    <w:p>
+      <w:pPr>
+        <w:pStyle w:val="ds-markdown-paragraph"/>
+        <w:numPr>
+          <w:ilvl w:val="1"/>
+          <w:numId w:val="147"/>
+        </w:numPr>
+        <w:shd w:val="clear" w:color="auto" w:fill="FFFFFF"/>
+        <w:spacing w:before="0" w:beforeAutospacing="0" w:after="0" w:afterAutospacing="0"/>
+        <w:rPr>
+          <w:rFonts w:ascii="Segoe UI" w:hAnsi="Segoe UI" w:cs="Segoe UI"/>
+          <w:color w:val="404040"/>
+        </w:rPr>
+      </w:pPr>
+      <w:r>
+        <w:rPr>
+          <w:rFonts w:ascii="Segoe UI" w:hAnsi="Segoe UI" w:cs="Segoe UI"/>
+          <w:color w:val="404040"/>
+        </w:rPr>
+        <w:t>Status alterado para </w:t>
+      </w:r>
+      <w:r>
+        <w:rPr>
+          <w:rStyle w:val="Forte"/>
+          <w:rFonts w:ascii="Segoe UI" w:eastAsiaTheme="majorEastAsia" w:hAnsi="Segoe UI" w:cs="Segoe UI"/>
+          <w:color w:val="404040"/>
+        </w:rPr>
+        <w:t>"Cancelada"</w:t>
+      </w:r>
+    </w:p>
+    <w:p>
+      <w:pPr>
+        <w:pStyle w:val="ds-markdown-paragraph"/>
+        <w:numPr>
+          <w:ilvl w:val="1"/>
+          <w:numId w:val="147"/>
+        </w:numPr>
+        <w:shd w:val="clear" w:color="auto" w:fill="FFFFFF"/>
+        <w:spacing w:before="0" w:beforeAutospacing="0" w:after="0" w:afterAutospacing="0"/>
+        <w:rPr>
+          <w:rFonts w:ascii="Segoe UI" w:hAnsi="Segoe UI" w:cs="Segoe UI"/>
+          <w:color w:val="404040"/>
+        </w:rPr>
+      </w:pPr>
+      <w:r>
+        <w:rPr>
+          <w:rFonts w:ascii="Segoe UI" w:hAnsi="Segoe UI" w:cs="Segoe UI"/>
+          <w:color w:val="404040"/>
+        </w:rPr>
+        <w:t xml:space="preserve">Paciente e clínica são </w:t>
+      </w:r>
+      <w:proofErr w:type="gramStart"/>
+      <w:r>
+        <w:rPr>
+          <w:rFonts w:ascii="Segoe UI" w:hAnsi="Segoe UI" w:cs="Segoe UI"/>
+          <w:color w:val="404040"/>
+        </w:rPr>
+        <w:t>notificados</w:t>
+      </w:r>
+      <w:proofErr w:type="gramEnd"/>
+    </w:p>
+    <w:p>
+      <w:pPr>
+        <w:pStyle w:val="Ttulo4"/>
+        <w:shd w:val="clear" w:color="auto" w:fill="FFFFFF"/>
+        <w:rPr>
+          <w:rFonts w:ascii="Segoe UI" w:hAnsi="Segoe UI" w:cs="Segoe UI"/>
+          <w:color w:val="404040"/>
+        </w:rPr>
+      </w:pPr>
+      <w:r>
+        <w:rPr>
+          <w:rStyle w:val="Forte"/>
+          <w:rFonts w:ascii="Segoe UI" w:hAnsi="Segoe UI" w:cs="Segoe UI"/>
+          <w:b w:val="0"/>
+          <w:bCs w:val="0"/>
+          <w:color w:val="404040"/>
+        </w:rPr>
+        <w:t>FA5: Validação de Prontuário Vazio</w:t>
+      </w:r>
+    </w:p>
+    <w:p>
+      <w:pPr>
+        <w:pStyle w:val="ds-markdown-paragraph"/>
+        <w:numPr>
+          <w:ilvl w:val="0"/>
+          <w:numId w:val="148"/>
+        </w:numPr>
+        <w:shd w:val="clear" w:color="auto" w:fill="FFFFFF"/>
+        <w:spacing w:before="0" w:beforeAutospacing="0" w:after="0" w:afterAutospacing="0"/>
+        <w:rPr>
+          <w:rFonts w:ascii="Segoe UI" w:hAnsi="Segoe UI" w:cs="Segoe UI"/>
+          <w:color w:val="404040"/>
+        </w:rPr>
+      </w:pPr>
+      <w:r>
+        <w:rPr>
+          <w:rStyle w:val="Forte"/>
+          <w:rFonts w:ascii="Segoe UI" w:eastAsiaTheme="majorEastAsia" w:hAnsi="Segoe UI" w:cs="Segoe UI"/>
+          <w:color w:val="404040"/>
+        </w:rPr>
+        <w:t>Condição:</w:t>
+      </w:r>
+      <w:r>
+        <w:rPr>
+          <w:rFonts w:ascii="Segoe UI" w:hAnsi="Segoe UI" w:cs="Segoe UI"/>
+          <w:color w:val="404040"/>
+        </w:rPr>
+        <w:t> Campo </w:t>
+      </w:r>
+      <w:r>
+        <w:rPr>
+          <w:rStyle w:val="nfase"/>
+          <w:rFonts w:ascii="Segoe UI" w:eastAsiaTheme="majorEastAsia" w:hAnsi="Segoe UI" w:cs="Segoe UI"/>
+          <w:color w:val="404040"/>
+        </w:rPr>
+        <w:t>Prontuário Atual</w:t>
+      </w:r>
+      <w:r>
+        <w:rPr>
+          <w:rFonts w:ascii="Segoe UI" w:hAnsi="Segoe UI" w:cs="Segoe UI"/>
+          <w:color w:val="404040"/>
+        </w:rPr>
+        <w:t> não preenchido ao tentar finalizar.</w:t>
+      </w:r>
+    </w:p>
+    <w:p>
+      <w:pPr>
+        <w:pStyle w:val="ds-markdown-paragraph"/>
+        <w:numPr>
+          <w:ilvl w:val="0"/>
+          <w:numId w:val="148"/>
+        </w:numPr>
+        <w:shd w:val="clear" w:color="auto" w:fill="FFFFFF"/>
+        <w:spacing w:before="0" w:beforeAutospacing="0" w:after="60" w:afterAutospacing="0"/>
+        <w:rPr>
+          <w:rFonts w:ascii="Segoe UI" w:hAnsi="Segoe UI" w:cs="Segoe UI"/>
+          <w:color w:val="404040"/>
+        </w:rPr>
+      </w:pPr>
+      <w:r>
+        <w:rPr>
+          <w:rStyle w:val="Forte"/>
+          <w:rFonts w:ascii="Segoe UI" w:eastAsiaTheme="majorEastAsia" w:hAnsi="Segoe UI" w:cs="Segoe UI"/>
+          <w:color w:val="404040"/>
+        </w:rPr>
+        <w:t>Ação:</w:t>
+      </w:r>
+    </w:p>
+    <w:p>
+      <w:pPr>
+        <w:pStyle w:val="ds-markdown-paragraph"/>
+        <w:numPr>
+          <w:ilvl w:val="1"/>
+          <w:numId w:val="148"/>
+        </w:numPr>
+        <w:shd w:val="clear" w:color="auto" w:fill="FFFFFF"/>
+        <w:spacing w:before="0" w:beforeAutospacing="0" w:after="0" w:afterAutospacing="0"/>
+        <w:rPr>
+          <w:rFonts w:ascii="Segoe UI" w:hAnsi="Segoe UI" w:cs="Segoe UI"/>
+          <w:color w:val="404040"/>
+        </w:rPr>
+      </w:pPr>
+      <w:r>
+        <w:rPr>
+          <w:rFonts w:ascii="Segoe UI" w:hAnsi="Segoe UI" w:cs="Segoe UI"/>
+          <w:color w:val="404040"/>
+        </w:rPr>
+        <w:t>Sistema destaca campo em vermelho com mensagem:</w:t>
+      </w:r>
+      <w:r>
+        <w:rPr>
+          <w:rFonts w:ascii="Segoe UI" w:hAnsi="Segoe UI" w:cs="Segoe UI"/>
+          <w:color w:val="404040"/>
+        </w:rPr>
+        <w:br/>
+      </w:r>
+      <w:r>
+        <w:rPr>
+          <w:rStyle w:val="nfase"/>
+          <w:rFonts w:ascii="Segoe UI" w:eastAsiaTheme="majorEastAsia" w:hAnsi="Segoe UI" w:cs="Segoe UI"/>
+          <w:color w:val="404040"/>
+        </w:rPr>
+        <w:t>"Descreva as observações da consulta para continuar."</w:t>
+      </w:r>
+    </w:p>
+    <w:p>
+      <w:pPr>
+        <w:pStyle w:val="ds-markdown-paragraph"/>
+        <w:numPr>
+          <w:ilvl w:val="0"/>
+          <w:numId w:val="148"/>
+        </w:numPr>
+        <w:shd w:val="clear" w:color="auto" w:fill="FFFFFF"/>
+        <w:spacing w:before="0" w:beforeAutospacing="0" w:after="60" w:afterAutospacing="0"/>
+        <w:rPr>
+          <w:rFonts w:ascii="Segoe UI" w:hAnsi="Segoe UI" w:cs="Segoe UI"/>
+          <w:color w:val="404040"/>
+        </w:rPr>
+      </w:pPr>
+      <w:r>
+        <w:rPr>
+          <w:rStyle w:val="Forte"/>
+          <w:rFonts w:ascii="Segoe UI" w:eastAsiaTheme="majorEastAsia" w:hAnsi="Segoe UI" w:cs="Segoe UI"/>
+          <w:color w:val="404040"/>
+        </w:rPr>
+        <w:lastRenderedPageBreak/>
+        <w:t>Resultado:</w:t>
+      </w:r>
+    </w:p>
+    <w:p>
+      <w:pPr>
+        <w:pStyle w:val="ds-markdown-paragraph"/>
+        <w:numPr>
+          <w:ilvl w:val="1"/>
+          <w:numId w:val="148"/>
+        </w:numPr>
+        <w:shd w:val="clear" w:color="auto" w:fill="FFFFFF"/>
+        <w:spacing w:before="0" w:beforeAutospacing="0" w:after="0" w:afterAutospacing="0"/>
+        <w:rPr>
+          <w:rFonts w:ascii="Segoe UI" w:hAnsi="Segoe UI" w:cs="Segoe UI"/>
+          <w:color w:val="404040"/>
+        </w:rPr>
+      </w:pPr>
+      <w:r>
+        <w:rPr>
+          <w:rFonts w:ascii="Segoe UI" w:hAnsi="Segoe UI" w:cs="Segoe UI"/>
+          <w:color w:val="404040"/>
+        </w:rPr>
+        <w:t>Bloqueia a finalização até o preenchimento.</w:t>
+      </w:r>
+    </w:p>
+    <w:p>
+      <w:pPr>
+        <w:pStyle w:val="Ttulo4"/>
+        <w:shd w:val="clear" w:color="auto" w:fill="FFFFFF"/>
+        <w:rPr>
+          <w:rFonts w:ascii="Segoe UI" w:hAnsi="Segoe UI" w:cs="Segoe UI"/>
+          <w:color w:val="404040"/>
+        </w:rPr>
+      </w:pPr>
+      <w:r>
+        <w:rPr>
+          <w:rStyle w:val="Forte"/>
+          <w:rFonts w:ascii="Segoe UI" w:hAnsi="Segoe UI" w:cs="Segoe UI"/>
+          <w:b w:val="0"/>
+          <w:bCs w:val="0"/>
+          <w:color w:val="404040"/>
+        </w:rPr>
+        <w:t>FA6: Tempo Mínimo de Atendimento</w:t>
+      </w:r>
+    </w:p>
+    <w:p>
+      <w:pPr>
+        <w:pStyle w:val="ds-markdown-paragraph"/>
+        <w:numPr>
+          <w:ilvl w:val="0"/>
+          <w:numId w:val="149"/>
+        </w:numPr>
+        <w:shd w:val="clear" w:color="auto" w:fill="FFFFFF"/>
+        <w:spacing w:before="0" w:beforeAutospacing="0" w:after="0" w:afterAutospacing="0"/>
+        <w:rPr>
+          <w:rFonts w:ascii="Segoe UI" w:hAnsi="Segoe UI" w:cs="Segoe UI"/>
+          <w:color w:val="404040"/>
+        </w:rPr>
+      </w:pPr>
+      <w:r>
+        <w:rPr>
+          <w:rStyle w:val="Forte"/>
+          <w:rFonts w:ascii="Segoe UI" w:eastAsiaTheme="majorEastAsia" w:hAnsi="Segoe UI" w:cs="Segoe UI"/>
+          <w:color w:val="404040"/>
+        </w:rPr>
+        <w:t>Condição:</w:t>
+      </w:r>
+      <w:r>
+        <w:rPr>
+          <w:rFonts w:ascii="Segoe UI" w:hAnsi="Segoe UI" w:cs="Segoe UI"/>
+          <w:color w:val="404040"/>
+        </w:rPr>
+        <w:t> Tentativa de finalizar em &lt;5 minutos.</w:t>
+      </w:r>
+    </w:p>
+    <w:p>
+      <w:pPr>
+        <w:pStyle w:val="ds-markdown-paragraph"/>
+        <w:numPr>
+          <w:ilvl w:val="0"/>
+          <w:numId w:val="149"/>
+        </w:numPr>
+        <w:shd w:val="clear" w:color="auto" w:fill="FFFFFF"/>
+        <w:spacing w:before="0" w:beforeAutospacing="0" w:after="60" w:afterAutospacing="0"/>
+        <w:rPr>
+          <w:rFonts w:ascii="Segoe UI" w:hAnsi="Segoe UI" w:cs="Segoe UI"/>
+          <w:color w:val="404040"/>
+        </w:rPr>
+      </w:pPr>
+      <w:r>
+        <w:rPr>
+          <w:rStyle w:val="Forte"/>
+          <w:rFonts w:ascii="Segoe UI" w:eastAsiaTheme="majorEastAsia" w:hAnsi="Segoe UI" w:cs="Segoe UI"/>
+          <w:color w:val="404040"/>
+        </w:rPr>
+        <w:t>Ação:</w:t>
+      </w:r>
+    </w:p>
+    <w:p>
+      <w:pPr>
+        <w:pStyle w:val="ds-markdown-paragraph"/>
+        <w:numPr>
+          <w:ilvl w:val="1"/>
+          <w:numId w:val="149"/>
+        </w:numPr>
+        <w:shd w:val="clear" w:color="auto" w:fill="FFFFFF"/>
+        <w:spacing w:before="0" w:beforeAutospacing="0" w:after="0" w:afterAutospacing="0"/>
+        <w:rPr>
+          <w:rFonts w:ascii="Segoe UI" w:hAnsi="Segoe UI" w:cs="Segoe UI"/>
+          <w:color w:val="404040"/>
+        </w:rPr>
+      </w:pPr>
+      <w:r>
+        <w:rPr>
+          <w:rFonts w:ascii="Segoe UI" w:hAnsi="Segoe UI" w:cs="Segoe UI"/>
+          <w:color w:val="404040"/>
+        </w:rPr>
+        <w:t>Sistema exige confirmação:</w:t>
+      </w:r>
+      <w:r>
+        <w:rPr>
+          <w:rFonts w:ascii="Segoe UI" w:hAnsi="Segoe UI" w:cs="Segoe UI"/>
+          <w:color w:val="404040"/>
+        </w:rPr>
+        <w:br/>
+      </w:r>
+      <w:r>
+        <w:rPr>
+          <w:rStyle w:val="nfase"/>
+          <w:rFonts w:ascii="Segoe UI" w:eastAsiaTheme="majorEastAsia" w:hAnsi="Segoe UI" w:cs="Segoe UI"/>
+          <w:color w:val="404040"/>
+        </w:rPr>
+        <w:t>"Tempo mínimo não atingido. Finalizar mesmo assim?"</w:t>
+      </w:r>
+    </w:p>
+    <w:p>
+      <w:pPr>
+        <w:pStyle w:val="ds-markdown-paragraph"/>
+        <w:numPr>
+          <w:ilvl w:val="0"/>
+          <w:numId w:val="149"/>
+        </w:numPr>
+        <w:shd w:val="clear" w:color="auto" w:fill="FFFFFF"/>
+        <w:spacing w:before="0" w:beforeAutospacing="0" w:after="60" w:afterAutospacing="0"/>
+        <w:rPr>
+          <w:rFonts w:ascii="Segoe UI" w:hAnsi="Segoe UI" w:cs="Segoe UI"/>
+          <w:color w:val="404040"/>
+        </w:rPr>
+      </w:pPr>
+      <w:r>
+        <w:rPr>
+          <w:rStyle w:val="Forte"/>
+          <w:rFonts w:ascii="Segoe UI" w:eastAsiaTheme="majorEastAsia" w:hAnsi="Segoe UI" w:cs="Segoe UI"/>
+          <w:color w:val="404040"/>
+        </w:rPr>
+        <w:t>Resultado:</w:t>
+      </w:r>
+    </w:p>
+    <w:p>
+      <w:pPr>
+        <w:pStyle w:val="ds-markdown-paragraph"/>
+        <w:numPr>
+          <w:ilvl w:val="1"/>
+          <w:numId w:val="149"/>
+        </w:numPr>
+        <w:shd w:val="clear" w:color="auto" w:fill="FFFFFF"/>
+        <w:spacing w:before="0" w:beforeAutospacing="0" w:after="0" w:afterAutospacing="0"/>
+        <w:rPr>
+          <w:rFonts w:ascii="Segoe UI" w:hAnsi="Segoe UI" w:cs="Segoe UI"/>
+          <w:color w:val="404040"/>
+        </w:rPr>
+      </w:pPr>
+      <w:r>
+        <w:rPr>
+          <w:rFonts w:ascii="Segoe UI" w:hAnsi="Segoe UI" w:cs="Segoe UI"/>
+          <w:color w:val="404040"/>
+        </w:rPr>
+        <w:t>Se confirmado, registra com observação </w:t>
+      </w:r>
+      <w:r>
+        <w:rPr>
+          <w:rStyle w:val="nfase"/>
+          <w:rFonts w:ascii="Segoe UI" w:eastAsiaTheme="majorEastAsia" w:hAnsi="Segoe UI" w:cs="Segoe UI"/>
+          <w:color w:val="404040"/>
+        </w:rPr>
+        <w:t>"Tempo insuficiente"</w:t>
+      </w:r>
+      <w:r>
+        <w:rPr>
+          <w:rFonts w:ascii="Segoe UI" w:hAnsi="Segoe UI" w:cs="Segoe UI"/>
+          <w:color w:val="404040"/>
+        </w:rPr>
+        <w:t>.</w:t>
+      </w:r>
+    </w:p>
+    <w:p>
+      <w:pPr>
+        <w:pStyle w:val="Ttulo4"/>
+        <w:shd w:val="clear" w:color="auto" w:fill="FFFFFF"/>
+        <w:rPr>
+          <w:rFonts w:ascii="Segoe UI" w:hAnsi="Segoe UI" w:cs="Segoe UI"/>
+          <w:color w:val="404040"/>
+        </w:rPr>
+      </w:pPr>
+      <w:r>
+        <w:rPr>
+          <w:rStyle w:val="Forte"/>
+          <w:rFonts w:ascii="Segoe UI" w:hAnsi="Segoe UI" w:cs="Segoe UI"/>
+          <w:b w:val="0"/>
+          <w:bCs w:val="0"/>
+          <w:color w:val="404040"/>
+        </w:rPr>
+        <w:t>FA7: Pagamento sem Autorização</w:t>
+      </w:r>
+    </w:p>
+    <w:p>
+      <w:pPr>
+        <w:pStyle w:val="ds-markdown-paragraph"/>
+        <w:numPr>
+          <w:ilvl w:val="0"/>
+          <w:numId w:val="150"/>
+        </w:numPr>
+        <w:shd w:val="clear" w:color="auto" w:fill="FFFFFF"/>
+        <w:spacing w:before="0" w:beforeAutospacing="0" w:after="0" w:afterAutospacing="0"/>
+        <w:rPr>
+          <w:rFonts w:ascii="Segoe UI" w:hAnsi="Segoe UI" w:cs="Segoe UI"/>
+          <w:color w:val="404040"/>
+        </w:rPr>
+      </w:pPr>
+      <w:r>
+        <w:rPr>
+          <w:rStyle w:val="Forte"/>
+          <w:rFonts w:ascii="Segoe UI" w:eastAsiaTheme="majorEastAsia" w:hAnsi="Segoe UI" w:cs="Segoe UI"/>
+          <w:color w:val="404040"/>
+        </w:rPr>
+        <w:t>Condição:</w:t>
+      </w:r>
+      <w:r>
+        <w:rPr>
+          <w:rFonts w:ascii="Segoe UI" w:hAnsi="Segoe UI" w:cs="Segoe UI"/>
+          <w:color w:val="404040"/>
+        </w:rPr>
+        <w:t> Nº de Autorização da maquineta não inserido ou inválido.</w:t>
+      </w:r>
+    </w:p>
+    <w:p>
+      <w:pPr>
+        <w:pStyle w:val="ds-markdown-paragraph"/>
+        <w:numPr>
+          <w:ilvl w:val="0"/>
+          <w:numId w:val="150"/>
+        </w:numPr>
+        <w:shd w:val="clear" w:color="auto" w:fill="FFFFFF"/>
+        <w:spacing w:before="0" w:beforeAutospacing="0" w:after="60" w:afterAutospacing="0"/>
+        <w:rPr>
+          <w:rFonts w:ascii="Segoe UI" w:hAnsi="Segoe UI" w:cs="Segoe UI"/>
+          <w:color w:val="404040"/>
+        </w:rPr>
+      </w:pPr>
+      <w:r>
+        <w:rPr>
+          <w:rStyle w:val="Forte"/>
+          <w:rFonts w:ascii="Segoe UI" w:eastAsiaTheme="majorEastAsia" w:hAnsi="Segoe UI" w:cs="Segoe UI"/>
+          <w:color w:val="404040"/>
+        </w:rPr>
+        <w:t>Ação:</w:t>
+      </w:r>
+    </w:p>
+    <w:p>
+      <w:pPr>
+        <w:pStyle w:val="ds-markdown-paragraph"/>
+        <w:numPr>
+          <w:ilvl w:val="1"/>
+          <w:numId w:val="150"/>
+        </w:numPr>
+        <w:shd w:val="clear" w:color="auto" w:fill="FFFFFF"/>
+        <w:spacing w:before="0" w:beforeAutospacing="0" w:after="0" w:afterAutospacing="0"/>
+        <w:rPr>
+          <w:rFonts w:ascii="Segoe UI" w:hAnsi="Segoe UI" w:cs="Segoe UI"/>
+          <w:color w:val="404040"/>
+        </w:rPr>
+      </w:pPr>
+      <w:r>
+        <w:rPr>
+          <w:rFonts w:ascii="Segoe UI" w:hAnsi="Segoe UI" w:cs="Segoe UI"/>
+          <w:color w:val="404040"/>
+        </w:rPr>
+        <w:t>Sistema bloqueia pagamento com mensagem:</w:t>
+      </w:r>
+      <w:r>
+        <w:rPr>
+          <w:rFonts w:ascii="Segoe UI" w:hAnsi="Segoe UI" w:cs="Segoe UI"/>
+          <w:color w:val="404040"/>
+        </w:rPr>
+        <w:br/>
+      </w:r>
+      <w:r>
+        <w:rPr>
+          <w:rStyle w:val="nfase"/>
+          <w:rFonts w:ascii="Segoe UI" w:eastAsiaTheme="majorEastAsia" w:hAnsi="Segoe UI" w:cs="Segoe UI"/>
+          <w:color w:val="404040"/>
+        </w:rPr>
+        <w:t>"Informe o número de autorização (6 dígitos)."</w:t>
+      </w:r>
+    </w:p>
+    <w:p>
+      <w:pPr>
+        <w:pStyle w:val="ds-markdown-paragraph"/>
+        <w:numPr>
+          <w:ilvl w:val="0"/>
+          <w:numId w:val="150"/>
+        </w:numPr>
+        <w:shd w:val="clear" w:color="auto" w:fill="FFFFFF"/>
+        <w:spacing w:before="0" w:beforeAutospacing="0" w:after="60" w:afterAutospacing="0"/>
+        <w:rPr>
+          <w:rFonts w:ascii="Segoe UI" w:hAnsi="Segoe UI" w:cs="Segoe UI"/>
+          <w:color w:val="404040"/>
+        </w:rPr>
+      </w:pPr>
+      <w:r>
+        <w:rPr>
+          <w:rStyle w:val="Forte"/>
+          <w:rFonts w:ascii="Segoe UI" w:eastAsiaTheme="majorEastAsia" w:hAnsi="Segoe UI" w:cs="Segoe UI"/>
+          <w:color w:val="404040"/>
+        </w:rPr>
+        <w:t>Resultado:</w:t>
+      </w:r>
+    </w:p>
+    <w:p>
+      <w:pPr>
+        <w:pStyle w:val="ds-markdown-paragraph"/>
+        <w:numPr>
+          <w:ilvl w:val="1"/>
+          <w:numId w:val="150"/>
+        </w:numPr>
+        <w:shd w:val="clear" w:color="auto" w:fill="FFFFFF"/>
+        <w:spacing w:before="0" w:beforeAutospacing="0" w:after="0" w:afterAutospacing="0"/>
+        <w:rPr>
+          <w:rFonts w:ascii="Segoe UI" w:hAnsi="Segoe UI" w:cs="Segoe UI"/>
+          <w:color w:val="404040"/>
+        </w:rPr>
+      </w:pPr>
+      <w:r>
+        <w:rPr>
+          <w:rFonts w:ascii="Segoe UI" w:hAnsi="Segoe UI" w:cs="Segoe UI"/>
+          <w:color w:val="404040"/>
+        </w:rPr>
+        <w:t>Processo interrompido até a correção.</w:t>
+      </w:r>
+    </w:p>
+    <w:p>
+      <w:pPr>
+        <w:spacing w:before="480" w:after="480"/>
+        <w:rPr>
+          <w:rFonts w:ascii="Segoe UI" w:hAnsi="Segoe UI" w:cs="Segoe UI"/>
+        </w:rPr>
+      </w:pPr>
+      <w:r>
+        <w:rPr>
+          <w:noProof/>
+        </w:rPr>
+        <w:pict w14:anchorId="1145CB4A">
+          <v:rect id="_x0000_i1026" alt="" style="width:425.2pt;height:.05pt;mso-width-percent:0;mso-height-percent:0;mso-width-percent:0;mso-height-percent:0" o:hralign="center" o:hrstd="t" o:hrnoshade="t" o:hr="t" fillcolor="#404040" stroked="f"/>
+        </w:pict>
+      </w:r>
+    </w:p>
+    <w:p>
+      <w:pPr>
+        <w:pStyle w:val="Ttulo3"/>
+        <w:shd w:val="clear" w:color="auto" w:fill="FFFFFF"/>
+        <w:rPr>
+          <w:rFonts w:ascii="Segoe UI" w:hAnsi="Segoe UI" w:cs="Segoe UI"/>
+          <w:color w:val="404040"/>
+        </w:rPr>
+      </w:pPr>
+      <w:bookmarkStart w:id="8" w:name="_Toc204166062"/>
+      <w:r>
+        <w:rPr>
+          <w:rStyle w:val="Forte"/>
+          <w:rFonts w:ascii="Segoe UI" w:hAnsi="Segoe UI" w:cs="Segoe UI"/>
+          <w:b w:val="0"/>
+          <w:bCs w:val="0"/>
+          <w:color w:val="404040"/>
+        </w:rPr>
+        <w:t>6. Pós-condições</w:t>
+      </w:r>
+      <w:bookmarkEnd w:id="8"/>
+    </w:p>
+    <w:p>
+      <w:pPr>
+        <w:pStyle w:val="ds-markdown-paragraph"/>
+        <w:numPr>
+          <w:ilvl w:val="0"/>
+          <w:numId w:val="151"/>
+        </w:numPr>
+        <w:shd w:val="clear" w:color="auto" w:fill="FFFFFF"/>
+        <w:spacing w:before="0" w:beforeAutospacing="0" w:after="0" w:afterAutospacing="0"/>
+        <w:rPr>
+          <w:rFonts w:ascii="Segoe UI" w:hAnsi="Segoe UI" w:cs="Segoe UI"/>
+          <w:color w:val="404040"/>
+        </w:rPr>
+      </w:pPr>
+      <w:r>
+        <w:rPr>
+          <w:rFonts w:ascii="Segoe UI" w:hAnsi="Segoe UI" w:cs="Segoe UI"/>
+          <w:color w:val="404040"/>
+        </w:rPr>
+        <w:t>Pagamentos são registrados com </w:t>
+      </w:r>
+      <w:r>
+        <w:rPr>
+          <w:rStyle w:val="Forte"/>
+          <w:rFonts w:ascii="Segoe UI" w:eastAsiaTheme="majorEastAsia" w:hAnsi="Segoe UI" w:cs="Segoe UI"/>
+          <w:color w:val="404040"/>
+        </w:rPr>
+        <w:t>comprovante</w:t>
+      </w:r>
+      <w:r>
+        <w:rPr>
+          <w:rFonts w:ascii="Segoe UI" w:hAnsi="Segoe UI" w:cs="Segoe UI"/>
+          <w:color w:val="404040"/>
+        </w:rPr>
+        <w:t>.</w:t>
+      </w:r>
+    </w:p>
+    <w:p>
+      <w:pPr>
+        <w:pStyle w:val="ds-markdown-paragraph"/>
+        <w:numPr>
+          <w:ilvl w:val="0"/>
+          <w:numId w:val="151"/>
+        </w:numPr>
+        <w:shd w:val="clear" w:color="auto" w:fill="FFFFFF"/>
+        <w:spacing w:before="0" w:beforeAutospacing="0" w:after="0" w:afterAutospacing="0"/>
+        <w:rPr>
+          <w:rFonts w:ascii="Segoe UI" w:hAnsi="Segoe UI" w:cs="Segoe UI"/>
+          <w:color w:val="404040"/>
+        </w:rPr>
+      </w:pPr>
+      <w:r>
+        <w:rPr>
+          <w:rFonts w:ascii="Segoe UI" w:hAnsi="Segoe UI" w:cs="Segoe UI"/>
+          <w:color w:val="404040"/>
+        </w:rPr>
+        <w:t>Atendimentos geram </w:t>
+      </w:r>
+      <w:r>
+        <w:rPr>
+          <w:rStyle w:val="Forte"/>
+          <w:rFonts w:ascii="Segoe UI" w:eastAsiaTheme="majorEastAsia" w:hAnsi="Segoe UI" w:cs="Segoe UI"/>
+          <w:color w:val="404040"/>
+        </w:rPr>
+        <w:t>prontuários auditáveis</w:t>
+      </w:r>
+      <w:r>
+        <w:rPr>
+          <w:rFonts w:ascii="Segoe UI" w:hAnsi="Segoe UI" w:cs="Segoe UI"/>
+          <w:color w:val="404040"/>
+        </w:rPr>
+        <w:t>.</w:t>
+      </w:r>
+    </w:p>
+    <w:p>
+      <w:pPr>
+        <w:pStyle w:val="ds-markdown-paragraph"/>
+        <w:numPr>
+          <w:ilvl w:val="0"/>
+          <w:numId w:val="151"/>
+        </w:numPr>
+        <w:shd w:val="clear" w:color="auto" w:fill="FFFFFF"/>
+        <w:spacing w:before="0" w:beforeAutospacing="0" w:after="0" w:afterAutospacing="0"/>
+        <w:rPr>
+          <w:rFonts w:ascii="Segoe UI" w:hAnsi="Segoe UI" w:cs="Segoe UI"/>
+          <w:color w:val="404040"/>
+        </w:rPr>
+      </w:pPr>
+      <w:r>
+        <w:rPr>
+          <w:rFonts w:ascii="Segoe UI" w:hAnsi="Segoe UI" w:cs="Segoe UI"/>
+          <w:color w:val="404040"/>
+        </w:rPr>
+        <w:t>Avaliações atualizam o </w:t>
+      </w:r>
+      <w:r>
+        <w:rPr>
+          <w:rStyle w:val="Forte"/>
+          <w:rFonts w:ascii="Segoe UI" w:eastAsiaTheme="majorEastAsia" w:hAnsi="Segoe UI" w:cs="Segoe UI"/>
+          <w:color w:val="404040"/>
+        </w:rPr>
+        <w:t>perfil do paciente</w:t>
+      </w:r>
+      <w:r>
+        <w:rPr>
+          <w:rFonts w:ascii="Segoe UI" w:hAnsi="Segoe UI" w:cs="Segoe UI"/>
+          <w:color w:val="404040"/>
+        </w:rPr>
+        <w:t>.</w:t>
+      </w:r>
+    </w:p>
+    <w:p>
+      <w:pPr>
+        <w:spacing w:before="480" w:after="480"/>
+        <w:rPr>
+          <w:rFonts w:ascii="Segoe UI" w:hAnsi="Segoe UI" w:cs="Segoe UI"/>
+        </w:rPr>
+      </w:pPr>
+      <w:r>
+        <w:rPr>
+          <w:noProof/>
+        </w:rPr>
+        <w:pict w14:anchorId="3D94823E">
+          <v:rect id="_x0000_i1025" alt="" style="width:425.2pt;height:.05pt;mso-width-percent:0;mso-height-percent:0;mso-width-percent:0;mso-height-percent:0" o:hralign="center" o:hrstd="t" o:hrnoshade="t" o:hr="t" fillcolor="#404040" stroked="f"/>
+        </w:pict>
+      </w:r>
+    </w:p>
+    <w:p>
+      <w:pPr>
+        <w:pStyle w:val="Ttulo3"/>
+        <w:shd w:val="clear" w:color="auto" w:fill="FFFFFF"/>
+        <w:rPr>
+          <w:rFonts w:ascii="Segoe UI" w:hAnsi="Segoe UI" w:cs="Segoe UI"/>
+          <w:color w:val="404040"/>
+        </w:rPr>
+      </w:pPr>
+      <w:bookmarkStart w:id="9" w:name="_Toc204166063"/>
+      <w:r>
+        <w:rPr>
+          <w:rStyle w:val="Forte"/>
+          <w:rFonts w:ascii="Segoe UI" w:hAnsi="Segoe UI" w:cs="Segoe UI"/>
+          <w:b w:val="0"/>
+          <w:bCs w:val="0"/>
+          <w:color w:val="404040"/>
+        </w:rPr>
+        <w:t>7. Regras de Negócio</w:t>
+      </w:r>
+      <w:bookmarkEnd w:id="9"/>
+    </w:p>
+    <w:tbl>
+      <w:tblPr>
+        <w:tblW w:w="0" w:type="auto"/>
+        <w:tblCellMar>
+          <w:top w:w="15" w:type="dxa"/>
+          <w:left w:w="15" w:type="dxa"/>
+          <w:bottom w:w="15" w:type="dxa"/>
+          <w:right w:w="15" w:type="dxa"/>
+        </w:tblCellMar>
+        <w:tblLook w:val="04A0" w:firstRow="1" w:lastRow="0" w:firstColumn="1" w:lastColumn="0" w:noHBand="0" w:noVBand="1"/>
+      </w:tblPr>
+      <w:tblGrid>
+        <w:gridCol w:w="698"/>
+        <w:gridCol w:w="6088"/>
+      </w:tblGrid>
+      <w:tr>
+        <w:trPr>
+          <w:tblHeader/>
+        </w:trPr>
+        <w:tc>
+          <w:tcPr>
+            <w:tcW w:w="0" w:type="auto"/>
+            <w:tcBorders>
+              <w:top w:val="nil"/>
+            </w:tcBorders>
+            <w:tcMar>
+              <w:top w:w="150" w:type="dxa"/>
+              <w:left w:w="0" w:type="dxa"/>
+              <w:bottom w:w="150" w:type="dxa"/>
+              <w:right w:w="150" w:type="dxa"/>
+            </w:tcMar>
+            <w:vAlign w:val="center"/>
+            <w:hideMark/>
+          </w:tcPr>
+          <w:p>
+            <w:pPr>
+              <w:rPr>
+                <w:rFonts w:ascii="Times New Roman" w:hAnsi="Times New Roman" w:cs="Times New Roman"/>
+                <w:b/>
+                <w:bCs/>
+                <w:sz w:val="23"/>
+                <w:szCs w:val="23"/>
+              </w:rPr>
+            </w:pPr>
+            <w:r>
+              <w:rPr>
+                <w:rStyle w:val="Forte"/>
+                <w:sz w:val="23"/>
+                <w:szCs w:val="23"/>
+              </w:rPr>
+              <w:t>ID</w:t>
+            </w:r>
+          </w:p>
+        </w:tc>
+        <w:tc>
+          <w:tcPr>
+            <w:tcW w:w="0" w:type="auto"/>
+            <w:tcBorders>
+              <w:top w:val="nil"/>
+            </w:tcBorders>
+            <w:tcMar>
+              <w:top w:w="150" w:type="dxa"/>
+              <w:left w:w="150" w:type="dxa"/>
+              <w:bottom w:w="150" w:type="dxa"/>
+              <w:right w:w="150" w:type="dxa"/>
+            </w:tcMar>
+            <w:vAlign w:val="center"/>
+            <w:hideMark/>
+          </w:tcPr>
+          <w:p>
+            <w:pPr>
+              <w:rPr>
+                <w:b/>
+                <w:bCs/>
+                <w:sz w:val="23"/>
+                <w:szCs w:val="23"/>
+              </w:rPr>
+            </w:pPr>
+            <w:r>
+              <w:rPr>
+                <w:rStyle w:val="Forte"/>
+                <w:sz w:val="23"/>
+                <w:szCs w:val="23"/>
+              </w:rPr>
+              <w:t>Regra</w:t>
+            </w:r>
+          </w:p>
+        </w:tc>
+      </w:tr>
+      <w:tr>
+        <w:tc>
+          <w:tcPr>
+            <w:tcW w:w="0" w:type="auto"/>
+            <w:tcMar>
+              <w:top w:w="150" w:type="dxa"/>
+              <w:left w:w="0" w:type="dxa"/>
+              <w:bottom w:w="150" w:type="dxa"/>
+              <w:right w:w="150" w:type="dxa"/>
+            </w:tcMar>
+            <w:vAlign w:val="center"/>
+            <w:hideMark/>
+          </w:tcPr>
+          <w:p>
+            <w:pPr>
+              <w:rPr>
+                <w:sz w:val="23"/>
+                <w:szCs w:val="23"/>
+              </w:rPr>
+            </w:pPr>
+            <w:r>
+              <w:rPr>
+                <w:sz w:val="23"/>
+                <w:szCs w:val="23"/>
+              </w:rPr>
+              <w:t>RN01</w:t>
+            </w:r>
+          </w:p>
+        </w:tc>
+        <w:tc>
+          <w:tcPr>
+            <w:tcW w:w="0" w:type="auto"/>
+            <w:tcMar>
+              <w:top w:w="150" w:type="dxa"/>
+              <w:left w:w="150" w:type="dxa"/>
+              <w:bottom w:w="150" w:type="dxa"/>
+              <w:right w:w="150" w:type="dxa"/>
+            </w:tcMar>
+            <w:vAlign w:val="center"/>
+            <w:hideMark/>
+          </w:tcPr>
+          <w:p>
+            <w:pPr>
+              <w:rPr>
+                <w:sz w:val="23"/>
+                <w:szCs w:val="23"/>
+              </w:rPr>
+            </w:pPr>
+            <w:r>
+              <w:rPr>
+                <w:sz w:val="23"/>
+                <w:szCs w:val="23"/>
+              </w:rPr>
+              <w:t>Prontuário Atual é </w:t>
+            </w:r>
+            <w:r>
+              <w:rPr>
+                <w:rStyle w:val="Forte"/>
+                <w:sz w:val="23"/>
+                <w:szCs w:val="23"/>
+              </w:rPr>
+              <w:t>obrigatório</w:t>
+            </w:r>
+            <w:r>
+              <w:rPr>
+                <w:sz w:val="23"/>
+                <w:szCs w:val="23"/>
+              </w:rPr>
+              <w:t> (FA5).</w:t>
+            </w:r>
+          </w:p>
+        </w:tc>
+      </w:tr>
+      <w:tr>
+        <w:tc>
+          <w:tcPr>
+            <w:tcW w:w="0" w:type="auto"/>
+            <w:tcMar>
+              <w:top w:w="150" w:type="dxa"/>
+              <w:left w:w="0" w:type="dxa"/>
+              <w:bottom w:w="150" w:type="dxa"/>
+              <w:right w:w="150" w:type="dxa"/>
+            </w:tcMar>
+            <w:vAlign w:val="center"/>
+            <w:hideMark/>
+          </w:tcPr>
+          <w:p>
+            <w:pPr>
+              <w:rPr>
+                <w:sz w:val="23"/>
+                <w:szCs w:val="23"/>
+              </w:rPr>
+            </w:pPr>
+            <w:r>
+              <w:rPr>
+                <w:sz w:val="23"/>
+                <w:szCs w:val="23"/>
+              </w:rPr>
+              <w:t>RN02</w:t>
+            </w:r>
+          </w:p>
+        </w:tc>
+        <w:tc>
+          <w:tcPr>
+            <w:tcW w:w="0" w:type="auto"/>
+            <w:tcMar>
+              <w:top w:w="150" w:type="dxa"/>
+              <w:left w:w="150" w:type="dxa"/>
+              <w:bottom w:w="150" w:type="dxa"/>
+              <w:right w:w="150" w:type="dxa"/>
+            </w:tcMar>
+            <w:vAlign w:val="center"/>
+            <w:hideMark/>
+          </w:tcPr>
+          <w:p>
+            <w:pPr>
+              <w:rPr>
+                <w:sz w:val="23"/>
+                <w:szCs w:val="23"/>
+              </w:rPr>
+            </w:pPr>
+            <w:r>
+              <w:rPr>
+                <w:sz w:val="23"/>
+                <w:szCs w:val="23"/>
+              </w:rPr>
+              <w:t>Nº de Autorização deve ter </w:t>
+            </w:r>
+            <w:r>
+              <w:rPr>
+                <w:rStyle w:val="Forte"/>
+                <w:sz w:val="23"/>
+                <w:szCs w:val="23"/>
+              </w:rPr>
+              <w:t>6 dígitos</w:t>
+            </w:r>
+            <w:r>
+              <w:rPr>
+                <w:sz w:val="23"/>
+                <w:szCs w:val="23"/>
+              </w:rPr>
+              <w:t> (FA7).</w:t>
+            </w:r>
+          </w:p>
+        </w:tc>
+      </w:tr>
+      <w:tr>
+        <w:tc>
+          <w:tcPr>
+            <w:tcW w:w="0" w:type="auto"/>
+            <w:tcMar>
+              <w:top w:w="150" w:type="dxa"/>
+              <w:left w:w="0" w:type="dxa"/>
+              <w:bottom w:w="150" w:type="dxa"/>
+              <w:right w:w="150" w:type="dxa"/>
+            </w:tcMar>
+            <w:vAlign w:val="center"/>
+            <w:hideMark/>
+          </w:tcPr>
+          <w:p>
+            <w:pPr>
+              <w:rPr>
+                <w:sz w:val="23"/>
+                <w:szCs w:val="23"/>
+              </w:rPr>
+            </w:pPr>
+            <w:r>
+              <w:rPr>
+                <w:sz w:val="23"/>
+                <w:szCs w:val="23"/>
+              </w:rPr>
+              <w:t>RN03</w:t>
+            </w:r>
+          </w:p>
+        </w:tc>
+        <w:tc>
+          <w:tcPr>
+            <w:tcW w:w="0" w:type="auto"/>
+            <w:tcMar>
+              <w:top w:w="150" w:type="dxa"/>
+              <w:left w:w="150" w:type="dxa"/>
+              <w:bottom w:w="150" w:type="dxa"/>
+              <w:right w:w="150" w:type="dxa"/>
+            </w:tcMar>
+            <w:vAlign w:val="center"/>
+            <w:hideMark/>
+          </w:tcPr>
+          <w:p>
+            <w:pPr>
+              <w:rPr>
+                <w:sz w:val="23"/>
+                <w:szCs w:val="23"/>
+              </w:rPr>
+            </w:pPr>
+            <w:r>
+              <w:rPr>
+                <w:sz w:val="23"/>
+                <w:szCs w:val="23"/>
+              </w:rPr>
+              <w:t>Tempo mínimo de atendimento: </w:t>
+            </w:r>
+            <w:r>
+              <w:rPr>
+                <w:rStyle w:val="Forte"/>
+                <w:sz w:val="23"/>
+                <w:szCs w:val="23"/>
+              </w:rPr>
+              <w:t>5 minutos</w:t>
+            </w:r>
+            <w:r>
+              <w:rPr>
+                <w:sz w:val="23"/>
+                <w:szCs w:val="23"/>
+              </w:rPr>
+              <w:t> (FA6).</w:t>
+            </w:r>
+          </w:p>
+        </w:tc>
+      </w:tr>
+      <w:tr>
+        <w:tc>
+          <w:tcPr>
+            <w:tcW w:w="0" w:type="auto"/>
+            <w:tcMar>
+              <w:top w:w="150" w:type="dxa"/>
+              <w:left w:w="0" w:type="dxa"/>
+              <w:bottom w:w="150" w:type="dxa"/>
+              <w:right w:w="150" w:type="dxa"/>
+            </w:tcMar>
+            <w:vAlign w:val="center"/>
+            <w:hideMark/>
+          </w:tcPr>
+          <w:p>
+            <w:pPr>
+              <w:rPr>
+                <w:sz w:val="23"/>
+                <w:szCs w:val="23"/>
+              </w:rPr>
+            </w:pPr>
+            <w:r>
+              <w:rPr>
+                <w:sz w:val="23"/>
+                <w:szCs w:val="23"/>
+              </w:rPr>
+              <w:lastRenderedPageBreak/>
+              <w:t>RN04</w:t>
+            </w:r>
+          </w:p>
+        </w:tc>
+        <w:tc>
+          <w:tcPr>
+            <w:tcW w:w="0" w:type="auto"/>
+            <w:tcMar>
+              <w:top w:w="150" w:type="dxa"/>
+              <w:left w:w="150" w:type="dxa"/>
+              <w:bottom w:w="150" w:type="dxa"/>
+              <w:right w:w="150" w:type="dxa"/>
+            </w:tcMar>
+            <w:vAlign w:val="center"/>
+            <w:hideMark/>
+          </w:tcPr>
+          <w:p>
+            <w:pPr>
+              <w:rPr>
+                <w:sz w:val="23"/>
+                <w:szCs w:val="23"/>
+              </w:rPr>
+            </w:pPr>
+            <w:r>
+              <w:rPr>
+                <w:sz w:val="23"/>
+                <w:szCs w:val="23"/>
+              </w:rPr>
+              <w:t>Avaliações exigem </w:t>
+            </w:r>
+            <w:r>
+              <w:rPr>
+                <w:rStyle w:val="Forte"/>
+                <w:sz w:val="23"/>
+                <w:szCs w:val="23"/>
+              </w:rPr>
+              <w:t>notas de 1 a 5</w:t>
+            </w:r>
+            <w:r>
+              <w:rPr>
+                <w:sz w:val="23"/>
+                <w:szCs w:val="23"/>
+              </w:rPr>
+              <w:t> (FA3).</w:t>
+            </w:r>
+          </w:p>
+        </w:tc>
+      </w:tr>
+      <w:tr>
+        <w:tc>
+          <w:tcPr>
+            <w:tcW w:w="0" w:type="auto"/>
+            <w:tcMar>
+              <w:top w:w="150" w:type="dxa"/>
+              <w:left w:w="0" w:type="dxa"/>
+              <w:bottom w:w="150" w:type="dxa"/>
+              <w:right w:w="150" w:type="dxa"/>
+            </w:tcMar>
+            <w:vAlign w:val="center"/>
+            <w:hideMark/>
+          </w:tcPr>
+          <w:p>
+            <w:pPr>
+              <w:rPr>
+                <w:sz w:val="23"/>
+                <w:szCs w:val="23"/>
+              </w:rPr>
+            </w:pPr>
+            <w:r>
+              <w:rPr>
+                <w:sz w:val="23"/>
+                <w:szCs w:val="23"/>
+              </w:rPr>
+              <w:t>RN05</w:t>
+            </w:r>
+          </w:p>
+        </w:tc>
+        <w:tc>
+          <w:tcPr>
+            <w:tcW w:w="0" w:type="auto"/>
+            <w:tcMar>
+              <w:top w:w="150" w:type="dxa"/>
+              <w:left w:w="150" w:type="dxa"/>
+              <w:bottom w:w="150" w:type="dxa"/>
+              <w:right w:w="150" w:type="dxa"/>
+            </w:tcMar>
+            <w:vAlign w:val="center"/>
+            <w:hideMark/>
+          </w:tcPr>
+          <w:p>
+            <w:pPr>
+              <w:rPr>
+                <w:sz w:val="23"/>
+                <w:szCs w:val="23"/>
+              </w:rPr>
+            </w:pPr>
+            <w:r>
+              <w:rPr>
+                <w:sz w:val="23"/>
+                <w:szCs w:val="23"/>
+              </w:rPr>
+              <w:t>Consultas </w:t>
+            </w:r>
+            <w:r>
+              <w:rPr>
+                <w:rStyle w:val="Forte"/>
+                <w:sz w:val="23"/>
+                <w:szCs w:val="23"/>
+              </w:rPr>
+              <w:t>"Em Atendimento"</w:t>
+            </w:r>
+            <w:r>
+              <w:rPr>
+                <w:sz w:val="23"/>
+                <w:szCs w:val="23"/>
+              </w:rPr>
+              <w:t> não podem ser canceladas.</w:t>
+            </w:r>
+          </w:p>
+        </w:tc>
+      </w:tr>
+    </w:tbl>
     <w:p/>
     <w:p>
       <w:r>
@@ -5530,6 +7148,119 @@
     </w:lvl>
   </w:abstractNum>
   <w:abstractNum w:abstractNumId="8" w15:restartNumberingAfterBreak="0">
+    <w:nsid w:val="0BDE7E45"/>
+    <w:multiLevelType w:val="multilevel"/>
+    <w:tmpl w:val="E53820C2"/>
+    <w:lvl w:ilvl="0">
+      <w:start w:val="1"/>
+      <w:numFmt w:val="decimal"/>
+      <w:lvlText w:val="%1."/>
+      <w:lvlJc w:val="left"/>
+      <w:pPr>
+        <w:tabs>
+          <w:tab w:val="num" w:pos="720"/>
+        </w:tabs>
+        <w:ind w:left="720" w:hanging="360"/>
+      </w:pPr>
+    </w:lvl>
+    <w:lvl w:ilvl="1" w:tentative="1">
+      <w:start w:val="1"/>
+      <w:numFmt w:val="decimal"/>
+      <w:lvlText w:val="%2."/>
+      <w:lvlJc w:val="left"/>
+      <w:pPr>
+        <w:tabs>
+          <w:tab w:val="num" w:pos="1440"/>
+        </w:tabs>
+        <w:ind w:left="1440" w:hanging="360"/>
+      </w:pPr>
+    </w:lvl>
+    <w:lvl w:ilvl="2" w:tentative="1">
+      <w:start w:val="1"/>
+      <w:numFmt w:val="decimal"/>
+      <w:lvlText w:val="%3."/>
+      <w:lvlJc w:val="left"/>
+      <w:pPr>
+        <w:tabs>
+          <w:tab w:val="num" w:pos="2160"/>
+        </w:tabs>
+        <w:ind w:left="2160" w:hanging="360"/>
+      </w:pPr>
+    </w:lvl>
+    <w:lvl w:ilvl="3" w:tentative="1">
+      <w:start w:val="1"/>
+      <w:numFmt w:val="decimal"/>
+      <w:lvlText w:val="%4."/>
+      <w:lvlJc w:val="left"/>
+      <w:pPr>
+        <w:tabs>
+          <w:tab w:val="num" w:pos="2880"/>
+        </w:tabs>
+        <w:ind w:left="2880" w:hanging="360"/>
+      </w:pPr>
+    </w:lvl>
+    <w:lvl w:ilvl="4" w:tentative="1">
+      <w:start w:val="1"/>
+      <w:numFmt w:val="decimal"/>
+      <w:lvlText w:val="%5."/>
+      <w:lvlJc w:val="left"/>
+      <w:pPr>
+        <w:tabs>
+          <w:tab w:val="num" w:pos="3600"/>
+        </w:tabs>
+        <w:ind w:left="3600" w:hanging="360"/>
+      </w:pPr>
+    </w:lvl>
+    <w:lvl w:ilvl="5" w:tentative="1">
+      <w:start w:val="1"/>
+      <w:numFmt w:val="decimal"/>
+      <w:lvlText w:val="%6."/>
+      <w:lvlJc w:val="left"/>
+      <w:pPr>
+        <w:tabs>
+          <w:tab w:val="num" w:pos="4320"/>
+        </w:tabs>
+        <w:ind w:left="4320" w:hanging="360"/>
+      </w:pPr>
+    </w:lvl>
+    <w:lvl w:ilvl="6" w:tentative="1">
+      <w:start w:val="1"/>
+      <w:numFmt w:val="decimal"/>
+      <w:lvlText w:val="%7."/>
+      <w:lvlJc w:val="left"/>
+      <w:pPr>
+        <w:tabs>
+          <w:tab w:val="num" w:pos="5040"/>
+        </w:tabs>
+        <w:ind w:left="5040" w:hanging="360"/>
+      </w:pPr>
+    </w:lvl>
+    <w:lvl w:ilvl="7" w:tentative="1">
+      <w:start w:val="1"/>
+      <w:numFmt w:val="decimal"/>
+      <w:lvlText w:val="%8."/>
+      <w:lvlJc w:val="left"/>
+      <w:pPr>
+        <w:tabs>
+          <w:tab w:val="num" w:pos="5760"/>
+        </w:tabs>
+        <w:ind w:left="5760" w:hanging="360"/>
+      </w:pPr>
+    </w:lvl>
+    <w:lvl w:ilvl="8" w:tentative="1">
+      <w:start w:val="1"/>
+      <w:numFmt w:val="decimal"/>
+      <w:lvlText w:val="%9."/>
+      <w:lvlJc w:val="left"/>
+      <w:pPr>
+        <w:tabs>
+          <w:tab w:val="num" w:pos="6480"/>
+        </w:tabs>
+        <w:ind w:left="6480" w:hanging="360"/>
+      </w:pPr>
+    </w:lvl>
+  </w:abstractNum>
+  <w:abstractNum w:abstractNumId="9" w15:restartNumberingAfterBreak="0">
     <w:nsid w:val="0C1D63EF"/>
     <w:multiLevelType w:val="multilevel"/>
     <w:tmpl w:val="09F66194"/>
@@ -5678,7 +7409,7 @@
       </w:rPr>
     </w:lvl>
   </w:abstractNum>
-  <w:abstractNum w:abstractNumId="9" w15:restartNumberingAfterBreak="0">
+  <w:abstractNum w:abstractNumId="10" w15:restartNumberingAfterBreak="0">
     <w:nsid w:val="0CAA1990"/>
     <w:multiLevelType w:val="multilevel"/>
     <w:tmpl w:val="9820B31A"/>
@@ -5827,7 +7558,7 @@
       </w:rPr>
     </w:lvl>
   </w:abstractNum>
-  <w:abstractNum w:abstractNumId="10" w15:restartNumberingAfterBreak="0">
+  <w:abstractNum w:abstractNumId="11" w15:restartNumberingAfterBreak="0">
     <w:nsid w:val="0E5C1086"/>
     <w:multiLevelType w:val="multilevel"/>
     <w:tmpl w:val="3912EFF8"/>
@@ -5944,7 +7675,7 @@
       </w:pPr>
     </w:lvl>
   </w:abstractNum>
-  <w:abstractNum w:abstractNumId="11" w15:restartNumberingAfterBreak="0">
+  <w:abstractNum w:abstractNumId="12" w15:restartNumberingAfterBreak="0">
     <w:nsid w:val="0E7F3E65"/>
     <w:multiLevelType w:val="multilevel"/>
     <w:tmpl w:val="D9DA3D2C"/>
@@ -6093,7 +7824,7 @@
       </w:rPr>
     </w:lvl>
   </w:abstractNum>
-  <w:abstractNum w:abstractNumId="12" w15:restartNumberingAfterBreak="0">
+  <w:abstractNum w:abstractNumId="13" w15:restartNumberingAfterBreak="0">
     <w:nsid w:val="0E9E6BE3"/>
     <w:multiLevelType w:val="multilevel"/>
     <w:tmpl w:val="71F8AB34"/>
@@ -6242,7 +7973,7 @@
       </w:rPr>
     </w:lvl>
   </w:abstractNum>
-  <w:abstractNum w:abstractNumId="13" w15:restartNumberingAfterBreak="0">
+  <w:abstractNum w:abstractNumId="14" w15:restartNumberingAfterBreak="0">
     <w:nsid w:val="0EA3381F"/>
     <w:multiLevelType w:val="multilevel"/>
     <w:tmpl w:val="6EE49810"/>
@@ -6391,7 +8122,7 @@
       </w:rPr>
     </w:lvl>
   </w:abstractNum>
-  <w:abstractNum w:abstractNumId="14" w15:restartNumberingAfterBreak="0">
+  <w:abstractNum w:abstractNumId="15" w15:restartNumberingAfterBreak="0">
     <w:nsid w:val="0FB7229C"/>
     <w:multiLevelType w:val="multilevel"/>
     <w:tmpl w:val="C12897A2"/>
@@ -6512,7 +8243,7 @@
       </w:pPr>
     </w:lvl>
   </w:abstractNum>
-  <w:abstractNum w:abstractNumId="15" w15:restartNumberingAfterBreak="0">
+  <w:abstractNum w:abstractNumId="16" w15:restartNumberingAfterBreak="0">
     <w:nsid w:val="1007152C"/>
     <w:multiLevelType w:val="multilevel"/>
     <w:tmpl w:val="F53ED918"/>
@@ -6661,7 +8392,7 @@
       </w:rPr>
     </w:lvl>
   </w:abstractNum>
-  <w:abstractNum w:abstractNumId="16" w15:restartNumberingAfterBreak="0">
+  <w:abstractNum w:abstractNumId="17" w15:restartNumberingAfterBreak="0">
     <w:nsid w:val="10F420CC"/>
     <w:multiLevelType w:val="multilevel"/>
     <w:tmpl w:val="D3CCE934"/>
@@ -6810,7 +8541,7 @@
       </w:rPr>
     </w:lvl>
   </w:abstractNum>
-  <w:abstractNum w:abstractNumId="17" w15:restartNumberingAfterBreak="0">
+  <w:abstractNum w:abstractNumId="18" w15:restartNumberingAfterBreak="0">
     <w:nsid w:val="11801B47"/>
     <w:multiLevelType w:val="multilevel"/>
     <w:tmpl w:val="42B20724"/>
@@ -6935,7 +8666,156 @@
       </w:pPr>
     </w:lvl>
   </w:abstractNum>
-  <w:abstractNum w:abstractNumId="18" w15:restartNumberingAfterBreak="0">
+  <w:abstractNum w:abstractNumId="19" w15:restartNumberingAfterBreak="0">
+    <w:nsid w:val="11A63E61"/>
+    <w:multiLevelType w:val="multilevel"/>
+    <w:tmpl w:val="8740468A"/>
+    <w:lvl w:ilvl="0">
+      <w:start w:val="1"/>
+      <w:numFmt w:val="bullet"/>
+      <w:lvlText w:val=""/>
+      <w:lvlJc w:val="left"/>
+      <w:pPr>
+        <w:tabs>
+          <w:tab w:val="num" w:pos="720"/>
+        </w:tabs>
+        <w:ind w:left="720" w:hanging="360"/>
+      </w:pPr>
+      <w:rPr>
+        <w:rFonts w:ascii="Symbol" w:hAnsi="Symbol" w:hint="default"/>
+        <w:sz w:val="20"/>
+      </w:rPr>
+    </w:lvl>
+    <w:lvl w:ilvl="1">
+      <w:start w:val="1"/>
+      <w:numFmt w:val="bullet"/>
+      <w:lvlText w:val="o"/>
+      <w:lvlJc w:val="left"/>
+      <w:pPr>
+        <w:tabs>
+          <w:tab w:val="num" w:pos="1440"/>
+        </w:tabs>
+        <w:ind w:left="1440" w:hanging="360"/>
+      </w:pPr>
+      <w:rPr>
+        <w:rFonts w:ascii="Courier New" w:hAnsi="Courier New" w:hint="default"/>
+        <w:sz w:val="20"/>
+      </w:rPr>
+    </w:lvl>
+    <w:lvl w:ilvl="2" w:tentative="1">
+      <w:start w:val="1"/>
+      <w:numFmt w:val="bullet"/>
+      <w:lvlText w:val=""/>
+      <w:lvlJc w:val="left"/>
+      <w:pPr>
+        <w:tabs>
+          <w:tab w:val="num" w:pos="2160"/>
+        </w:tabs>
+        <w:ind w:left="2160" w:hanging="360"/>
+      </w:pPr>
+      <w:rPr>
+        <w:rFonts w:ascii="Wingdings" w:hAnsi="Wingdings" w:hint="default"/>
+        <w:sz w:val="20"/>
+      </w:rPr>
+    </w:lvl>
+    <w:lvl w:ilvl="3" w:tentative="1">
+      <w:start w:val="1"/>
+      <w:numFmt w:val="bullet"/>
+      <w:lvlText w:val=""/>
+      <w:lvlJc w:val="left"/>
+      <w:pPr>
+        <w:tabs>
+          <w:tab w:val="num" w:pos="2880"/>
+        </w:tabs>
+        <w:ind w:left="2880" w:hanging="360"/>
+      </w:pPr>
+      <w:rPr>
+        <w:rFonts w:ascii="Wingdings" w:hAnsi="Wingdings" w:hint="default"/>
+        <w:sz w:val="20"/>
+      </w:rPr>
+    </w:lvl>
+    <w:lvl w:ilvl="4" w:tentative="1">
+      <w:start w:val="1"/>
+      <w:numFmt w:val="bullet"/>
+      <w:lvlText w:val=""/>
+      <w:lvlJc w:val="left"/>
+      <w:pPr>
+        <w:tabs>
+          <w:tab w:val="num" w:pos="3600"/>
+        </w:tabs>
+        <w:ind w:left="3600" w:hanging="360"/>
+      </w:pPr>
+      <w:rPr>
+        <w:rFonts w:ascii="Wingdings" w:hAnsi="Wingdings" w:hint="default"/>
+        <w:sz w:val="20"/>
+      </w:rPr>
+    </w:lvl>
+    <w:lvl w:ilvl="5" w:tentative="1">
+      <w:start w:val="1"/>
+      <w:numFmt w:val="bullet"/>
+      <w:lvlText w:val=""/>
+      <w:lvlJc w:val="left"/>
+      <w:pPr>
+        <w:tabs>
+          <w:tab w:val="num" w:pos="4320"/>
+        </w:tabs>
+        <w:ind w:left="4320" w:hanging="360"/>
+      </w:pPr>
+      <w:rPr>
+        <w:rFonts w:ascii="Wingdings" w:hAnsi="Wingdings" w:hint="default"/>
+        <w:sz w:val="20"/>
+      </w:rPr>
+    </w:lvl>
+    <w:lvl w:ilvl="6" w:tentative="1">
+      <w:start w:val="1"/>
+      <w:numFmt w:val="bullet"/>
+      <w:lvlText w:val=""/>
+      <w:lvlJc w:val="left"/>
+      <w:pPr>
+        <w:tabs>
+          <w:tab w:val="num" w:pos="5040"/>
+        </w:tabs>
+        <w:ind w:left="5040" w:hanging="360"/>
+      </w:pPr>
+      <w:rPr>
+        <w:rFonts w:ascii="Wingdings" w:hAnsi="Wingdings" w:hint="default"/>
+        <w:sz w:val="20"/>
+      </w:rPr>
+    </w:lvl>
+    <w:lvl w:ilvl="7" w:tentative="1">
+      <w:start w:val="1"/>
+      <w:numFmt w:val="bullet"/>
+      <w:lvlText w:val=""/>
+      <w:lvlJc w:val="left"/>
+      <w:pPr>
+        <w:tabs>
+          <w:tab w:val="num" w:pos="5760"/>
+        </w:tabs>
+        <w:ind w:left="5760" w:hanging="360"/>
+      </w:pPr>
+      <w:rPr>
+        <w:rFonts w:ascii="Wingdings" w:hAnsi="Wingdings" w:hint="default"/>
+        <w:sz w:val="20"/>
+      </w:rPr>
+    </w:lvl>
+    <w:lvl w:ilvl="8" w:tentative="1">
+      <w:start w:val="1"/>
+      <w:numFmt w:val="bullet"/>
+      <w:lvlText w:val=""/>
+      <w:lvlJc w:val="left"/>
+      <w:pPr>
+        <w:tabs>
+          <w:tab w:val="num" w:pos="6480"/>
+        </w:tabs>
+        <w:ind w:left="6480" w:hanging="360"/>
+      </w:pPr>
+      <w:rPr>
+        <w:rFonts w:ascii="Wingdings" w:hAnsi="Wingdings" w:hint="default"/>
+        <w:sz w:val="20"/>
+      </w:rPr>
+    </w:lvl>
+  </w:abstractNum>
+  <w:abstractNum w:abstractNumId="20" w15:restartNumberingAfterBreak="0">
     <w:nsid w:val="11B3321F"/>
     <w:multiLevelType w:val="multilevel"/>
     <w:tmpl w:val="2932E14C"/>
@@ -7084,7 +8964,7 @@
       </w:rPr>
     </w:lvl>
   </w:abstractNum>
-  <w:abstractNum w:abstractNumId="19" w15:restartNumberingAfterBreak="0">
+  <w:abstractNum w:abstractNumId="21" w15:restartNumberingAfterBreak="0">
     <w:nsid w:val="12E468FE"/>
     <w:multiLevelType w:val="multilevel"/>
     <w:tmpl w:val="6422DB4E"/>
@@ -7233,7 +9113,7 @@
       </w:rPr>
     </w:lvl>
   </w:abstractNum>
-  <w:abstractNum w:abstractNumId="20" w15:restartNumberingAfterBreak="0">
+  <w:abstractNum w:abstractNumId="22" w15:restartNumberingAfterBreak="0">
     <w:nsid w:val="13B9555A"/>
     <w:multiLevelType w:val="multilevel"/>
     <w:tmpl w:val="4E102260"/>
@@ -7350,7 +9230,7 @@
       </w:pPr>
     </w:lvl>
   </w:abstractNum>
-  <w:abstractNum w:abstractNumId="21" w15:restartNumberingAfterBreak="0">
+  <w:abstractNum w:abstractNumId="23" w15:restartNumberingAfterBreak="0">
     <w:nsid w:val="149B3B89"/>
     <w:multiLevelType w:val="multilevel"/>
     <w:tmpl w:val="595C74D8"/>
@@ -7499,7 +9379,7 @@
       </w:rPr>
     </w:lvl>
   </w:abstractNum>
-  <w:abstractNum w:abstractNumId="22" w15:restartNumberingAfterBreak="0">
+  <w:abstractNum w:abstractNumId="24" w15:restartNumberingAfterBreak="0">
     <w:nsid w:val="14B340E3"/>
     <w:multiLevelType w:val="multilevel"/>
     <w:tmpl w:val="19F2E10C"/>
@@ -7648,7 +9528,7 @@
       </w:rPr>
     </w:lvl>
   </w:abstractNum>
-  <w:abstractNum w:abstractNumId="23" w15:restartNumberingAfterBreak="0">
+  <w:abstractNum w:abstractNumId="25" w15:restartNumberingAfterBreak="0">
     <w:nsid w:val="15260904"/>
     <w:multiLevelType w:val="multilevel"/>
     <w:tmpl w:val="3A064E7E"/>
@@ -7797,7 +9677,7 @@
       </w:rPr>
     </w:lvl>
   </w:abstractNum>
-  <w:abstractNum w:abstractNumId="24" w15:restartNumberingAfterBreak="0">
+  <w:abstractNum w:abstractNumId="26" w15:restartNumberingAfterBreak="0">
     <w:nsid w:val="1534273E"/>
     <w:multiLevelType w:val="multilevel"/>
     <w:tmpl w:val="6240C8A0"/>
@@ -7946,7 +9826,7 @@
       </w:rPr>
     </w:lvl>
   </w:abstractNum>
-  <w:abstractNum w:abstractNumId="25" w15:restartNumberingAfterBreak="0">
+  <w:abstractNum w:abstractNumId="27" w15:restartNumberingAfterBreak="0">
     <w:nsid w:val="1592385E"/>
     <w:multiLevelType w:val="multilevel"/>
     <w:tmpl w:val="3764561E"/>
@@ -8095,7 +9975,7 @@
       </w:rPr>
     </w:lvl>
   </w:abstractNum>
-  <w:abstractNum w:abstractNumId="26" w15:restartNumberingAfterBreak="0">
+  <w:abstractNum w:abstractNumId="28" w15:restartNumberingAfterBreak="0">
     <w:nsid w:val="16F02843"/>
     <w:multiLevelType w:val="multilevel"/>
     <w:tmpl w:val="BDDE5E42"/>
@@ -8244,7 +10124,7 @@
       </w:rPr>
     </w:lvl>
   </w:abstractNum>
-  <w:abstractNum w:abstractNumId="27" w15:restartNumberingAfterBreak="0">
+  <w:abstractNum w:abstractNumId="29" w15:restartNumberingAfterBreak="0">
     <w:nsid w:val="171F37F5"/>
     <w:multiLevelType w:val="multilevel"/>
     <w:tmpl w:val="F69A3C60"/>
@@ -8393,7 +10273,7 @@
       </w:rPr>
     </w:lvl>
   </w:abstractNum>
-  <w:abstractNum w:abstractNumId="28" w15:restartNumberingAfterBreak="0">
+  <w:abstractNum w:abstractNumId="30" w15:restartNumberingAfterBreak="0">
     <w:nsid w:val="177521CA"/>
     <w:multiLevelType w:val="multilevel"/>
     <w:tmpl w:val="FDCAD7E8"/>
@@ -8542,7 +10422,7 @@
       </w:rPr>
     </w:lvl>
   </w:abstractNum>
-  <w:abstractNum w:abstractNumId="29" w15:restartNumberingAfterBreak="0">
+  <w:abstractNum w:abstractNumId="31" w15:restartNumberingAfterBreak="0">
     <w:nsid w:val="196C0183"/>
     <w:multiLevelType w:val="multilevel"/>
     <w:tmpl w:val="3998F944"/>
@@ -8691,7 +10571,7 @@
       </w:rPr>
     </w:lvl>
   </w:abstractNum>
-  <w:abstractNum w:abstractNumId="30" w15:restartNumberingAfterBreak="0">
+  <w:abstractNum w:abstractNumId="32" w15:restartNumberingAfterBreak="0">
     <w:nsid w:val="1B647803"/>
     <w:multiLevelType w:val="multilevel"/>
     <w:tmpl w:val="AF24A0F2"/>
@@ -8808,7 +10688,7 @@
       </w:pPr>
     </w:lvl>
   </w:abstractNum>
-  <w:abstractNum w:abstractNumId="31" w15:restartNumberingAfterBreak="0">
+  <w:abstractNum w:abstractNumId="33" w15:restartNumberingAfterBreak="0">
     <w:nsid w:val="1C5A7060"/>
     <w:multiLevelType w:val="multilevel"/>
     <w:tmpl w:val="DF1E246E"/>
@@ -8957,7 +10837,7 @@
       </w:rPr>
     </w:lvl>
   </w:abstractNum>
-  <w:abstractNum w:abstractNumId="32" w15:restartNumberingAfterBreak="0">
+  <w:abstractNum w:abstractNumId="34" w15:restartNumberingAfterBreak="0">
     <w:nsid w:val="1C911232"/>
     <w:multiLevelType w:val="multilevel"/>
     <w:tmpl w:val="72280856"/>
@@ -9106,7 +10986,7 @@
       </w:rPr>
     </w:lvl>
   </w:abstractNum>
-  <w:abstractNum w:abstractNumId="33" w15:restartNumberingAfterBreak="0">
+  <w:abstractNum w:abstractNumId="35" w15:restartNumberingAfterBreak="0">
     <w:nsid w:val="1D1A2DDB"/>
     <w:multiLevelType w:val="multilevel"/>
     <w:tmpl w:val="CB46B44E"/>
@@ -9255,7 +11135,7 @@
       </w:rPr>
     </w:lvl>
   </w:abstractNum>
-  <w:abstractNum w:abstractNumId="34" w15:restartNumberingAfterBreak="0">
+  <w:abstractNum w:abstractNumId="36" w15:restartNumberingAfterBreak="0">
     <w:nsid w:val="1D421430"/>
     <w:multiLevelType w:val="multilevel"/>
     <w:tmpl w:val="2FD66E6A"/>
@@ -9404,7 +11284,7 @@
       </w:rPr>
     </w:lvl>
   </w:abstractNum>
-  <w:abstractNum w:abstractNumId="35" w15:restartNumberingAfterBreak="0">
+  <w:abstractNum w:abstractNumId="37" w15:restartNumberingAfterBreak="0">
     <w:nsid w:val="1E47372B"/>
     <w:multiLevelType w:val="multilevel"/>
     <w:tmpl w:val="3F506D98"/>
@@ -9525,7 +11405,7 @@
       </w:pPr>
     </w:lvl>
   </w:abstractNum>
-  <w:abstractNum w:abstractNumId="36" w15:restartNumberingAfterBreak="0">
+  <w:abstractNum w:abstractNumId="38" w15:restartNumberingAfterBreak="0">
     <w:nsid w:val="20F748DE"/>
     <w:multiLevelType w:val="multilevel"/>
     <w:tmpl w:val="6A9A1256"/>
@@ -9674,7 +11554,7 @@
       </w:rPr>
     </w:lvl>
   </w:abstractNum>
-  <w:abstractNum w:abstractNumId="37" w15:restartNumberingAfterBreak="0">
+  <w:abstractNum w:abstractNumId="39" w15:restartNumberingAfterBreak="0">
     <w:nsid w:val="21C8305D"/>
     <w:multiLevelType w:val="multilevel"/>
     <w:tmpl w:val="55B43F68"/>
@@ -9823,7 +11703,7 @@
       </w:rPr>
     </w:lvl>
   </w:abstractNum>
-  <w:abstractNum w:abstractNumId="38" w15:restartNumberingAfterBreak="0">
+  <w:abstractNum w:abstractNumId="40" w15:restartNumberingAfterBreak="0">
     <w:nsid w:val="21DD427E"/>
     <w:multiLevelType w:val="multilevel"/>
     <w:tmpl w:val="16D68A08"/>
@@ -9968,7 +11848,7 @@
       </w:rPr>
     </w:lvl>
   </w:abstractNum>
-  <w:abstractNum w:abstractNumId="39" w15:restartNumberingAfterBreak="0">
+  <w:abstractNum w:abstractNumId="41" w15:restartNumberingAfterBreak="0">
     <w:nsid w:val="21FE4C86"/>
     <w:multiLevelType w:val="multilevel"/>
     <w:tmpl w:val="CB7E1B70"/>
@@ -10117,7 +11997,7 @@
       </w:rPr>
     </w:lvl>
   </w:abstractNum>
-  <w:abstractNum w:abstractNumId="40" w15:restartNumberingAfterBreak="0">
+  <w:abstractNum w:abstractNumId="42" w15:restartNumberingAfterBreak="0">
     <w:nsid w:val="22A00ADF"/>
     <w:multiLevelType w:val="multilevel"/>
     <w:tmpl w:val="9DF4470C"/>
@@ -10266,7 +12146,7 @@
       </w:rPr>
     </w:lvl>
   </w:abstractNum>
-  <w:abstractNum w:abstractNumId="41" w15:restartNumberingAfterBreak="0">
+  <w:abstractNum w:abstractNumId="43" w15:restartNumberingAfterBreak="0">
     <w:nsid w:val="22C6412F"/>
     <w:multiLevelType w:val="multilevel"/>
     <w:tmpl w:val="D47E5ECC"/>
@@ -10415,7 +12295,7 @@
       </w:rPr>
     </w:lvl>
   </w:abstractNum>
-  <w:abstractNum w:abstractNumId="42" w15:restartNumberingAfterBreak="0">
+  <w:abstractNum w:abstractNumId="44" w15:restartNumberingAfterBreak="0">
     <w:nsid w:val="244825AC"/>
     <w:multiLevelType w:val="multilevel"/>
     <w:tmpl w:val="CA5009CC"/>
@@ -10564,7 +12444,7 @@
       </w:rPr>
     </w:lvl>
   </w:abstractNum>
-  <w:abstractNum w:abstractNumId="43" w15:restartNumberingAfterBreak="0">
+  <w:abstractNum w:abstractNumId="45" w15:restartNumberingAfterBreak="0">
     <w:nsid w:val="244C1EB1"/>
     <w:multiLevelType w:val="multilevel"/>
     <w:tmpl w:val="4964EF32"/>
@@ -10713,7 +12593,7 @@
       </w:rPr>
     </w:lvl>
   </w:abstractNum>
-  <w:abstractNum w:abstractNumId="44" w15:restartNumberingAfterBreak="0">
+  <w:abstractNum w:abstractNumId="46" w15:restartNumberingAfterBreak="0">
     <w:nsid w:val="251003CE"/>
     <w:multiLevelType w:val="multilevel"/>
     <w:tmpl w:val="3B0A4EC6"/>
@@ -10862,7 +12742,7 @@
       </w:rPr>
     </w:lvl>
   </w:abstractNum>
-  <w:abstractNum w:abstractNumId="45" w15:restartNumberingAfterBreak="0">
+  <w:abstractNum w:abstractNumId="47" w15:restartNumberingAfterBreak="0">
     <w:nsid w:val="258E020B"/>
     <w:multiLevelType w:val="multilevel"/>
     <w:tmpl w:val="0B309B64"/>
@@ -11011,7 +12891,7 @@
       </w:rPr>
     </w:lvl>
   </w:abstractNum>
-  <w:abstractNum w:abstractNumId="46" w15:restartNumberingAfterBreak="0">
+  <w:abstractNum w:abstractNumId="48" w15:restartNumberingAfterBreak="0">
     <w:nsid w:val="261B220E"/>
     <w:multiLevelType w:val="multilevel"/>
     <w:tmpl w:val="69B6F5FC"/>
@@ -11160,7 +13040,7 @@
       </w:rPr>
     </w:lvl>
   </w:abstractNum>
-  <w:abstractNum w:abstractNumId="47" w15:restartNumberingAfterBreak="0">
+  <w:abstractNum w:abstractNumId="49" w15:restartNumberingAfterBreak="0">
     <w:nsid w:val="26345C0C"/>
     <w:multiLevelType w:val="multilevel"/>
     <w:tmpl w:val="29C27094"/>
@@ -11309,7 +13189,7 @@
       </w:rPr>
     </w:lvl>
   </w:abstractNum>
-  <w:abstractNum w:abstractNumId="48" w15:restartNumberingAfterBreak="0">
+  <w:abstractNum w:abstractNumId="50" w15:restartNumberingAfterBreak="0">
     <w:nsid w:val="269F512E"/>
     <w:multiLevelType w:val="multilevel"/>
     <w:tmpl w:val="1AA8ECC2"/>
@@ -11458,7 +13338,7 @@
       </w:rPr>
     </w:lvl>
   </w:abstractNum>
-  <w:abstractNum w:abstractNumId="49" w15:restartNumberingAfterBreak="0">
+  <w:abstractNum w:abstractNumId="51" w15:restartNumberingAfterBreak="0">
     <w:nsid w:val="279D749A"/>
     <w:multiLevelType w:val="multilevel"/>
     <w:tmpl w:val="31807904"/>
@@ -11607,7 +13487,7 @@
       </w:rPr>
     </w:lvl>
   </w:abstractNum>
-  <w:abstractNum w:abstractNumId="50" w15:restartNumberingAfterBreak="0">
+  <w:abstractNum w:abstractNumId="52" w15:restartNumberingAfterBreak="0">
     <w:nsid w:val="287A0959"/>
     <w:multiLevelType w:val="multilevel"/>
     <w:tmpl w:val="8A80FC08"/>
@@ -11756,7 +13636,7 @@
       </w:rPr>
     </w:lvl>
   </w:abstractNum>
-  <w:abstractNum w:abstractNumId="51" w15:restartNumberingAfterBreak="0">
+  <w:abstractNum w:abstractNumId="53" w15:restartNumberingAfterBreak="0">
     <w:nsid w:val="28EC2FF5"/>
     <w:multiLevelType w:val="multilevel"/>
     <w:tmpl w:val="F33CFCCA"/>
@@ -11905,7 +13785,7 @@
       </w:rPr>
     </w:lvl>
   </w:abstractNum>
-  <w:abstractNum w:abstractNumId="52" w15:restartNumberingAfterBreak="0">
+  <w:abstractNum w:abstractNumId="54" w15:restartNumberingAfterBreak="0">
     <w:nsid w:val="2A757FDA"/>
     <w:multiLevelType w:val="multilevel"/>
     <w:tmpl w:val="66424F74"/>
@@ -12054,7 +13934,7 @@
       </w:rPr>
     </w:lvl>
   </w:abstractNum>
-  <w:abstractNum w:abstractNumId="53" w15:restartNumberingAfterBreak="0">
+  <w:abstractNum w:abstractNumId="55" w15:restartNumberingAfterBreak="0">
     <w:nsid w:val="2AAF3EE1"/>
     <w:multiLevelType w:val="multilevel"/>
     <w:tmpl w:val="FD401874"/>
@@ -12203,7 +14083,7 @@
       </w:rPr>
     </w:lvl>
   </w:abstractNum>
-  <w:abstractNum w:abstractNumId="54" w15:restartNumberingAfterBreak="0">
+  <w:abstractNum w:abstractNumId="56" w15:restartNumberingAfterBreak="0">
     <w:nsid w:val="2AB23A20"/>
     <w:multiLevelType w:val="multilevel"/>
     <w:tmpl w:val="453C8568"/>
@@ -12352,7 +14232,7 @@
       </w:rPr>
     </w:lvl>
   </w:abstractNum>
-  <w:abstractNum w:abstractNumId="55" w15:restartNumberingAfterBreak="0">
+  <w:abstractNum w:abstractNumId="57" w15:restartNumberingAfterBreak="0">
     <w:nsid w:val="2ADE4F68"/>
     <w:multiLevelType w:val="multilevel"/>
     <w:tmpl w:val="FF36632E"/>
@@ -12501,7 +14381,7 @@
       </w:rPr>
     </w:lvl>
   </w:abstractNum>
-  <w:abstractNum w:abstractNumId="56" w15:restartNumberingAfterBreak="0">
+  <w:abstractNum w:abstractNumId="58" w15:restartNumberingAfterBreak="0">
     <w:nsid w:val="2BA75906"/>
     <w:multiLevelType w:val="multilevel"/>
     <w:tmpl w:val="F230A9DE"/>
@@ -12650,7 +14530,7 @@
       </w:rPr>
     </w:lvl>
   </w:abstractNum>
-  <w:abstractNum w:abstractNumId="57" w15:restartNumberingAfterBreak="0">
+  <w:abstractNum w:abstractNumId="59" w15:restartNumberingAfterBreak="0">
     <w:nsid w:val="2C2823B3"/>
     <w:multiLevelType w:val="multilevel"/>
     <w:tmpl w:val="8BAE0322"/>
@@ -12799,7 +14679,7 @@
       </w:rPr>
     </w:lvl>
   </w:abstractNum>
-  <w:abstractNum w:abstractNumId="58" w15:restartNumberingAfterBreak="0">
+  <w:abstractNum w:abstractNumId="60" w15:restartNumberingAfterBreak="0">
     <w:nsid w:val="2C6271A0"/>
     <w:multiLevelType w:val="multilevel"/>
     <w:tmpl w:val="B2CA9506"/>
@@ -12948,7 +14828,7 @@
       </w:rPr>
     </w:lvl>
   </w:abstractNum>
-  <w:abstractNum w:abstractNumId="59" w15:restartNumberingAfterBreak="0">
+  <w:abstractNum w:abstractNumId="61" w15:restartNumberingAfterBreak="0">
     <w:nsid w:val="2D350E73"/>
     <w:multiLevelType w:val="multilevel"/>
     <w:tmpl w:val="F1ECB33A"/>
@@ -13097,7 +14977,156 @@
       </w:rPr>
     </w:lvl>
   </w:abstractNum>
-  <w:abstractNum w:abstractNumId="60" w15:restartNumberingAfterBreak="0">
+  <w:abstractNum w:abstractNumId="62" w15:restartNumberingAfterBreak="0">
+    <w:nsid w:val="2FB90195"/>
+    <w:multiLevelType w:val="multilevel"/>
+    <w:tmpl w:val="B016C638"/>
+    <w:lvl w:ilvl="0">
+      <w:start w:val="1"/>
+      <w:numFmt w:val="bullet"/>
+      <w:lvlText w:val=""/>
+      <w:lvlJc w:val="left"/>
+      <w:pPr>
+        <w:tabs>
+          <w:tab w:val="num" w:pos="720"/>
+        </w:tabs>
+        <w:ind w:left="720" w:hanging="360"/>
+      </w:pPr>
+      <w:rPr>
+        <w:rFonts w:ascii="Symbol" w:hAnsi="Symbol" w:hint="default"/>
+        <w:sz w:val="20"/>
+      </w:rPr>
+    </w:lvl>
+    <w:lvl w:ilvl="1">
+      <w:start w:val="1"/>
+      <w:numFmt w:val="bullet"/>
+      <w:lvlText w:val="o"/>
+      <w:lvlJc w:val="left"/>
+      <w:pPr>
+        <w:tabs>
+          <w:tab w:val="num" w:pos="1440"/>
+        </w:tabs>
+        <w:ind w:left="1440" w:hanging="360"/>
+      </w:pPr>
+      <w:rPr>
+        <w:rFonts w:ascii="Courier New" w:hAnsi="Courier New" w:hint="default"/>
+        <w:sz w:val="20"/>
+      </w:rPr>
+    </w:lvl>
+    <w:lvl w:ilvl="2" w:tentative="1">
+      <w:start w:val="1"/>
+      <w:numFmt w:val="bullet"/>
+      <w:lvlText w:val=""/>
+      <w:lvlJc w:val="left"/>
+      <w:pPr>
+        <w:tabs>
+          <w:tab w:val="num" w:pos="2160"/>
+        </w:tabs>
+        <w:ind w:left="2160" w:hanging="360"/>
+      </w:pPr>
+      <w:rPr>
+        <w:rFonts w:ascii="Wingdings" w:hAnsi="Wingdings" w:hint="default"/>
+        <w:sz w:val="20"/>
+      </w:rPr>
+    </w:lvl>
+    <w:lvl w:ilvl="3" w:tentative="1">
+      <w:start w:val="1"/>
+      <w:numFmt w:val="bullet"/>
+      <w:lvlText w:val=""/>
+      <w:lvlJc w:val="left"/>
+      <w:pPr>
+        <w:tabs>
+          <w:tab w:val="num" w:pos="2880"/>
+        </w:tabs>
+        <w:ind w:left="2880" w:hanging="360"/>
+      </w:pPr>
+      <w:rPr>
+        <w:rFonts w:ascii="Wingdings" w:hAnsi="Wingdings" w:hint="default"/>
+        <w:sz w:val="20"/>
+      </w:rPr>
+    </w:lvl>
+    <w:lvl w:ilvl="4" w:tentative="1">
+      <w:start w:val="1"/>
+      <w:numFmt w:val="bullet"/>
+      <w:lvlText w:val=""/>
+      <w:lvlJc w:val="left"/>
+      <w:pPr>
+        <w:tabs>
+          <w:tab w:val="num" w:pos="3600"/>
+        </w:tabs>
+        <w:ind w:left="3600" w:hanging="360"/>
+      </w:pPr>
+      <w:rPr>
+        <w:rFonts w:ascii="Wingdings" w:hAnsi="Wingdings" w:hint="default"/>
+        <w:sz w:val="20"/>
+      </w:rPr>
+    </w:lvl>
+    <w:lvl w:ilvl="5" w:tentative="1">
+      <w:start w:val="1"/>
+      <w:numFmt w:val="bullet"/>
+      <w:lvlText w:val=""/>
+      <w:lvlJc w:val="left"/>
+      <w:pPr>
+        <w:tabs>
+          <w:tab w:val="num" w:pos="4320"/>
+        </w:tabs>
+        <w:ind w:left="4320" w:hanging="360"/>
+      </w:pPr>
+      <w:rPr>
+        <w:rFonts w:ascii="Wingdings" w:hAnsi="Wingdings" w:hint="default"/>
+        <w:sz w:val="20"/>
+      </w:rPr>
+    </w:lvl>
+    <w:lvl w:ilvl="6" w:tentative="1">
+      <w:start w:val="1"/>
+      <w:numFmt w:val="bullet"/>
+      <w:lvlText w:val=""/>
+      <w:lvlJc w:val="left"/>
+      <w:pPr>
+        <w:tabs>
+          <w:tab w:val="num" w:pos="5040"/>
+        </w:tabs>
+        <w:ind w:left="5040" w:hanging="360"/>
+      </w:pPr>
+      <w:rPr>
+        <w:rFonts w:ascii="Wingdings" w:hAnsi="Wingdings" w:hint="default"/>
+        <w:sz w:val="20"/>
+      </w:rPr>
+    </w:lvl>
+    <w:lvl w:ilvl="7" w:tentative="1">
+      <w:start w:val="1"/>
+      <w:numFmt w:val="bullet"/>
+      <w:lvlText w:val=""/>
+      <w:lvlJc w:val="left"/>
+      <w:pPr>
+        <w:tabs>
+          <w:tab w:val="num" w:pos="5760"/>
+        </w:tabs>
+        <w:ind w:left="5760" w:hanging="360"/>
+      </w:pPr>
+      <w:rPr>
+        <w:rFonts w:ascii="Wingdings" w:hAnsi="Wingdings" w:hint="default"/>
+        <w:sz w:val="20"/>
+      </w:rPr>
+    </w:lvl>
+    <w:lvl w:ilvl="8" w:tentative="1">
+      <w:start w:val="1"/>
+      <w:numFmt w:val="bullet"/>
+      <w:lvlText w:val=""/>
+      <w:lvlJc w:val="left"/>
+      <w:pPr>
+        <w:tabs>
+          <w:tab w:val="num" w:pos="6480"/>
+        </w:tabs>
+        <w:ind w:left="6480" w:hanging="360"/>
+      </w:pPr>
+      <w:rPr>
+        <w:rFonts w:ascii="Wingdings" w:hAnsi="Wingdings" w:hint="default"/>
+        <w:sz w:val="20"/>
+      </w:rPr>
+    </w:lvl>
+  </w:abstractNum>
+  <w:abstractNum w:abstractNumId="63" w15:restartNumberingAfterBreak="0">
     <w:nsid w:val="2FD41612"/>
     <w:multiLevelType w:val="multilevel"/>
     <w:tmpl w:val="D1A6524E"/>
@@ -13246,7 +15275,7 @@
       </w:rPr>
     </w:lvl>
   </w:abstractNum>
-  <w:abstractNum w:abstractNumId="61" w15:restartNumberingAfterBreak="0">
+  <w:abstractNum w:abstractNumId="64" w15:restartNumberingAfterBreak="0">
     <w:nsid w:val="30463471"/>
     <w:multiLevelType w:val="multilevel"/>
     <w:tmpl w:val="05980470"/>
@@ -13395,7 +15424,156 @@
       </w:rPr>
     </w:lvl>
   </w:abstractNum>
-  <w:abstractNum w:abstractNumId="62" w15:restartNumberingAfterBreak="0">
+  <w:abstractNum w:abstractNumId="65" w15:restartNumberingAfterBreak="0">
+    <w:nsid w:val="31204292"/>
+    <w:multiLevelType w:val="multilevel"/>
+    <w:tmpl w:val="31A0202C"/>
+    <w:lvl w:ilvl="0">
+      <w:start w:val="1"/>
+      <w:numFmt w:val="bullet"/>
+      <w:lvlText w:val=""/>
+      <w:lvlJc w:val="left"/>
+      <w:pPr>
+        <w:tabs>
+          <w:tab w:val="num" w:pos="720"/>
+        </w:tabs>
+        <w:ind w:left="720" w:hanging="360"/>
+      </w:pPr>
+      <w:rPr>
+        <w:rFonts w:ascii="Symbol" w:hAnsi="Symbol" w:hint="default"/>
+        <w:sz w:val="20"/>
+      </w:rPr>
+    </w:lvl>
+    <w:lvl w:ilvl="1">
+      <w:start w:val="1"/>
+      <w:numFmt w:val="bullet"/>
+      <w:lvlText w:val="o"/>
+      <w:lvlJc w:val="left"/>
+      <w:pPr>
+        <w:tabs>
+          <w:tab w:val="num" w:pos="1440"/>
+        </w:tabs>
+        <w:ind w:left="1440" w:hanging="360"/>
+      </w:pPr>
+      <w:rPr>
+        <w:rFonts w:ascii="Courier New" w:hAnsi="Courier New" w:hint="default"/>
+        <w:sz w:val="20"/>
+      </w:rPr>
+    </w:lvl>
+    <w:lvl w:ilvl="2" w:tentative="1">
+      <w:start w:val="1"/>
+      <w:numFmt w:val="bullet"/>
+      <w:lvlText w:val=""/>
+      <w:lvlJc w:val="left"/>
+      <w:pPr>
+        <w:tabs>
+          <w:tab w:val="num" w:pos="2160"/>
+        </w:tabs>
+        <w:ind w:left="2160" w:hanging="360"/>
+      </w:pPr>
+      <w:rPr>
+        <w:rFonts w:ascii="Wingdings" w:hAnsi="Wingdings" w:hint="default"/>
+        <w:sz w:val="20"/>
+      </w:rPr>
+    </w:lvl>
+    <w:lvl w:ilvl="3" w:tentative="1">
+      <w:start w:val="1"/>
+      <w:numFmt w:val="bullet"/>
+      <w:lvlText w:val=""/>
+      <w:lvlJc w:val="left"/>
+      <w:pPr>
+        <w:tabs>
+          <w:tab w:val="num" w:pos="2880"/>
+        </w:tabs>
+        <w:ind w:left="2880" w:hanging="360"/>
+      </w:pPr>
+      <w:rPr>
+        <w:rFonts w:ascii="Wingdings" w:hAnsi="Wingdings" w:hint="default"/>
+        <w:sz w:val="20"/>
+      </w:rPr>
+    </w:lvl>
+    <w:lvl w:ilvl="4" w:tentative="1">
+      <w:start w:val="1"/>
+      <w:numFmt w:val="bullet"/>
+      <w:lvlText w:val=""/>
+      <w:lvlJc w:val="left"/>
+      <w:pPr>
+        <w:tabs>
+          <w:tab w:val="num" w:pos="3600"/>
+        </w:tabs>
+        <w:ind w:left="3600" w:hanging="360"/>
+      </w:pPr>
+      <w:rPr>
+        <w:rFonts w:ascii="Wingdings" w:hAnsi="Wingdings" w:hint="default"/>
+        <w:sz w:val="20"/>
+      </w:rPr>
+    </w:lvl>
+    <w:lvl w:ilvl="5" w:tentative="1">
+      <w:start w:val="1"/>
+      <w:numFmt w:val="bullet"/>
+      <w:lvlText w:val=""/>
+      <w:lvlJc w:val="left"/>
+      <w:pPr>
+        <w:tabs>
+          <w:tab w:val="num" w:pos="4320"/>
+        </w:tabs>
+        <w:ind w:left="4320" w:hanging="360"/>
+      </w:pPr>
+      <w:rPr>
+        <w:rFonts w:ascii="Wingdings" w:hAnsi="Wingdings" w:hint="default"/>
+        <w:sz w:val="20"/>
+      </w:rPr>
+    </w:lvl>
+    <w:lvl w:ilvl="6" w:tentative="1">
+      <w:start w:val="1"/>
+      <w:numFmt w:val="bullet"/>
+      <w:lvlText w:val=""/>
+      <w:lvlJc w:val="left"/>
+      <w:pPr>
+        <w:tabs>
+          <w:tab w:val="num" w:pos="5040"/>
+        </w:tabs>
+        <w:ind w:left="5040" w:hanging="360"/>
+      </w:pPr>
+      <w:rPr>
+        <w:rFonts w:ascii="Wingdings" w:hAnsi="Wingdings" w:hint="default"/>
+        <w:sz w:val="20"/>
+      </w:rPr>
+    </w:lvl>
+    <w:lvl w:ilvl="7" w:tentative="1">
+      <w:start w:val="1"/>
+      <w:numFmt w:val="bullet"/>
+      <w:lvlText w:val=""/>
+      <w:lvlJc w:val="left"/>
+      <w:pPr>
+        <w:tabs>
+          <w:tab w:val="num" w:pos="5760"/>
+        </w:tabs>
+        <w:ind w:left="5760" w:hanging="360"/>
+      </w:pPr>
+      <w:rPr>
+        <w:rFonts w:ascii="Wingdings" w:hAnsi="Wingdings" w:hint="default"/>
+        <w:sz w:val="20"/>
+      </w:rPr>
+    </w:lvl>
+    <w:lvl w:ilvl="8" w:tentative="1">
+      <w:start w:val="1"/>
+      <w:numFmt w:val="bullet"/>
+      <w:lvlText w:val=""/>
+      <w:lvlJc w:val="left"/>
+      <w:pPr>
+        <w:tabs>
+          <w:tab w:val="num" w:pos="6480"/>
+        </w:tabs>
+        <w:ind w:left="6480" w:hanging="360"/>
+      </w:pPr>
+      <w:rPr>
+        <w:rFonts w:ascii="Wingdings" w:hAnsi="Wingdings" w:hint="default"/>
+        <w:sz w:val="20"/>
+      </w:rPr>
+    </w:lvl>
+  </w:abstractNum>
+  <w:abstractNum w:abstractNumId="66" w15:restartNumberingAfterBreak="0">
     <w:nsid w:val="31442B89"/>
     <w:multiLevelType w:val="multilevel"/>
     <w:tmpl w:val="A0D48446"/>
@@ -13544,7 +15722,7 @@
       </w:rPr>
     </w:lvl>
   </w:abstractNum>
-  <w:abstractNum w:abstractNumId="63" w15:restartNumberingAfterBreak="0">
+  <w:abstractNum w:abstractNumId="67" w15:restartNumberingAfterBreak="0">
     <w:nsid w:val="31513A55"/>
     <w:multiLevelType w:val="multilevel"/>
     <w:tmpl w:val="1DAE1676"/>
@@ -13693,7 +15871,7 @@
       </w:rPr>
     </w:lvl>
   </w:abstractNum>
-  <w:abstractNum w:abstractNumId="64" w15:restartNumberingAfterBreak="0">
+  <w:abstractNum w:abstractNumId="68" w15:restartNumberingAfterBreak="0">
     <w:nsid w:val="32AD5A0F"/>
     <w:multiLevelType w:val="multilevel"/>
     <w:tmpl w:val="72780682"/>
@@ -13806,7 +15984,7 @@
       </w:pPr>
     </w:lvl>
   </w:abstractNum>
-  <w:abstractNum w:abstractNumId="65" w15:restartNumberingAfterBreak="0">
+  <w:abstractNum w:abstractNumId="69" w15:restartNumberingAfterBreak="0">
     <w:nsid w:val="32BB760F"/>
     <w:multiLevelType w:val="multilevel"/>
     <w:tmpl w:val="D0A02C7E"/>
@@ -13955,7 +16133,7 @@
       </w:rPr>
     </w:lvl>
   </w:abstractNum>
-  <w:abstractNum w:abstractNumId="66" w15:restartNumberingAfterBreak="0">
+  <w:abstractNum w:abstractNumId="70" w15:restartNumberingAfterBreak="0">
     <w:nsid w:val="334B7222"/>
     <w:multiLevelType w:val="multilevel"/>
     <w:tmpl w:val="8F24D84C"/>
@@ -14104,7 +16282,7 @@
       </w:rPr>
     </w:lvl>
   </w:abstractNum>
-  <w:abstractNum w:abstractNumId="67" w15:restartNumberingAfterBreak="0">
+  <w:abstractNum w:abstractNumId="71" w15:restartNumberingAfterBreak="0">
     <w:nsid w:val="34C402BD"/>
     <w:multiLevelType w:val="multilevel"/>
     <w:tmpl w:val="95C89B3A"/>
@@ -14253,7 +16431,7 @@
       </w:rPr>
     </w:lvl>
   </w:abstractNum>
-  <w:abstractNum w:abstractNumId="68" w15:restartNumberingAfterBreak="0">
+  <w:abstractNum w:abstractNumId="72" w15:restartNumberingAfterBreak="0">
     <w:nsid w:val="36B3402F"/>
     <w:multiLevelType w:val="multilevel"/>
     <w:tmpl w:val="0BA88940"/>
@@ -14402,7 +16580,7 @@
       </w:rPr>
     </w:lvl>
   </w:abstractNum>
-  <w:abstractNum w:abstractNumId="69" w15:restartNumberingAfterBreak="0">
+  <w:abstractNum w:abstractNumId="73" w15:restartNumberingAfterBreak="0">
     <w:nsid w:val="39036F1C"/>
     <w:multiLevelType w:val="multilevel"/>
     <w:tmpl w:val="BD1EDB0A"/>
@@ -14551,7 +16729,7 @@
       </w:rPr>
     </w:lvl>
   </w:abstractNum>
-  <w:abstractNum w:abstractNumId="70" w15:restartNumberingAfterBreak="0">
+  <w:abstractNum w:abstractNumId="74" w15:restartNumberingAfterBreak="0">
     <w:nsid w:val="39A64C57"/>
     <w:multiLevelType w:val="multilevel"/>
     <w:tmpl w:val="EC9E15E8"/>
@@ -14668,7 +16846,7 @@
       </w:pPr>
     </w:lvl>
   </w:abstractNum>
-  <w:abstractNum w:abstractNumId="71" w15:restartNumberingAfterBreak="0">
+  <w:abstractNum w:abstractNumId="75" w15:restartNumberingAfterBreak="0">
     <w:nsid w:val="39DB5227"/>
     <w:multiLevelType w:val="multilevel"/>
     <w:tmpl w:val="E2ACA286"/>
@@ -14817,7 +16995,7 @@
       </w:rPr>
     </w:lvl>
   </w:abstractNum>
-  <w:abstractNum w:abstractNumId="72" w15:restartNumberingAfterBreak="0">
+  <w:abstractNum w:abstractNumId="76" w15:restartNumberingAfterBreak="0">
     <w:nsid w:val="3B0D2721"/>
     <w:multiLevelType w:val="multilevel"/>
     <w:tmpl w:val="C282A190"/>
@@ -14966,7 +17144,7 @@
       </w:rPr>
     </w:lvl>
   </w:abstractNum>
-  <w:abstractNum w:abstractNumId="73" w15:restartNumberingAfterBreak="0">
+  <w:abstractNum w:abstractNumId="77" w15:restartNumberingAfterBreak="0">
     <w:nsid w:val="3B6D0A61"/>
     <w:multiLevelType w:val="multilevel"/>
     <w:tmpl w:val="C33E987A"/>
@@ -15115,7 +17293,7 @@
       </w:rPr>
     </w:lvl>
   </w:abstractNum>
-  <w:abstractNum w:abstractNumId="74" w15:restartNumberingAfterBreak="0">
+  <w:abstractNum w:abstractNumId="78" w15:restartNumberingAfterBreak="0">
     <w:nsid w:val="3BB96203"/>
     <w:multiLevelType w:val="multilevel"/>
     <w:tmpl w:val="D35AE234"/>
@@ -15264,7 +17442,156 @@
       </w:rPr>
     </w:lvl>
   </w:abstractNum>
-  <w:abstractNum w:abstractNumId="75" w15:restartNumberingAfterBreak="0">
+  <w:abstractNum w:abstractNumId="79" w15:restartNumberingAfterBreak="0">
+    <w:nsid w:val="3E2A04A9"/>
+    <w:multiLevelType w:val="multilevel"/>
+    <w:tmpl w:val="CB04DAE6"/>
+    <w:lvl w:ilvl="0">
+      <w:start w:val="1"/>
+      <w:numFmt w:val="bullet"/>
+      <w:lvlText w:val=""/>
+      <w:lvlJc w:val="left"/>
+      <w:pPr>
+        <w:tabs>
+          <w:tab w:val="num" w:pos="720"/>
+        </w:tabs>
+        <w:ind w:left="720" w:hanging="360"/>
+      </w:pPr>
+      <w:rPr>
+        <w:rFonts w:ascii="Symbol" w:hAnsi="Symbol" w:hint="default"/>
+        <w:sz w:val="20"/>
+      </w:rPr>
+    </w:lvl>
+    <w:lvl w:ilvl="1">
+      <w:start w:val="1"/>
+      <w:numFmt w:val="bullet"/>
+      <w:lvlText w:val="o"/>
+      <w:lvlJc w:val="left"/>
+      <w:pPr>
+        <w:tabs>
+          <w:tab w:val="num" w:pos="1440"/>
+        </w:tabs>
+        <w:ind w:left="1440" w:hanging="360"/>
+      </w:pPr>
+      <w:rPr>
+        <w:rFonts w:ascii="Courier New" w:hAnsi="Courier New" w:hint="default"/>
+        <w:sz w:val="20"/>
+      </w:rPr>
+    </w:lvl>
+    <w:lvl w:ilvl="2" w:tentative="1">
+      <w:start w:val="1"/>
+      <w:numFmt w:val="bullet"/>
+      <w:lvlText w:val=""/>
+      <w:lvlJc w:val="left"/>
+      <w:pPr>
+        <w:tabs>
+          <w:tab w:val="num" w:pos="2160"/>
+        </w:tabs>
+        <w:ind w:left="2160" w:hanging="360"/>
+      </w:pPr>
+      <w:rPr>
+        <w:rFonts w:ascii="Wingdings" w:hAnsi="Wingdings" w:hint="default"/>
+        <w:sz w:val="20"/>
+      </w:rPr>
+    </w:lvl>
+    <w:lvl w:ilvl="3" w:tentative="1">
+      <w:start w:val="1"/>
+      <w:numFmt w:val="bullet"/>
+      <w:lvlText w:val=""/>
+      <w:lvlJc w:val="left"/>
+      <w:pPr>
+        <w:tabs>
+          <w:tab w:val="num" w:pos="2880"/>
+        </w:tabs>
+        <w:ind w:left="2880" w:hanging="360"/>
+      </w:pPr>
+      <w:rPr>
+        <w:rFonts w:ascii="Wingdings" w:hAnsi="Wingdings" w:hint="default"/>
+        <w:sz w:val="20"/>
+      </w:rPr>
+    </w:lvl>
+    <w:lvl w:ilvl="4" w:tentative="1">
+      <w:start w:val="1"/>
+      <w:numFmt w:val="bullet"/>
+      <w:lvlText w:val=""/>
+      <w:lvlJc w:val="left"/>
+      <w:pPr>
+        <w:tabs>
+          <w:tab w:val="num" w:pos="3600"/>
+        </w:tabs>
+        <w:ind w:left="3600" w:hanging="360"/>
+      </w:pPr>
+      <w:rPr>
+        <w:rFonts w:ascii="Wingdings" w:hAnsi="Wingdings" w:hint="default"/>
+        <w:sz w:val="20"/>
+      </w:rPr>
+    </w:lvl>
+    <w:lvl w:ilvl="5" w:tentative="1">
+      <w:start w:val="1"/>
+      <w:numFmt w:val="bullet"/>
+      <w:lvlText w:val=""/>
+      <w:lvlJc w:val="left"/>
+      <w:pPr>
+        <w:tabs>
+          <w:tab w:val="num" w:pos="4320"/>
+        </w:tabs>
+        <w:ind w:left="4320" w:hanging="360"/>
+      </w:pPr>
+      <w:rPr>
+        <w:rFonts w:ascii="Wingdings" w:hAnsi="Wingdings" w:hint="default"/>
+        <w:sz w:val="20"/>
+      </w:rPr>
+    </w:lvl>
+    <w:lvl w:ilvl="6" w:tentative="1">
+      <w:start w:val="1"/>
+      <w:numFmt w:val="bullet"/>
+      <w:lvlText w:val=""/>
+      <w:lvlJc w:val="left"/>
+      <w:pPr>
+        <w:tabs>
+          <w:tab w:val="num" w:pos="5040"/>
+        </w:tabs>
+        <w:ind w:left="5040" w:hanging="360"/>
+      </w:pPr>
+      <w:rPr>
+        <w:rFonts w:ascii="Wingdings" w:hAnsi="Wingdings" w:hint="default"/>
+        <w:sz w:val="20"/>
+      </w:rPr>
+    </w:lvl>
+    <w:lvl w:ilvl="7" w:tentative="1">
+      <w:start w:val="1"/>
+      <w:numFmt w:val="bullet"/>
+      <w:lvlText w:val=""/>
+      <w:lvlJc w:val="left"/>
+      <w:pPr>
+        <w:tabs>
+          <w:tab w:val="num" w:pos="5760"/>
+        </w:tabs>
+        <w:ind w:left="5760" w:hanging="360"/>
+      </w:pPr>
+      <w:rPr>
+        <w:rFonts w:ascii="Wingdings" w:hAnsi="Wingdings" w:hint="default"/>
+        <w:sz w:val="20"/>
+      </w:rPr>
+    </w:lvl>
+    <w:lvl w:ilvl="8" w:tentative="1">
+      <w:start w:val="1"/>
+      <w:numFmt w:val="bullet"/>
+      <w:lvlText w:val=""/>
+      <w:lvlJc w:val="left"/>
+      <w:pPr>
+        <w:tabs>
+          <w:tab w:val="num" w:pos="6480"/>
+        </w:tabs>
+        <w:ind w:left="6480" w:hanging="360"/>
+      </w:pPr>
+      <w:rPr>
+        <w:rFonts w:ascii="Wingdings" w:hAnsi="Wingdings" w:hint="default"/>
+        <w:sz w:val="20"/>
+      </w:rPr>
+    </w:lvl>
+  </w:abstractNum>
+  <w:abstractNum w:abstractNumId="80" w15:restartNumberingAfterBreak="0">
     <w:nsid w:val="3F253AF8"/>
     <w:multiLevelType w:val="multilevel"/>
     <w:tmpl w:val="1696FFE6"/>
@@ -15409,7 +17736,7 @@
       </w:rPr>
     </w:lvl>
   </w:abstractNum>
-  <w:abstractNum w:abstractNumId="76" w15:restartNumberingAfterBreak="0">
+  <w:abstractNum w:abstractNumId="81" w15:restartNumberingAfterBreak="0">
     <w:nsid w:val="3FB24D8E"/>
     <w:multiLevelType w:val="multilevel"/>
     <w:tmpl w:val="E5D2423C"/>
@@ -15558,7 +17885,7 @@
       </w:rPr>
     </w:lvl>
   </w:abstractNum>
-  <w:abstractNum w:abstractNumId="77" w15:restartNumberingAfterBreak="0">
+  <w:abstractNum w:abstractNumId="82" w15:restartNumberingAfterBreak="0">
     <w:nsid w:val="407E7664"/>
     <w:multiLevelType w:val="multilevel"/>
     <w:tmpl w:val="3A08C4C4"/>
@@ -15707,7 +18034,7 @@
       </w:rPr>
     </w:lvl>
   </w:abstractNum>
-  <w:abstractNum w:abstractNumId="78" w15:restartNumberingAfterBreak="0">
+  <w:abstractNum w:abstractNumId="83" w15:restartNumberingAfterBreak="0">
     <w:nsid w:val="407F7E1B"/>
     <w:multiLevelType w:val="multilevel"/>
     <w:tmpl w:val="456E0E54"/>
@@ -15856,7 +18183,7 @@
       </w:rPr>
     </w:lvl>
   </w:abstractNum>
-  <w:abstractNum w:abstractNumId="79" w15:restartNumberingAfterBreak="0">
+  <w:abstractNum w:abstractNumId="84" w15:restartNumberingAfterBreak="0">
     <w:nsid w:val="40D32E6C"/>
     <w:multiLevelType w:val="multilevel"/>
     <w:tmpl w:val="20D28FF2"/>
@@ -15973,7 +18300,7 @@
       </w:pPr>
     </w:lvl>
   </w:abstractNum>
-  <w:abstractNum w:abstractNumId="80" w15:restartNumberingAfterBreak="0">
+  <w:abstractNum w:abstractNumId="85" w15:restartNumberingAfterBreak="0">
     <w:nsid w:val="41BC06FF"/>
     <w:multiLevelType w:val="multilevel"/>
     <w:tmpl w:val="10747D5A"/>
@@ -16122,7 +18449,7 @@
       </w:rPr>
     </w:lvl>
   </w:abstractNum>
-  <w:abstractNum w:abstractNumId="81" w15:restartNumberingAfterBreak="0">
+  <w:abstractNum w:abstractNumId="86" w15:restartNumberingAfterBreak="0">
     <w:nsid w:val="422C4D88"/>
     <w:multiLevelType w:val="multilevel"/>
     <w:tmpl w:val="3BF6D796"/>
@@ -16243,7 +18570,7 @@
       </w:pPr>
     </w:lvl>
   </w:abstractNum>
-  <w:abstractNum w:abstractNumId="82" w15:restartNumberingAfterBreak="0">
+  <w:abstractNum w:abstractNumId="87" w15:restartNumberingAfterBreak="0">
     <w:nsid w:val="428933B1"/>
     <w:multiLevelType w:val="multilevel"/>
     <w:tmpl w:val="AA2E1812"/>
@@ -16392,7 +18719,7 @@
       </w:rPr>
     </w:lvl>
   </w:abstractNum>
-  <w:abstractNum w:abstractNumId="83" w15:restartNumberingAfterBreak="0">
+  <w:abstractNum w:abstractNumId="88" w15:restartNumberingAfterBreak="0">
     <w:nsid w:val="43695DE9"/>
     <w:multiLevelType w:val="multilevel"/>
     <w:tmpl w:val="0E54325C"/>
@@ -16509,7 +18836,7 @@
       </w:pPr>
     </w:lvl>
   </w:abstractNum>
-  <w:abstractNum w:abstractNumId="84" w15:restartNumberingAfterBreak="0">
+  <w:abstractNum w:abstractNumId="89" w15:restartNumberingAfterBreak="0">
     <w:nsid w:val="43C112EB"/>
     <w:multiLevelType w:val="multilevel"/>
     <w:tmpl w:val="D5829100"/>
@@ -16658,7 +18985,7 @@
       </w:rPr>
     </w:lvl>
   </w:abstractNum>
-  <w:abstractNum w:abstractNumId="85" w15:restartNumberingAfterBreak="0">
+  <w:abstractNum w:abstractNumId="90" w15:restartNumberingAfterBreak="0">
     <w:nsid w:val="43E021A6"/>
     <w:multiLevelType w:val="multilevel"/>
     <w:tmpl w:val="09960AE2"/>
@@ -16775,7 +19102,7 @@
       </w:pPr>
     </w:lvl>
   </w:abstractNum>
-  <w:abstractNum w:abstractNumId="86" w15:restartNumberingAfterBreak="0">
+  <w:abstractNum w:abstractNumId="91" w15:restartNumberingAfterBreak="0">
     <w:nsid w:val="44BC14B1"/>
     <w:multiLevelType w:val="multilevel"/>
     <w:tmpl w:val="0D024E22"/>
@@ -16924,7 +19251,7 @@
       </w:rPr>
     </w:lvl>
   </w:abstractNum>
-  <w:abstractNum w:abstractNumId="87" w15:restartNumberingAfterBreak="0">
+  <w:abstractNum w:abstractNumId="92" w15:restartNumberingAfterBreak="0">
     <w:nsid w:val="45256816"/>
     <w:multiLevelType w:val="multilevel"/>
     <w:tmpl w:val="B6B48612"/>
@@ -17073,7 +19400,7 @@
       </w:rPr>
     </w:lvl>
   </w:abstractNum>
-  <w:abstractNum w:abstractNumId="88" w15:restartNumberingAfterBreak="0">
+  <w:abstractNum w:abstractNumId="93" w15:restartNumberingAfterBreak="0">
     <w:nsid w:val="478A4DF3"/>
     <w:multiLevelType w:val="multilevel"/>
     <w:tmpl w:val="44CCC6B6"/>
@@ -17222,7 +19549,7 @@
       </w:rPr>
     </w:lvl>
   </w:abstractNum>
-  <w:abstractNum w:abstractNumId="89" w15:restartNumberingAfterBreak="0">
+  <w:abstractNum w:abstractNumId="94" w15:restartNumberingAfterBreak="0">
     <w:nsid w:val="47F849CD"/>
     <w:multiLevelType w:val="multilevel"/>
     <w:tmpl w:val="E3F6D938"/>
@@ -17339,7 +19666,7 @@
       </w:pPr>
     </w:lvl>
   </w:abstractNum>
-  <w:abstractNum w:abstractNumId="90" w15:restartNumberingAfterBreak="0">
+  <w:abstractNum w:abstractNumId="95" w15:restartNumberingAfterBreak="0">
     <w:nsid w:val="481350B4"/>
     <w:multiLevelType w:val="multilevel"/>
     <w:tmpl w:val="BEB2486A"/>
@@ -17488,7 +19815,7 @@
       </w:rPr>
     </w:lvl>
   </w:abstractNum>
-  <w:abstractNum w:abstractNumId="91" w15:restartNumberingAfterBreak="0">
+  <w:abstractNum w:abstractNumId="96" w15:restartNumberingAfterBreak="0">
     <w:nsid w:val="49714423"/>
     <w:multiLevelType w:val="multilevel"/>
     <w:tmpl w:val="7EFADF44"/>
@@ -17637,7 +19964,7 @@
       </w:rPr>
     </w:lvl>
   </w:abstractNum>
-  <w:abstractNum w:abstractNumId="92" w15:restartNumberingAfterBreak="0">
+  <w:abstractNum w:abstractNumId="97" w15:restartNumberingAfterBreak="0">
     <w:nsid w:val="49FC0EEB"/>
     <w:multiLevelType w:val="multilevel"/>
     <w:tmpl w:val="EE689AD8"/>
@@ -17786,7 +20113,7 @@
       </w:rPr>
     </w:lvl>
   </w:abstractNum>
-  <w:abstractNum w:abstractNumId="93" w15:restartNumberingAfterBreak="0">
+  <w:abstractNum w:abstractNumId="98" w15:restartNumberingAfterBreak="0">
     <w:nsid w:val="4AF854C7"/>
     <w:multiLevelType w:val="multilevel"/>
     <w:tmpl w:val="4BB4855C"/>
@@ -17935,7 +20262,7 @@
       </w:rPr>
     </w:lvl>
   </w:abstractNum>
-  <w:abstractNum w:abstractNumId="94" w15:restartNumberingAfterBreak="0">
+  <w:abstractNum w:abstractNumId="99" w15:restartNumberingAfterBreak="0">
     <w:nsid w:val="4B0261F3"/>
     <w:multiLevelType w:val="multilevel"/>
     <w:tmpl w:val="0A3E3452"/>
@@ -18084,7 +20411,7 @@
       </w:rPr>
     </w:lvl>
   </w:abstractNum>
-  <w:abstractNum w:abstractNumId="95" w15:restartNumberingAfterBreak="0">
+  <w:abstractNum w:abstractNumId="100" w15:restartNumberingAfterBreak="0">
     <w:nsid w:val="4B0B3896"/>
     <w:multiLevelType w:val="multilevel"/>
     <w:tmpl w:val="485695A6"/>
@@ -18233,7 +20560,7 @@
       </w:rPr>
     </w:lvl>
   </w:abstractNum>
-  <w:abstractNum w:abstractNumId="96" w15:restartNumberingAfterBreak="0">
+  <w:abstractNum w:abstractNumId="101" w15:restartNumberingAfterBreak="0">
     <w:nsid w:val="4CD42685"/>
     <w:multiLevelType w:val="multilevel"/>
     <w:tmpl w:val="FD484786"/>
@@ -18382,7 +20709,7 @@
       </w:rPr>
     </w:lvl>
   </w:abstractNum>
-  <w:abstractNum w:abstractNumId="97" w15:restartNumberingAfterBreak="0">
+  <w:abstractNum w:abstractNumId="102" w15:restartNumberingAfterBreak="0">
     <w:nsid w:val="4E5303DD"/>
     <w:multiLevelType w:val="multilevel"/>
     <w:tmpl w:val="066A5386"/>
@@ -18531,7 +20858,7 @@
       </w:rPr>
     </w:lvl>
   </w:abstractNum>
-  <w:abstractNum w:abstractNumId="98" w15:restartNumberingAfterBreak="0">
+  <w:abstractNum w:abstractNumId="103" w15:restartNumberingAfterBreak="0">
     <w:nsid w:val="4E7E0B07"/>
     <w:multiLevelType w:val="multilevel"/>
     <w:tmpl w:val="73EA641C"/>
@@ -18680,7 +21007,7 @@
       </w:rPr>
     </w:lvl>
   </w:abstractNum>
-  <w:abstractNum w:abstractNumId="99" w15:restartNumberingAfterBreak="0">
+  <w:abstractNum w:abstractNumId="104" w15:restartNumberingAfterBreak="0">
     <w:nsid w:val="4F9E35A2"/>
     <w:multiLevelType w:val="multilevel"/>
     <w:tmpl w:val="83D619B2"/>
@@ -18829,7 +21156,7 @@
       </w:rPr>
     </w:lvl>
   </w:abstractNum>
-  <w:abstractNum w:abstractNumId="100" w15:restartNumberingAfterBreak="0">
+  <w:abstractNum w:abstractNumId="105" w15:restartNumberingAfterBreak="0">
     <w:nsid w:val="50551E58"/>
     <w:multiLevelType w:val="multilevel"/>
     <w:tmpl w:val="90B844E6"/>
@@ -18978,7 +21305,7 @@
       </w:rPr>
     </w:lvl>
   </w:abstractNum>
-  <w:abstractNum w:abstractNumId="101" w15:restartNumberingAfterBreak="0">
+  <w:abstractNum w:abstractNumId="106" w15:restartNumberingAfterBreak="0">
     <w:nsid w:val="50551F7E"/>
     <w:multiLevelType w:val="multilevel"/>
     <w:tmpl w:val="962C9C8A"/>
@@ -19091,7 +21418,7 @@
       </w:pPr>
     </w:lvl>
   </w:abstractNum>
-  <w:abstractNum w:abstractNumId="102" w15:restartNumberingAfterBreak="0">
+  <w:abstractNum w:abstractNumId="107" w15:restartNumberingAfterBreak="0">
     <w:nsid w:val="5107377A"/>
     <w:multiLevelType w:val="multilevel"/>
     <w:tmpl w:val="F3E0805A"/>
@@ -19240,7 +21567,7 @@
       </w:rPr>
     </w:lvl>
   </w:abstractNum>
-  <w:abstractNum w:abstractNumId="103" w15:restartNumberingAfterBreak="0">
+  <w:abstractNum w:abstractNumId="108" w15:restartNumberingAfterBreak="0">
     <w:nsid w:val="517B1159"/>
     <w:multiLevelType w:val="multilevel"/>
     <w:tmpl w:val="4DF4E17C"/>
@@ -19389,7 +21716,7 @@
       </w:rPr>
     </w:lvl>
   </w:abstractNum>
-  <w:abstractNum w:abstractNumId="104" w15:restartNumberingAfterBreak="0">
+  <w:abstractNum w:abstractNumId="109" w15:restartNumberingAfterBreak="0">
     <w:nsid w:val="530E77B8"/>
     <w:multiLevelType w:val="multilevel"/>
     <w:tmpl w:val="4DFE6C56"/>
@@ -19510,7 +21837,7 @@
       </w:pPr>
     </w:lvl>
   </w:abstractNum>
-  <w:abstractNum w:abstractNumId="105" w15:restartNumberingAfterBreak="0">
+  <w:abstractNum w:abstractNumId="110" w15:restartNumberingAfterBreak="0">
     <w:nsid w:val="53BE6DBE"/>
     <w:multiLevelType w:val="multilevel"/>
     <w:tmpl w:val="ABE02AAE"/>
@@ -19659,7 +21986,156 @@
       </w:rPr>
     </w:lvl>
   </w:abstractNum>
-  <w:abstractNum w:abstractNumId="106" w15:restartNumberingAfterBreak="0">
+  <w:abstractNum w:abstractNumId="111" w15:restartNumberingAfterBreak="0">
+    <w:nsid w:val="554E56EA"/>
+    <w:multiLevelType w:val="multilevel"/>
+    <w:tmpl w:val="3ECC8BBC"/>
+    <w:lvl w:ilvl="0">
+      <w:start w:val="1"/>
+      <w:numFmt w:val="bullet"/>
+      <w:lvlText w:val=""/>
+      <w:lvlJc w:val="left"/>
+      <w:pPr>
+        <w:tabs>
+          <w:tab w:val="num" w:pos="720"/>
+        </w:tabs>
+        <w:ind w:left="720" w:hanging="360"/>
+      </w:pPr>
+      <w:rPr>
+        <w:rFonts w:ascii="Symbol" w:hAnsi="Symbol" w:hint="default"/>
+        <w:sz w:val="20"/>
+      </w:rPr>
+    </w:lvl>
+    <w:lvl w:ilvl="1" w:tentative="1">
+      <w:start w:val="1"/>
+      <w:numFmt w:val="bullet"/>
+      <w:lvlText w:val="o"/>
+      <w:lvlJc w:val="left"/>
+      <w:pPr>
+        <w:tabs>
+          <w:tab w:val="num" w:pos="1440"/>
+        </w:tabs>
+        <w:ind w:left="1440" w:hanging="360"/>
+      </w:pPr>
+      <w:rPr>
+        <w:rFonts w:ascii="Courier New" w:hAnsi="Courier New" w:hint="default"/>
+        <w:sz w:val="20"/>
+      </w:rPr>
+    </w:lvl>
+    <w:lvl w:ilvl="2" w:tentative="1">
+      <w:start w:val="1"/>
+      <w:numFmt w:val="bullet"/>
+      <w:lvlText w:val=""/>
+      <w:lvlJc w:val="left"/>
+      <w:pPr>
+        <w:tabs>
+          <w:tab w:val="num" w:pos="2160"/>
+        </w:tabs>
+        <w:ind w:left="2160" w:hanging="360"/>
+      </w:pPr>
+      <w:rPr>
+        <w:rFonts w:ascii="Wingdings" w:hAnsi="Wingdings" w:hint="default"/>
+        <w:sz w:val="20"/>
+      </w:rPr>
+    </w:lvl>
+    <w:lvl w:ilvl="3" w:tentative="1">
+      <w:start w:val="1"/>
+      <w:numFmt w:val="bullet"/>
+      <w:lvlText w:val=""/>
+      <w:lvlJc w:val="left"/>
+      <w:pPr>
+        <w:tabs>
+          <w:tab w:val="num" w:pos="2880"/>
+        </w:tabs>
+        <w:ind w:left="2880" w:hanging="360"/>
+      </w:pPr>
+      <w:rPr>
+        <w:rFonts w:ascii="Wingdings" w:hAnsi="Wingdings" w:hint="default"/>
+        <w:sz w:val="20"/>
+      </w:rPr>
+    </w:lvl>
+    <w:lvl w:ilvl="4" w:tentative="1">
+      <w:start w:val="1"/>
+      <w:numFmt w:val="bullet"/>
+      <w:lvlText w:val=""/>
+      <w:lvlJc w:val="left"/>
+      <w:pPr>
+        <w:tabs>
+          <w:tab w:val="num" w:pos="3600"/>
+        </w:tabs>
+        <w:ind w:left="3600" w:hanging="360"/>
+      </w:pPr>
+      <w:rPr>
+        <w:rFonts w:ascii="Wingdings" w:hAnsi="Wingdings" w:hint="default"/>
+        <w:sz w:val="20"/>
+      </w:rPr>
+    </w:lvl>
+    <w:lvl w:ilvl="5" w:tentative="1">
+      <w:start w:val="1"/>
+      <w:numFmt w:val="bullet"/>
+      <w:lvlText w:val=""/>
+      <w:lvlJc w:val="left"/>
+      <w:pPr>
+        <w:tabs>
+          <w:tab w:val="num" w:pos="4320"/>
+        </w:tabs>
+        <w:ind w:left="4320" w:hanging="360"/>
+      </w:pPr>
+      <w:rPr>
+        <w:rFonts w:ascii="Wingdings" w:hAnsi="Wingdings" w:hint="default"/>
+        <w:sz w:val="20"/>
+      </w:rPr>
+    </w:lvl>
+    <w:lvl w:ilvl="6" w:tentative="1">
+      <w:start w:val="1"/>
+      <w:numFmt w:val="bullet"/>
+      <w:lvlText w:val=""/>
+      <w:lvlJc w:val="left"/>
+      <w:pPr>
+        <w:tabs>
+          <w:tab w:val="num" w:pos="5040"/>
+        </w:tabs>
+        <w:ind w:left="5040" w:hanging="360"/>
+      </w:pPr>
+      <w:rPr>
+        <w:rFonts w:ascii="Wingdings" w:hAnsi="Wingdings" w:hint="default"/>
+        <w:sz w:val="20"/>
+      </w:rPr>
+    </w:lvl>
+    <w:lvl w:ilvl="7" w:tentative="1">
+      <w:start w:val="1"/>
+      <w:numFmt w:val="bullet"/>
+      <w:lvlText w:val=""/>
+      <w:lvlJc w:val="left"/>
+      <w:pPr>
+        <w:tabs>
+          <w:tab w:val="num" w:pos="5760"/>
+        </w:tabs>
+        <w:ind w:left="5760" w:hanging="360"/>
+      </w:pPr>
+      <w:rPr>
+        <w:rFonts w:ascii="Wingdings" w:hAnsi="Wingdings" w:hint="default"/>
+        <w:sz w:val="20"/>
+      </w:rPr>
+    </w:lvl>
+    <w:lvl w:ilvl="8" w:tentative="1">
+      <w:start w:val="1"/>
+      <w:numFmt w:val="bullet"/>
+      <w:lvlText w:val=""/>
+      <w:lvlJc w:val="left"/>
+      <w:pPr>
+        <w:tabs>
+          <w:tab w:val="num" w:pos="6480"/>
+        </w:tabs>
+        <w:ind w:left="6480" w:hanging="360"/>
+      </w:pPr>
+      <w:rPr>
+        <w:rFonts w:ascii="Wingdings" w:hAnsi="Wingdings" w:hint="default"/>
+        <w:sz w:val="20"/>
+      </w:rPr>
+    </w:lvl>
+  </w:abstractNum>
+  <w:abstractNum w:abstractNumId="112" w15:restartNumberingAfterBreak="0">
     <w:nsid w:val="555B3EAF"/>
     <w:multiLevelType w:val="multilevel"/>
     <w:tmpl w:val="ED22EE82"/>
@@ -19808,7 +22284,7 @@
       </w:rPr>
     </w:lvl>
   </w:abstractNum>
-  <w:abstractNum w:abstractNumId="107" w15:restartNumberingAfterBreak="0">
+  <w:abstractNum w:abstractNumId="113" w15:restartNumberingAfterBreak="0">
     <w:nsid w:val="55DC1E33"/>
     <w:multiLevelType w:val="multilevel"/>
     <w:tmpl w:val="93BAD0BE"/>
@@ -19957,7 +22433,7 @@
       </w:rPr>
     </w:lvl>
   </w:abstractNum>
-  <w:abstractNum w:abstractNumId="108" w15:restartNumberingAfterBreak="0">
+  <w:abstractNum w:abstractNumId="114" w15:restartNumberingAfterBreak="0">
     <w:nsid w:val="56A77AD6"/>
     <w:multiLevelType w:val="multilevel"/>
     <w:tmpl w:val="66683B56"/>
@@ -20106,7 +22582,7 @@
       </w:rPr>
     </w:lvl>
   </w:abstractNum>
-  <w:abstractNum w:abstractNumId="109" w15:restartNumberingAfterBreak="0">
+  <w:abstractNum w:abstractNumId="115" w15:restartNumberingAfterBreak="0">
     <w:nsid w:val="56F66746"/>
     <w:multiLevelType w:val="multilevel"/>
     <w:tmpl w:val="9098A31A"/>
@@ -20255,7 +22731,7 @@
       </w:rPr>
     </w:lvl>
   </w:abstractNum>
-  <w:abstractNum w:abstractNumId="110" w15:restartNumberingAfterBreak="0">
+  <w:abstractNum w:abstractNumId="116" w15:restartNumberingAfterBreak="0">
     <w:nsid w:val="571053CE"/>
     <w:multiLevelType w:val="multilevel"/>
     <w:tmpl w:val="98BE4174"/>
@@ -20404,7 +22880,7 @@
       </w:rPr>
     </w:lvl>
   </w:abstractNum>
-  <w:abstractNum w:abstractNumId="111" w15:restartNumberingAfterBreak="0">
+  <w:abstractNum w:abstractNumId="117" w15:restartNumberingAfterBreak="0">
     <w:nsid w:val="575F100B"/>
     <w:multiLevelType w:val="multilevel"/>
     <w:tmpl w:val="751635AA"/>
@@ -20553,7 +23029,7 @@
       </w:rPr>
     </w:lvl>
   </w:abstractNum>
-  <w:abstractNum w:abstractNumId="112" w15:restartNumberingAfterBreak="0">
+  <w:abstractNum w:abstractNumId="118" w15:restartNumberingAfterBreak="0">
     <w:nsid w:val="59F66BC9"/>
     <w:multiLevelType w:val="multilevel"/>
     <w:tmpl w:val="933A9E0C"/>
@@ -20702,7 +23178,7 @@
       </w:rPr>
     </w:lvl>
   </w:abstractNum>
-  <w:abstractNum w:abstractNumId="113" w15:restartNumberingAfterBreak="0">
+  <w:abstractNum w:abstractNumId="119" w15:restartNumberingAfterBreak="0">
     <w:nsid w:val="5B325628"/>
     <w:multiLevelType w:val="multilevel"/>
     <w:tmpl w:val="213E99AC"/>
@@ -20851,7 +23327,7 @@
       </w:rPr>
     </w:lvl>
   </w:abstractNum>
-  <w:abstractNum w:abstractNumId="114" w15:restartNumberingAfterBreak="0">
+  <w:abstractNum w:abstractNumId="120" w15:restartNumberingAfterBreak="0">
     <w:nsid w:val="5CC712A5"/>
     <w:multiLevelType w:val="multilevel"/>
     <w:tmpl w:val="D7B039EC"/>
@@ -21000,7 +23476,7 @@
       </w:rPr>
     </w:lvl>
   </w:abstractNum>
-  <w:abstractNum w:abstractNumId="115" w15:restartNumberingAfterBreak="0">
+  <w:abstractNum w:abstractNumId="121" w15:restartNumberingAfterBreak="0">
     <w:nsid w:val="5CCF2FFE"/>
     <w:multiLevelType w:val="multilevel"/>
     <w:tmpl w:val="BCF21748"/>
@@ -21121,7 +23597,7 @@
       </w:pPr>
     </w:lvl>
   </w:abstractNum>
-  <w:abstractNum w:abstractNumId="116" w15:restartNumberingAfterBreak="0">
+  <w:abstractNum w:abstractNumId="122" w15:restartNumberingAfterBreak="0">
     <w:nsid w:val="5D9A2F82"/>
     <w:multiLevelType w:val="multilevel"/>
     <w:tmpl w:val="AC78EE92"/>
@@ -21270,7 +23746,7 @@
       </w:rPr>
     </w:lvl>
   </w:abstractNum>
-  <w:abstractNum w:abstractNumId="117" w15:restartNumberingAfterBreak="0">
+  <w:abstractNum w:abstractNumId="123" w15:restartNumberingAfterBreak="0">
     <w:nsid w:val="5FDA01AE"/>
     <w:multiLevelType w:val="multilevel"/>
     <w:tmpl w:val="3B6C2712"/>
@@ -21419,7 +23895,7 @@
       </w:rPr>
     </w:lvl>
   </w:abstractNum>
-  <w:abstractNum w:abstractNumId="118" w15:restartNumberingAfterBreak="0">
+  <w:abstractNum w:abstractNumId="124" w15:restartNumberingAfterBreak="0">
     <w:nsid w:val="60027615"/>
     <w:multiLevelType w:val="multilevel"/>
     <w:tmpl w:val="AA5C1E86"/>
@@ -21568,7 +24044,7 @@
       </w:rPr>
     </w:lvl>
   </w:abstractNum>
-  <w:abstractNum w:abstractNumId="119" w15:restartNumberingAfterBreak="0">
+  <w:abstractNum w:abstractNumId="125" w15:restartNumberingAfterBreak="0">
     <w:nsid w:val="60D17031"/>
     <w:multiLevelType w:val="multilevel"/>
     <w:tmpl w:val="B4A4A23E"/>
@@ -21685,7 +24161,7 @@
       </w:pPr>
     </w:lvl>
   </w:abstractNum>
-  <w:abstractNum w:abstractNumId="120" w15:restartNumberingAfterBreak="0">
+  <w:abstractNum w:abstractNumId="126" w15:restartNumberingAfterBreak="0">
     <w:nsid w:val="611E77D2"/>
     <w:multiLevelType w:val="multilevel"/>
     <w:tmpl w:val="1812CDA2"/>
@@ -21834,7 +24310,7 @@
       </w:rPr>
     </w:lvl>
   </w:abstractNum>
-  <w:abstractNum w:abstractNumId="121" w15:restartNumberingAfterBreak="0">
+  <w:abstractNum w:abstractNumId="127" w15:restartNumberingAfterBreak="0">
     <w:nsid w:val="644E5ACE"/>
     <w:multiLevelType w:val="multilevel"/>
     <w:tmpl w:val="BE80C5AC"/>
@@ -21983,7 +24459,7 @@
       </w:rPr>
     </w:lvl>
   </w:abstractNum>
-  <w:abstractNum w:abstractNumId="122" w15:restartNumberingAfterBreak="0">
+  <w:abstractNum w:abstractNumId="128" w15:restartNumberingAfterBreak="0">
     <w:nsid w:val="64A730F3"/>
     <w:multiLevelType w:val="multilevel"/>
     <w:tmpl w:val="24A65D84"/>
@@ -22132,7 +24608,7 @@
       </w:rPr>
     </w:lvl>
   </w:abstractNum>
-  <w:abstractNum w:abstractNumId="123" w15:restartNumberingAfterBreak="0">
+  <w:abstractNum w:abstractNumId="129" w15:restartNumberingAfterBreak="0">
     <w:nsid w:val="66080141"/>
     <w:multiLevelType w:val="multilevel"/>
     <w:tmpl w:val="A70034E4"/>
@@ -22281,7 +24757,7 @@
       </w:rPr>
     </w:lvl>
   </w:abstractNum>
-  <w:abstractNum w:abstractNumId="124" w15:restartNumberingAfterBreak="0">
+  <w:abstractNum w:abstractNumId="130" w15:restartNumberingAfterBreak="0">
     <w:nsid w:val="666B5890"/>
     <w:multiLevelType w:val="multilevel"/>
     <w:tmpl w:val="ACBAC790"/>
@@ -22430,7 +24906,7 @@
       </w:rPr>
     </w:lvl>
   </w:abstractNum>
-  <w:abstractNum w:abstractNumId="125" w15:restartNumberingAfterBreak="0">
+  <w:abstractNum w:abstractNumId="131" w15:restartNumberingAfterBreak="0">
     <w:nsid w:val="676D1C11"/>
     <w:multiLevelType w:val="multilevel"/>
     <w:tmpl w:val="02B654CE"/>
@@ -22579,7 +25055,7 @@
       </w:rPr>
     </w:lvl>
   </w:abstractNum>
-  <w:abstractNum w:abstractNumId="126" w15:restartNumberingAfterBreak="0">
+  <w:abstractNum w:abstractNumId="132" w15:restartNumberingAfterBreak="0">
     <w:nsid w:val="679635EE"/>
     <w:multiLevelType w:val="multilevel"/>
     <w:tmpl w:val="419A4718"/>
@@ -22728,7 +25204,156 @@
       </w:rPr>
     </w:lvl>
   </w:abstractNum>
-  <w:abstractNum w:abstractNumId="127" w15:restartNumberingAfterBreak="0">
+  <w:abstractNum w:abstractNumId="133" w15:restartNumberingAfterBreak="0">
+    <w:nsid w:val="6820581D"/>
+    <w:multiLevelType w:val="multilevel"/>
+    <w:tmpl w:val="466C0D04"/>
+    <w:lvl w:ilvl="0">
+      <w:start w:val="1"/>
+      <w:numFmt w:val="bullet"/>
+      <w:lvlText w:val=""/>
+      <w:lvlJc w:val="left"/>
+      <w:pPr>
+        <w:tabs>
+          <w:tab w:val="num" w:pos="720"/>
+        </w:tabs>
+        <w:ind w:left="720" w:hanging="360"/>
+      </w:pPr>
+      <w:rPr>
+        <w:rFonts w:ascii="Symbol" w:hAnsi="Symbol" w:hint="default"/>
+        <w:sz w:val="20"/>
+      </w:rPr>
+    </w:lvl>
+    <w:lvl w:ilvl="1" w:tentative="1">
+      <w:start w:val="1"/>
+      <w:numFmt w:val="bullet"/>
+      <w:lvlText w:val="o"/>
+      <w:lvlJc w:val="left"/>
+      <w:pPr>
+        <w:tabs>
+          <w:tab w:val="num" w:pos="1440"/>
+        </w:tabs>
+        <w:ind w:left="1440" w:hanging="360"/>
+      </w:pPr>
+      <w:rPr>
+        <w:rFonts w:ascii="Courier New" w:hAnsi="Courier New" w:hint="default"/>
+        <w:sz w:val="20"/>
+      </w:rPr>
+    </w:lvl>
+    <w:lvl w:ilvl="2" w:tentative="1">
+      <w:start w:val="1"/>
+      <w:numFmt w:val="bullet"/>
+      <w:lvlText w:val=""/>
+      <w:lvlJc w:val="left"/>
+      <w:pPr>
+        <w:tabs>
+          <w:tab w:val="num" w:pos="2160"/>
+        </w:tabs>
+        <w:ind w:left="2160" w:hanging="360"/>
+      </w:pPr>
+      <w:rPr>
+        <w:rFonts w:ascii="Wingdings" w:hAnsi="Wingdings" w:hint="default"/>
+        <w:sz w:val="20"/>
+      </w:rPr>
+    </w:lvl>
+    <w:lvl w:ilvl="3" w:tentative="1">
+      <w:start w:val="1"/>
+      <w:numFmt w:val="bullet"/>
+      <w:lvlText w:val=""/>
+      <w:lvlJc w:val="left"/>
+      <w:pPr>
+        <w:tabs>
+          <w:tab w:val="num" w:pos="2880"/>
+        </w:tabs>
+        <w:ind w:left="2880" w:hanging="360"/>
+      </w:pPr>
+      <w:rPr>
+        <w:rFonts w:ascii="Wingdings" w:hAnsi="Wingdings" w:hint="default"/>
+        <w:sz w:val="20"/>
+      </w:rPr>
+    </w:lvl>
+    <w:lvl w:ilvl="4" w:tentative="1">
+      <w:start w:val="1"/>
+      <w:numFmt w:val="bullet"/>
+      <w:lvlText w:val=""/>
+      <w:lvlJc w:val="left"/>
+      <w:pPr>
+        <w:tabs>
+          <w:tab w:val="num" w:pos="3600"/>
+        </w:tabs>
+        <w:ind w:left="3600" w:hanging="360"/>
+      </w:pPr>
+      <w:rPr>
+        <w:rFonts w:ascii="Wingdings" w:hAnsi="Wingdings" w:hint="default"/>
+        <w:sz w:val="20"/>
+      </w:rPr>
+    </w:lvl>
+    <w:lvl w:ilvl="5" w:tentative="1">
+      <w:start w:val="1"/>
+      <w:numFmt w:val="bullet"/>
+      <w:lvlText w:val=""/>
+      <w:lvlJc w:val="left"/>
+      <w:pPr>
+        <w:tabs>
+          <w:tab w:val="num" w:pos="4320"/>
+        </w:tabs>
+        <w:ind w:left="4320" w:hanging="360"/>
+      </w:pPr>
+      <w:rPr>
+        <w:rFonts w:ascii="Wingdings" w:hAnsi="Wingdings" w:hint="default"/>
+        <w:sz w:val="20"/>
+      </w:rPr>
+    </w:lvl>
+    <w:lvl w:ilvl="6" w:tentative="1">
+      <w:start w:val="1"/>
+      <w:numFmt w:val="bullet"/>
+      <w:lvlText w:val=""/>
+      <w:lvlJc w:val="left"/>
+      <w:pPr>
+        <w:tabs>
+          <w:tab w:val="num" w:pos="5040"/>
+        </w:tabs>
+        <w:ind w:left="5040" w:hanging="360"/>
+      </w:pPr>
+      <w:rPr>
+        <w:rFonts w:ascii="Wingdings" w:hAnsi="Wingdings" w:hint="default"/>
+        <w:sz w:val="20"/>
+      </w:rPr>
+    </w:lvl>
+    <w:lvl w:ilvl="7" w:tentative="1">
+      <w:start w:val="1"/>
+      <w:numFmt w:val="bullet"/>
+      <w:lvlText w:val=""/>
+      <w:lvlJc w:val="left"/>
+      <w:pPr>
+        <w:tabs>
+          <w:tab w:val="num" w:pos="5760"/>
+        </w:tabs>
+        <w:ind w:left="5760" w:hanging="360"/>
+      </w:pPr>
+      <w:rPr>
+        <w:rFonts w:ascii="Wingdings" w:hAnsi="Wingdings" w:hint="default"/>
+        <w:sz w:val="20"/>
+      </w:rPr>
+    </w:lvl>
+    <w:lvl w:ilvl="8" w:tentative="1">
+      <w:start w:val="1"/>
+      <w:numFmt w:val="bullet"/>
+      <w:lvlText w:val=""/>
+      <w:lvlJc w:val="left"/>
+      <w:pPr>
+        <w:tabs>
+          <w:tab w:val="num" w:pos="6480"/>
+        </w:tabs>
+        <w:ind w:left="6480" w:hanging="360"/>
+      </w:pPr>
+      <w:rPr>
+        <w:rFonts w:ascii="Wingdings" w:hAnsi="Wingdings" w:hint="default"/>
+        <w:sz w:val="20"/>
+      </w:rPr>
+    </w:lvl>
+  </w:abstractNum>
+  <w:abstractNum w:abstractNumId="134" w15:restartNumberingAfterBreak="0">
     <w:nsid w:val="693B4EC5"/>
     <w:multiLevelType w:val="multilevel"/>
     <w:tmpl w:val="5204C65A"/>
@@ -22877,7 +25502,156 @@
       </w:rPr>
     </w:lvl>
   </w:abstractNum>
-  <w:abstractNum w:abstractNumId="128" w15:restartNumberingAfterBreak="0">
+  <w:abstractNum w:abstractNumId="135" w15:restartNumberingAfterBreak="0">
+    <w:nsid w:val="699708C4"/>
+    <w:multiLevelType w:val="multilevel"/>
+    <w:tmpl w:val="ED3A7470"/>
+    <w:lvl w:ilvl="0">
+      <w:start w:val="1"/>
+      <w:numFmt w:val="bullet"/>
+      <w:lvlText w:val=""/>
+      <w:lvlJc w:val="left"/>
+      <w:pPr>
+        <w:tabs>
+          <w:tab w:val="num" w:pos="720"/>
+        </w:tabs>
+        <w:ind w:left="720" w:hanging="360"/>
+      </w:pPr>
+      <w:rPr>
+        <w:rFonts w:ascii="Symbol" w:hAnsi="Symbol" w:hint="default"/>
+        <w:sz w:val="20"/>
+      </w:rPr>
+    </w:lvl>
+    <w:lvl w:ilvl="1">
+      <w:start w:val="1"/>
+      <w:numFmt w:val="bullet"/>
+      <w:lvlText w:val="o"/>
+      <w:lvlJc w:val="left"/>
+      <w:pPr>
+        <w:tabs>
+          <w:tab w:val="num" w:pos="1440"/>
+        </w:tabs>
+        <w:ind w:left="1440" w:hanging="360"/>
+      </w:pPr>
+      <w:rPr>
+        <w:rFonts w:ascii="Courier New" w:hAnsi="Courier New" w:hint="default"/>
+        <w:sz w:val="20"/>
+      </w:rPr>
+    </w:lvl>
+    <w:lvl w:ilvl="2" w:tentative="1">
+      <w:start w:val="1"/>
+      <w:numFmt w:val="bullet"/>
+      <w:lvlText w:val=""/>
+      <w:lvlJc w:val="left"/>
+      <w:pPr>
+        <w:tabs>
+          <w:tab w:val="num" w:pos="2160"/>
+        </w:tabs>
+        <w:ind w:left="2160" w:hanging="360"/>
+      </w:pPr>
+      <w:rPr>
+        <w:rFonts w:ascii="Wingdings" w:hAnsi="Wingdings" w:hint="default"/>
+        <w:sz w:val="20"/>
+      </w:rPr>
+    </w:lvl>
+    <w:lvl w:ilvl="3" w:tentative="1">
+      <w:start w:val="1"/>
+      <w:numFmt w:val="bullet"/>
+      <w:lvlText w:val=""/>
+      <w:lvlJc w:val="left"/>
+      <w:pPr>
+        <w:tabs>
+          <w:tab w:val="num" w:pos="2880"/>
+        </w:tabs>
+        <w:ind w:left="2880" w:hanging="360"/>
+      </w:pPr>
+      <w:rPr>
+        <w:rFonts w:ascii="Wingdings" w:hAnsi="Wingdings" w:hint="default"/>
+        <w:sz w:val="20"/>
+      </w:rPr>
+    </w:lvl>
+    <w:lvl w:ilvl="4" w:tentative="1">
+      <w:start w:val="1"/>
+      <w:numFmt w:val="bullet"/>
+      <w:lvlText w:val=""/>
+      <w:lvlJc w:val="left"/>
+      <w:pPr>
+        <w:tabs>
+          <w:tab w:val="num" w:pos="3600"/>
+        </w:tabs>
+        <w:ind w:left="3600" w:hanging="360"/>
+      </w:pPr>
+      <w:rPr>
+        <w:rFonts w:ascii="Wingdings" w:hAnsi="Wingdings" w:hint="default"/>
+        <w:sz w:val="20"/>
+      </w:rPr>
+    </w:lvl>
+    <w:lvl w:ilvl="5" w:tentative="1">
+      <w:start w:val="1"/>
+      <w:numFmt w:val="bullet"/>
+      <w:lvlText w:val=""/>
+      <w:lvlJc w:val="left"/>
+      <w:pPr>
+        <w:tabs>
+          <w:tab w:val="num" w:pos="4320"/>
+        </w:tabs>
+        <w:ind w:left="4320" w:hanging="360"/>
+      </w:pPr>
+      <w:rPr>
+        <w:rFonts w:ascii="Wingdings" w:hAnsi="Wingdings" w:hint="default"/>
+        <w:sz w:val="20"/>
+      </w:rPr>
+    </w:lvl>
+    <w:lvl w:ilvl="6" w:tentative="1">
+      <w:start w:val="1"/>
+      <w:numFmt w:val="bullet"/>
+      <w:lvlText w:val=""/>
+      <w:lvlJc w:val="left"/>
+      <w:pPr>
+        <w:tabs>
+          <w:tab w:val="num" w:pos="5040"/>
+        </w:tabs>
+        <w:ind w:left="5040" w:hanging="360"/>
+      </w:pPr>
+      <w:rPr>
+        <w:rFonts w:ascii="Wingdings" w:hAnsi="Wingdings" w:hint="default"/>
+        <w:sz w:val="20"/>
+      </w:rPr>
+    </w:lvl>
+    <w:lvl w:ilvl="7" w:tentative="1">
+      <w:start w:val="1"/>
+      <w:numFmt w:val="bullet"/>
+      <w:lvlText w:val=""/>
+      <w:lvlJc w:val="left"/>
+      <w:pPr>
+        <w:tabs>
+          <w:tab w:val="num" w:pos="5760"/>
+        </w:tabs>
+        <w:ind w:left="5760" w:hanging="360"/>
+      </w:pPr>
+      <w:rPr>
+        <w:rFonts w:ascii="Wingdings" w:hAnsi="Wingdings" w:hint="default"/>
+        <w:sz w:val="20"/>
+      </w:rPr>
+    </w:lvl>
+    <w:lvl w:ilvl="8" w:tentative="1">
+      <w:start w:val="1"/>
+      <w:numFmt w:val="bullet"/>
+      <w:lvlText w:val=""/>
+      <w:lvlJc w:val="left"/>
+      <w:pPr>
+        <w:tabs>
+          <w:tab w:val="num" w:pos="6480"/>
+        </w:tabs>
+        <w:ind w:left="6480" w:hanging="360"/>
+      </w:pPr>
+      <w:rPr>
+        <w:rFonts w:ascii="Wingdings" w:hAnsi="Wingdings" w:hint="default"/>
+        <w:sz w:val="20"/>
+      </w:rPr>
+    </w:lvl>
+  </w:abstractNum>
+  <w:abstractNum w:abstractNumId="136" w15:restartNumberingAfterBreak="0">
     <w:nsid w:val="69DF5A61"/>
     <w:multiLevelType w:val="multilevel"/>
     <w:tmpl w:val="F848A29C"/>
@@ -22998,7 +25772,7 @@
       </w:pPr>
     </w:lvl>
   </w:abstractNum>
-  <w:abstractNum w:abstractNumId="129" w15:restartNumberingAfterBreak="0">
+  <w:abstractNum w:abstractNumId="137" w15:restartNumberingAfterBreak="0">
     <w:nsid w:val="6A306FD2"/>
     <w:multiLevelType w:val="multilevel"/>
     <w:tmpl w:val="1844318E"/>
@@ -23147,7 +25921,7 @@
       </w:rPr>
     </w:lvl>
   </w:abstractNum>
-  <w:abstractNum w:abstractNumId="130" w15:restartNumberingAfterBreak="0">
+  <w:abstractNum w:abstractNumId="138" w15:restartNumberingAfterBreak="0">
     <w:nsid w:val="6A6F75A9"/>
     <w:multiLevelType w:val="multilevel"/>
     <w:tmpl w:val="50DECF2C"/>
@@ -23268,7 +26042,7 @@
       </w:pPr>
     </w:lvl>
   </w:abstractNum>
-  <w:abstractNum w:abstractNumId="131" w15:restartNumberingAfterBreak="0">
+  <w:abstractNum w:abstractNumId="139" w15:restartNumberingAfterBreak="0">
     <w:nsid w:val="6C79288E"/>
     <w:multiLevelType w:val="multilevel"/>
     <w:tmpl w:val="1C949EC0"/>
@@ -23417,7 +26191,7 @@
       </w:rPr>
     </w:lvl>
   </w:abstractNum>
-  <w:abstractNum w:abstractNumId="132" w15:restartNumberingAfterBreak="0">
+  <w:abstractNum w:abstractNumId="140" w15:restartNumberingAfterBreak="0">
     <w:nsid w:val="71953809"/>
     <w:multiLevelType w:val="multilevel"/>
     <w:tmpl w:val="C92C3A46"/>
@@ -23566,7 +26340,7 @@
       </w:rPr>
     </w:lvl>
   </w:abstractNum>
-  <w:abstractNum w:abstractNumId="133" w15:restartNumberingAfterBreak="0">
+  <w:abstractNum w:abstractNumId="141" w15:restartNumberingAfterBreak="0">
     <w:nsid w:val="72B274C9"/>
     <w:multiLevelType w:val="multilevel"/>
     <w:tmpl w:val="45F8AE64"/>
@@ -23715,7 +26489,7 @@
       </w:rPr>
     </w:lvl>
   </w:abstractNum>
-  <w:abstractNum w:abstractNumId="134" w15:restartNumberingAfterBreak="0">
+  <w:abstractNum w:abstractNumId="142" w15:restartNumberingAfterBreak="0">
     <w:nsid w:val="74720A9F"/>
     <w:multiLevelType w:val="multilevel"/>
     <w:tmpl w:val="3E326BD4"/>
@@ -23864,7 +26638,7 @@
       </w:rPr>
     </w:lvl>
   </w:abstractNum>
-  <w:abstractNum w:abstractNumId="135" w15:restartNumberingAfterBreak="0">
+  <w:abstractNum w:abstractNumId="143" w15:restartNumberingAfterBreak="0">
     <w:nsid w:val="76835FBD"/>
     <w:multiLevelType w:val="multilevel"/>
     <w:tmpl w:val="1B4A6358"/>
@@ -24013,7 +26787,156 @@
       </w:rPr>
     </w:lvl>
   </w:abstractNum>
-  <w:abstractNum w:abstractNumId="136" w15:restartNumberingAfterBreak="0">
+  <w:abstractNum w:abstractNumId="144" w15:restartNumberingAfterBreak="0">
+    <w:nsid w:val="78442DFA"/>
+    <w:multiLevelType w:val="multilevel"/>
+    <w:tmpl w:val="06DC9EDA"/>
+    <w:lvl w:ilvl="0">
+      <w:start w:val="1"/>
+      <w:numFmt w:val="bullet"/>
+      <w:lvlText w:val=""/>
+      <w:lvlJc w:val="left"/>
+      <w:pPr>
+        <w:tabs>
+          <w:tab w:val="num" w:pos="720"/>
+        </w:tabs>
+        <w:ind w:left="720" w:hanging="360"/>
+      </w:pPr>
+      <w:rPr>
+        <w:rFonts w:ascii="Symbol" w:hAnsi="Symbol" w:hint="default"/>
+        <w:sz w:val="20"/>
+      </w:rPr>
+    </w:lvl>
+    <w:lvl w:ilvl="1" w:tentative="1">
+      <w:start w:val="1"/>
+      <w:numFmt w:val="bullet"/>
+      <w:lvlText w:val="o"/>
+      <w:lvlJc w:val="left"/>
+      <w:pPr>
+        <w:tabs>
+          <w:tab w:val="num" w:pos="1440"/>
+        </w:tabs>
+        <w:ind w:left="1440" w:hanging="360"/>
+      </w:pPr>
+      <w:rPr>
+        <w:rFonts w:ascii="Courier New" w:hAnsi="Courier New" w:hint="default"/>
+        <w:sz w:val="20"/>
+      </w:rPr>
+    </w:lvl>
+    <w:lvl w:ilvl="2" w:tentative="1">
+      <w:start w:val="1"/>
+      <w:numFmt w:val="bullet"/>
+      <w:lvlText w:val=""/>
+      <w:lvlJc w:val="left"/>
+      <w:pPr>
+        <w:tabs>
+          <w:tab w:val="num" w:pos="2160"/>
+        </w:tabs>
+        <w:ind w:left="2160" w:hanging="360"/>
+      </w:pPr>
+      <w:rPr>
+        <w:rFonts w:ascii="Wingdings" w:hAnsi="Wingdings" w:hint="default"/>
+        <w:sz w:val="20"/>
+      </w:rPr>
+    </w:lvl>
+    <w:lvl w:ilvl="3" w:tentative="1">
+      <w:start w:val="1"/>
+      <w:numFmt w:val="bullet"/>
+      <w:lvlText w:val=""/>
+      <w:lvlJc w:val="left"/>
+      <w:pPr>
+        <w:tabs>
+          <w:tab w:val="num" w:pos="2880"/>
+        </w:tabs>
+        <w:ind w:left="2880" w:hanging="360"/>
+      </w:pPr>
+      <w:rPr>
+        <w:rFonts w:ascii="Wingdings" w:hAnsi="Wingdings" w:hint="default"/>
+        <w:sz w:val="20"/>
+      </w:rPr>
+    </w:lvl>
+    <w:lvl w:ilvl="4" w:tentative="1">
+      <w:start w:val="1"/>
+      <w:numFmt w:val="bullet"/>
+      <w:lvlText w:val=""/>
+      <w:lvlJc w:val="left"/>
+      <w:pPr>
+        <w:tabs>
+          <w:tab w:val="num" w:pos="3600"/>
+        </w:tabs>
+        <w:ind w:left="3600" w:hanging="360"/>
+      </w:pPr>
+      <w:rPr>
+        <w:rFonts w:ascii="Wingdings" w:hAnsi="Wingdings" w:hint="default"/>
+        <w:sz w:val="20"/>
+      </w:rPr>
+    </w:lvl>
+    <w:lvl w:ilvl="5" w:tentative="1">
+      <w:start w:val="1"/>
+      <w:numFmt w:val="bullet"/>
+      <w:lvlText w:val=""/>
+      <w:lvlJc w:val="left"/>
+      <w:pPr>
+        <w:tabs>
+          <w:tab w:val="num" w:pos="4320"/>
+        </w:tabs>
+        <w:ind w:left="4320" w:hanging="360"/>
+      </w:pPr>
+      <w:rPr>
+        <w:rFonts w:ascii="Wingdings" w:hAnsi="Wingdings" w:hint="default"/>
+        <w:sz w:val="20"/>
+      </w:rPr>
+    </w:lvl>
+    <w:lvl w:ilvl="6" w:tentative="1">
+      <w:start w:val="1"/>
+      <w:numFmt w:val="bullet"/>
+      <w:lvlText w:val=""/>
+      <w:lvlJc w:val="left"/>
+      <w:pPr>
+        <w:tabs>
+          <w:tab w:val="num" w:pos="5040"/>
+        </w:tabs>
+        <w:ind w:left="5040" w:hanging="360"/>
+      </w:pPr>
+      <w:rPr>
+        <w:rFonts w:ascii="Wingdings" w:hAnsi="Wingdings" w:hint="default"/>
+        <w:sz w:val="20"/>
+      </w:rPr>
+    </w:lvl>
+    <w:lvl w:ilvl="7" w:tentative="1">
+      <w:start w:val="1"/>
+      <w:numFmt w:val="bullet"/>
+      <w:lvlText w:val=""/>
+      <w:lvlJc w:val="left"/>
+      <w:pPr>
+        <w:tabs>
+          <w:tab w:val="num" w:pos="5760"/>
+        </w:tabs>
+        <w:ind w:left="5760" w:hanging="360"/>
+      </w:pPr>
+      <w:rPr>
+        <w:rFonts w:ascii="Wingdings" w:hAnsi="Wingdings" w:hint="default"/>
+        <w:sz w:val="20"/>
+      </w:rPr>
+    </w:lvl>
+    <w:lvl w:ilvl="8" w:tentative="1">
+      <w:start w:val="1"/>
+      <w:numFmt w:val="bullet"/>
+      <w:lvlText w:val=""/>
+      <w:lvlJc w:val="left"/>
+      <w:pPr>
+        <w:tabs>
+          <w:tab w:val="num" w:pos="6480"/>
+        </w:tabs>
+        <w:ind w:left="6480" w:hanging="360"/>
+      </w:pPr>
+      <w:rPr>
+        <w:rFonts w:ascii="Wingdings" w:hAnsi="Wingdings" w:hint="default"/>
+        <w:sz w:val="20"/>
+      </w:rPr>
+    </w:lvl>
+  </w:abstractNum>
+  <w:abstractNum w:abstractNumId="145" w15:restartNumberingAfterBreak="0">
     <w:nsid w:val="787B6042"/>
     <w:multiLevelType w:val="multilevel"/>
     <w:tmpl w:val="05A27228"/>
@@ -24162,7 +27085,7 @@
       </w:rPr>
     </w:lvl>
   </w:abstractNum>
-  <w:abstractNum w:abstractNumId="137" w15:restartNumberingAfterBreak="0">
+  <w:abstractNum w:abstractNumId="146" w15:restartNumberingAfterBreak="0">
     <w:nsid w:val="78C324F8"/>
     <w:multiLevelType w:val="multilevel"/>
     <w:tmpl w:val="ECFE52D8"/>
@@ -24311,7 +27234,7 @@
       </w:rPr>
     </w:lvl>
   </w:abstractNum>
-  <w:abstractNum w:abstractNumId="138" w15:restartNumberingAfterBreak="0">
+  <w:abstractNum w:abstractNumId="147" w15:restartNumberingAfterBreak="0">
     <w:nsid w:val="7DC23FF9"/>
     <w:multiLevelType w:val="multilevel"/>
     <w:tmpl w:val="C9AC652E"/>
@@ -24460,7 +27383,7 @@
       </w:rPr>
     </w:lvl>
   </w:abstractNum>
-  <w:abstractNum w:abstractNumId="139" w15:restartNumberingAfterBreak="0">
+  <w:abstractNum w:abstractNumId="148" w15:restartNumberingAfterBreak="0">
     <w:nsid w:val="7F01261B"/>
     <w:multiLevelType w:val="multilevel"/>
     <w:tmpl w:val="028CF3DC"/>
@@ -24609,7 +27532,7 @@
       </w:rPr>
     </w:lvl>
   </w:abstractNum>
-  <w:abstractNum w:abstractNumId="140" w15:restartNumberingAfterBreak="0">
+  <w:abstractNum w:abstractNumId="149" w15:restartNumberingAfterBreak="0">
     <w:nsid w:val="7F4C5AC6"/>
     <w:multiLevelType w:val="multilevel"/>
     <w:tmpl w:val="6A082EDE"/>
@@ -24730,7 +27653,7 @@
       </w:pPr>
     </w:lvl>
   </w:abstractNum>
-  <w:abstractNum w:abstractNumId="141" w15:restartNumberingAfterBreak="0">
+  <w:abstractNum w:abstractNumId="150" w15:restartNumberingAfterBreak="0">
     <w:nsid w:val="7FDA15A7"/>
     <w:multiLevelType w:val="multilevel"/>
     <w:tmpl w:val="DBC0EF16"/>
@@ -24880,25 +27803,25 @@
     </w:lvl>
   </w:abstractNum>
   <w:num w:numId="1" w16cid:durableId="1189373253">
+    <w:abstractNumId w:val="102"/>
+  </w:num>
+  <w:num w:numId="2" w16cid:durableId="2139370942">
     <w:abstractNumId w:val="97"/>
   </w:num>
-  <w:num w:numId="2" w16cid:durableId="2139370942">
-    <w:abstractNumId w:val="92"/>
-  </w:num>
   <w:num w:numId="3" w16cid:durableId="1914462351">
-    <w:abstractNumId w:val="139"/>
+    <w:abstractNumId w:val="148"/>
   </w:num>
   <w:num w:numId="4" w16cid:durableId="1275942050">
-    <w:abstractNumId w:val="52"/>
+    <w:abstractNumId w:val="54"/>
   </w:num>
   <w:num w:numId="5" w16cid:durableId="248346820">
-    <w:abstractNumId w:val="21"/>
+    <w:abstractNumId w:val="23"/>
   </w:num>
   <w:num w:numId="6" w16cid:durableId="1122966246">
-    <w:abstractNumId w:val="95"/>
+    <w:abstractNumId w:val="100"/>
   </w:num>
   <w:num w:numId="7" w16cid:durableId="1221408314">
-    <w:abstractNumId w:val="23"/>
+    <w:abstractNumId w:val="25"/>
   </w:num>
   <w:num w:numId="8" w16cid:durableId="1156144701">
     <w:abstractNumId w:val="0"/>
@@ -24907,403 +27830,430 @@
     <w:abstractNumId w:val="1"/>
   </w:num>
   <w:num w:numId="10" w16cid:durableId="1854956055">
-    <w:abstractNumId w:val="105"/>
+    <w:abstractNumId w:val="110"/>
   </w:num>
   <w:num w:numId="11" w16cid:durableId="787821814">
-    <w:abstractNumId w:val="123"/>
+    <w:abstractNumId w:val="129"/>
   </w:num>
   <w:num w:numId="12" w16cid:durableId="2083990212">
     <w:abstractNumId w:val="6"/>
   </w:num>
   <w:num w:numId="13" w16cid:durableId="1621060670">
-    <w:abstractNumId w:val="108"/>
+    <w:abstractNumId w:val="114"/>
   </w:num>
   <w:num w:numId="14" w16cid:durableId="1998607255">
-    <w:abstractNumId w:val="88"/>
+    <w:abstractNumId w:val="93"/>
   </w:num>
   <w:num w:numId="15" w16cid:durableId="444614049">
+    <w:abstractNumId w:val="31"/>
+  </w:num>
+  <w:num w:numId="16" w16cid:durableId="2084983850">
+    <w:abstractNumId w:val="147"/>
+  </w:num>
+  <w:num w:numId="17" w16cid:durableId="1147937307">
     <w:abstractNumId w:val="29"/>
   </w:num>
-  <w:num w:numId="16" w16cid:durableId="2084983850">
+  <w:num w:numId="18" w16cid:durableId="1559705791">
+    <w:abstractNumId w:val="47"/>
+  </w:num>
+  <w:num w:numId="19" w16cid:durableId="887228126">
+    <w:abstractNumId w:val="69"/>
+  </w:num>
+  <w:num w:numId="20" w16cid:durableId="1082683975">
+    <w:abstractNumId w:val="71"/>
+  </w:num>
+  <w:num w:numId="21" w16cid:durableId="1880586729">
+    <w:abstractNumId w:val="127"/>
+  </w:num>
+  <w:num w:numId="22" w16cid:durableId="1042485735">
+    <w:abstractNumId w:val="116"/>
+  </w:num>
+  <w:num w:numId="23" w16cid:durableId="1639145655">
+    <w:abstractNumId w:val="145"/>
+  </w:num>
+  <w:num w:numId="24" w16cid:durableId="687633536">
+    <w:abstractNumId w:val="57"/>
+  </w:num>
+  <w:num w:numId="25" w16cid:durableId="1652978374">
+    <w:abstractNumId w:val="40"/>
+  </w:num>
+  <w:num w:numId="26" w16cid:durableId="326173566">
+    <w:abstractNumId w:val="123"/>
+  </w:num>
+  <w:num w:numId="27" w16cid:durableId="1331174392">
+    <w:abstractNumId w:val="64"/>
+  </w:num>
+  <w:num w:numId="28" w16cid:durableId="736785703">
+    <w:abstractNumId w:val="36"/>
+  </w:num>
+  <w:num w:numId="29" w16cid:durableId="1636377276">
+    <w:abstractNumId w:val="35"/>
+  </w:num>
+  <w:num w:numId="30" w16cid:durableId="478965834">
+    <w:abstractNumId w:val="101"/>
+  </w:num>
+  <w:num w:numId="31" w16cid:durableId="769398609">
+    <w:abstractNumId w:val="48"/>
+  </w:num>
+  <w:num w:numId="32" w16cid:durableId="1860773765">
+    <w:abstractNumId w:val="38"/>
+  </w:num>
+  <w:num w:numId="33" w16cid:durableId="525408398">
+    <w:abstractNumId w:val="82"/>
+  </w:num>
+  <w:num w:numId="34" w16cid:durableId="1719936512">
+    <w:abstractNumId w:val="80"/>
+  </w:num>
+  <w:num w:numId="35" w16cid:durableId="1138183058">
+    <w:abstractNumId w:val="15"/>
+  </w:num>
+  <w:num w:numId="36" w16cid:durableId="905993429">
+    <w:abstractNumId w:val="121"/>
+  </w:num>
+  <w:num w:numId="37" w16cid:durableId="742413987">
+    <w:abstractNumId w:val="46"/>
+  </w:num>
+  <w:num w:numId="38" w16cid:durableId="1309481265">
+    <w:abstractNumId w:val="137"/>
+  </w:num>
+  <w:num w:numId="39" w16cid:durableId="432937182">
+    <w:abstractNumId w:val="17"/>
+  </w:num>
+  <w:num w:numId="40" w16cid:durableId="1468745388">
+    <w:abstractNumId w:val="76"/>
+  </w:num>
+  <w:num w:numId="41" w16cid:durableId="1548681879">
+    <w:abstractNumId w:val="146"/>
+  </w:num>
+  <w:num w:numId="42" w16cid:durableId="1653212376">
+    <w:abstractNumId w:val="98"/>
+  </w:num>
+  <w:num w:numId="43" w16cid:durableId="1562444049">
+    <w:abstractNumId w:val="21"/>
+  </w:num>
+  <w:num w:numId="44" w16cid:durableId="189343391">
+    <w:abstractNumId w:val="34"/>
+  </w:num>
+  <w:num w:numId="45" w16cid:durableId="466361826">
+    <w:abstractNumId w:val="126"/>
+  </w:num>
+  <w:num w:numId="46" w16cid:durableId="2039313387">
+    <w:abstractNumId w:val="32"/>
+  </w:num>
+  <w:num w:numId="47" w16cid:durableId="2104954814">
+    <w:abstractNumId w:val="119"/>
+  </w:num>
+  <w:num w:numId="48" w16cid:durableId="1408919497">
+    <w:abstractNumId w:val="59"/>
+  </w:num>
+  <w:num w:numId="49" w16cid:durableId="1929657202">
+    <w:abstractNumId w:val="103"/>
+  </w:num>
+  <w:num w:numId="50" w16cid:durableId="1295409307">
+    <w:abstractNumId w:val="73"/>
+  </w:num>
+  <w:num w:numId="51" w16cid:durableId="900363819">
+    <w:abstractNumId w:val="53"/>
+  </w:num>
+  <w:num w:numId="52" w16cid:durableId="1166091911">
+    <w:abstractNumId w:val="13"/>
+  </w:num>
+  <w:num w:numId="53" w16cid:durableId="81609973">
+    <w:abstractNumId w:val="92"/>
+  </w:num>
+  <w:num w:numId="54" w16cid:durableId="461194171">
+    <w:abstractNumId w:val="44"/>
+  </w:num>
+  <w:num w:numId="55" w16cid:durableId="841814879">
+    <w:abstractNumId w:val="49"/>
+  </w:num>
+  <w:num w:numId="56" w16cid:durableId="1618220161">
+    <w:abstractNumId w:val="131"/>
+  </w:num>
+  <w:num w:numId="57" w16cid:durableId="1510947254">
+    <w:abstractNumId w:val="99"/>
+  </w:num>
+  <w:num w:numId="58" w16cid:durableId="416100704">
+    <w:abstractNumId w:val="67"/>
+  </w:num>
+  <w:num w:numId="59" w16cid:durableId="1517965679">
+    <w:abstractNumId w:val="118"/>
+  </w:num>
+  <w:num w:numId="60" w16cid:durableId="1209150639">
+    <w:abstractNumId w:val="130"/>
+  </w:num>
+  <w:num w:numId="61" w16cid:durableId="2016683365">
+    <w:abstractNumId w:val="132"/>
+  </w:num>
+  <w:num w:numId="62" w16cid:durableId="1153722290">
+    <w:abstractNumId w:val="112"/>
+  </w:num>
+  <w:num w:numId="63" w16cid:durableId="1302150048">
+    <w:abstractNumId w:val="143"/>
+  </w:num>
+  <w:num w:numId="64" w16cid:durableId="1496187817">
+    <w:abstractNumId w:val="105"/>
+  </w:num>
+  <w:num w:numId="65" w16cid:durableId="660548535">
+    <w:abstractNumId w:val="56"/>
+  </w:num>
+  <w:num w:numId="66" w16cid:durableId="788012072">
+    <w:abstractNumId w:val="85"/>
+  </w:num>
+  <w:num w:numId="67" w16cid:durableId="1184512483">
+    <w:abstractNumId w:val="109"/>
+  </w:num>
+  <w:num w:numId="68" w16cid:durableId="751050927">
     <w:abstractNumId w:val="138"/>
   </w:num>
-  <w:num w:numId="17" w16cid:durableId="1147937307">
-    <w:abstractNumId w:val="27"/>
+  <w:num w:numId="69" w16cid:durableId="1846436085">
+    <w:abstractNumId w:val="37"/>
   </w:num>
-  <w:num w:numId="18" w16cid:durableId="1559705791">
+  <w:num w:numId="70" w16cid:durableId="1979416287">
+    <w:abstractNumId w:val="136"/>
+  </w:num>
+  <w:num w:numId="71" w16cid:durableId="653339855">
+    <w:abstractNumId w:val="14"/>
+  </w:num>
+  <w:num w:numId="72" w16cid:durableId="376319626">
+    <w:abstractNumId w:val="89"/>
+  </w:num>
+  <w:num w:numId="73" w16cid:durableId="149757390">
     <w:abstractNumId w:val="45"/>
   </w:num>
-  <w:num w:numId="19" w16cid:durableId="887228126">
-    <w:abstractNumId w:val="65"/>
-  </w:num>
-  <w:num w:numId="20" w16cid:durableId="1082683975">
-    <w:abstractNumId w:val="67"/>
-  </w:num>
-  <w:num w:numId="21" w16cid:durableId="1880586729">
-    <w:abstractNumId w:val="121"/>
-  </w:num>
-  <w:num w:numId="22" w16cid:durableId="1042485735">
-    <w:abstractNumId w:val="110"/>
-  </w:num>
-  <w:num w:numId="23" w16cid:durableId="1639145655">
-    <w:abstractNumId w:val="136"/>
-  </w:num>
-  <w:num w:numId="24" w16cid:durableId="687633536">
+  <w:num w:numId="74" w16cid:durableId="1181704723">
     <w:abstractNumId w:val="55"/>
   </w:num>
-  <w:num w:numId="25" w16cid:durableId="1652978374">
-    <w:abstractNumId w:val="38"/>
-  </w:num>
-  <w:num w:numId="26" w16cid:durableId="326173566">
-    <w:abstractNumId w:val="117"/>
-  </w:num>
-  <w:num w:numId="27" w16cid:durableId="1331174392">
-    <w:abstractNumId w:val="61"/>
-  </w:num>
-  <w:num w:numId="28" w16cid:durableId="736785703">
-    <w:abstractNumId w:val="34"/>
-  </w:num>
-  <w:num w:numId="29" w16cid:durableId="1636377276">
-    <w:abstractNumId w:val="33"/>
-  </w:num>
-  <w:num w:numId="30" w16cid:durableId="478965834">
-    <w:abstractNumId w:val="96"/>
-  </w:num>
-  <w:num w:numId="31" w16cid:durableId="769398609">
-    <w:abstractNumId w:val="46"/>
-  </w:num>
-  <w:num w:numId="32" w16cid:durableId="1860773765">
-    <w:abstractNumId w:val="36"/>
-  </w:num>
-  <w:num w:numId="33" w16cid:durableId="525408398">
-    <w:abstractNumId w:val="77"/>
-  </w:num>
-  <w:num w:numId="34" w16cid:durableId="1719936512">
-    <w:abstractNumId w:val="75"/>
-  </w:num>
-  <w:num w:numId="35" w16cid:durableId="1138183058">
-    <w:abstractNumId w:val="14"/>
-  </w:num>
-  <w:num w:numId="36" w16cid:durableId="905993429">
-    <w:abstractNumId w:val="115"/>
-  </w:num>
-  <w:num w:numId="37" w16cid:durableId="742413987">
-    <w:abstractNumId w:val="44"/>
-  </w:num>
-  <w:num w:numId="38" w16cid:durableId="1309481265">
-    <w:abstractNumId w:val="129"/>
-  </w:num>
-  <w:num w:numId="39" w16cid:durableId="432937182">
-    <w:abstractNumId w:val="16"/>
-  </w:num>
-  <w:num w:numId="40" w16cid:durableId="1468745388">
-    <w:abstractNumId w:val="72"/>
-  </w:num>
-  <w:num w:numId="41" w16cid:durableId="1548681879">
-    <w:abstractNumId w:val="137"/>
-  </w:num>
-  <w:num w:numId="42" w16cid:durableId="1653212376">
-    <w:abstractNumId w:val="93"/>
-  </w:num>
-  <w:num w:numId="43" w16cid:durableId="1562444049">
-    <w:abstractNumId w:val="19"/>
-  </w:num>
-  <w:num w:numId="44" w16cid:durableId="189343391">
-    <w:abstractNumId w:val="32"/>
-  </w:num>
-  <w:num w:numId="45" w16cid:durableId="466361826">
-    <w:abstractNumId w:val="120"/>
-  </w:num>
-  <w:num w:numId="46" w16cid:durableId="2039313387">
-    <w:abstractNumId w:val="30"/>
-  </w:num>
-  <w:num w:numId="47" w16cid:durableId="2104954814">
-    <w:abstractNumId w:val="113"/>
-  </w:num>
-  <w:num w:numId="48" w16cid:durableId="1408919497">
-    <w:abstractNumId w:val="57"/>
-  </w:num>
-  <w:num w:numId="49" w16cid:durableId="1929657202">
-    <w:abstractNumId w:val="98"/>
-  </w:num>
-  <w:num w:numId="50" w16cid:durableId="1295409307">
-    <w:abstractNumId w:val="69"/>
-  </w:num>
-  <w:num w:numId="51" w16cid:durableId="900363819">
-    <w:abstractNumId w:val="51"/>
-  </w:num>
-  <w:num w:numId="52" w16cid:durableId="1166091911">
-    <w:abstractNumId w:val="12"/>
-  </w:num>
-  <w:num w:numId="53" w16cid:durableId="81609973">
-    <w:abstractNumId w:val="87"/>
-  </w:num>
-  <w:num w:numId="54" w16cid:durableId="461194171">
-    <w:abstractNumId w:val="42"/>
-  </w:num>
-  <w:num w:numId="55" w16cid:durableId="841814879">
-    <w:abstractNumId w:val="47"/>
-  </w:num>
-  <w:num w:numId="56" w16cid:durableId="1618220161">
-    <w:abstractNumId w:val="125"/>
-  </w:num>
-  <w:num w:numId="57" w16cid:durableId="1510947254">
-    <w:abstractNumId w:val="94"/>
-  </w:num>
-  <w:num w:numId="58" w16cid:durableId="416100704">
-    <w:abstractNumId w:val="63"/>
-  </w:num>
-  <w:num w:numId="59" w16cid:durableId="1517965679">
-    <w:abstractNumId w:val="112"/>
-  </w:num>
-  <w:num w:numId="60" w16cid:durableId="1209150639">
-    <w:abstractNumId w:val="124"/>
-  </w:num>
-  <w:num w:numId="61" w16cid:durableId="2016683365">
-    <w:abstractNumId w:val="126"/>
-  </w:num>
-  <w:num w:numId="62" w16cid:durableId="1153722290">
-    <w:abstractNumId w:val="106"/>
-  </w:num>
-  <w:num w:numId="63" w16cid:durableId="1302150048">
-    <w:abstractNumId w:val="135"/>
-  </w:num>
-  <w:num w:numId="64" w16cid:durableId="1496187817">
-    <w:abstractNumId w:val="100"/>
-  </w:num>
-  <w:num w:numId="65" w16cid:durableId="660548535">
-    <w:abstractNumId w:val="54"/>
-  </w:num>
-  <w:num w:numId="66" w16cid:durableId="788012072">
-    <w:abstractNumId w:val="80"/>
-  </w:num>
-  <w:num w:numId="67" w16cid:durableId="1184512483">
-    <w:abstractNumId w:val="104"/>
-  </w:num>
-  <w:num w:numId="68" w16cid:durableId="751050927">
-    <w:abstractNumId w:val="130"/>
-  </w:num>
-  <w:num w:numId="69" w16cid:durableId="1846436085">
-    <w:abstractNumId w:val="35"/>
-  </w:num>
-  <w:num w:numId="70" w16cid:durableId="1979416287">
-    <w:abstractNumId w:val="128"/>
-  </w:num>
-  <w:num w:numId="71" w16cid:durableId="653339855">
-    <w:abstractNumId w:val="13"/>
-  </w:num>
-  <w:num w:numId="72" w16cid:durableId="376319626">
-    <w:abstractNumId w:val="84"/>
-  </w:num>
-  <w:num w:numId="73" w16cid:durableId="149757390">
-    <w:abstractNumId w:val="43"/>
-  </w:num>
-  <w:num w:numId="74" w16cid:durableId="1181704723">
-    <w:abstractNumId w:val="53"/>
-  </w:num>
   <w:num w:numId="75" w16cid:durableId="2138064849">
-    <w:abstractNumId w:val="86"/>
+    <w:abstractNumId w:val="91"/>
   </w:num>
   <w:num w:numId="76" w16cid:durableId="357194138">
     <w:abstractNumId w:val="2"/>
   </w:num>
   <w:num w:numId="77" w16cid:durableId="1057390557">
-    <w:abstractNumId w:val="48"/>
+    <w:abstractNumId w:val="50"/>
   </w:num>
   <w:num w:numId="78" w16cid:durableId="575096229">
-    <w:abstractNumId w:val="22"/>
+    <w:abstractNumId w:val="24"/>
   </w:num>
   <w:num w:numId="79" w16cid:durableId="1925869180">
-    <w:abstractNumId w:val="73"/>
+    <w:abstractNumId w:val="77"/>
   </w:num>
   <w:num w:numId="80" w16cid:durableId="1838881460">
-    <w:abstractNumId w:val="89"/>
+    <w:abstractNumId w:val="94"/>
   </w:num>
   <w:num w:numId="81" w16cid:durableId="181748791">
-    <w:abstractNumId w:val="41"/>
+    <w:abstractNumId w:val="43"/>
   </w:num>
   <w:num w:numId="82" w16cid:durableId="1906456118">
-    <w:abstractNumId w:val="68"/>
+    <w:abstractNumId w:val="72"/>
   </w:num>
   <w:num w:numId="83" w16cid:durableId="262302130">
-    <w:abstractNumId w:val="122"/>
+    <w:abstractNumId w:val="128"/>
   </w:num>
   <w:num w:numId="84" w16cid:durableId="1430849138">
-    <w:abstractNumId w:val="18"/>
+    <w:abstractNumId w:val="20"/>
   </w:num>
   <w:num w:numId="85" w16cid:durableId="1862544107">
-    <w:abstractNumId w:val="131"/>
+    <w:abstractNumId w:val="139"/>
   </w:num>
   <w:num w:numId="86" w16cid:durableId="2116511594">
-    <w:abstractNumId w:val="60"/>
+    <w:abstractNumId w:val="63"/>
   </w:num>
   <w:num w:numId="87" w16cid:durableId="2072384659">
-    <w:abstractNumId w:val="49"/>
+    <w:abstractNumId w:val="51"/>
   </w:num>
   <w:num w:numId="88" w16cid:durableId="37320459">
     <w:abstractNumId w:val="5"/>
   </w:num>
   <w:num w:numId="89" w16cid:durableId="641614003">
+    <w:abstractNumId w:val="88"/>
+  </w:num>
+  <w:num w:numId="90" w16cid:durableId="1811439186">
+    <w:abstractNumId w:val="90"/>
+  </w:num>
+  <w:num w:numId="91" w16cid:durableId="1087381279">
+    <w:abstractNumId w:val="52"/>
+  </w:num>
+  <w:num w:numId="92" w16cid:durableId="1195466039">
+    <w:abstractNumId w:val="60"/>
+  </w:num>
+  <w:num w:numId="93" w16cid:durableId="797601719">
+    <w:abstractNumId w:val="107"/>
+  </w:num>
+  <w:num w:numId="94" w16cid:durableId="2068724371">
+    <w:abstractNumId w:val="9"/>
+  </w:num>
+  <w:num w:numId="95" w16cid:durableId="938561095">
+    <w:abstractNumId w:val="120"/>
+  </w:num>
+  <w:num w:numId="96" w16cid:durableId="2140688707">
     <w:abstractNumId w:val="83"/>
   </w:num>
-  <w:num w:numId="90" w16cid:durableId="1811439186">
-    <w:abstractNumId w:val="85"/>
+  <w:num w:numId="97" w16cid:durableId="25256977">
+    <w:abstractNumId w:val="142"/>
   </w:num>
-  <w:num w:numId="91" w16cid:durableId="1087381279">
-    <w:abstractNumId w:val="50"/>
+  <w:num w:numId="98" w16cid:durableId="1082339350">
+    <w:abstractNumId w:val="70"/>
   </w:num>
-  <w:num w:numId="92" w16cid:durableId="1195466039">
-    <w:abstractNumId w:val="58"/>
+  <w:num w:numId="99" w16cid:durableId="255141704">
+    <w:abstractNumId w:val="140"/>
   </w:num>
-  <w:num w:numId="93" w16cid:durableId="797601719">
-    <w:abstractNumId w:val="102"/>
+  <w:num w:numId="100" w16cid:durableId="970095904">
+    <w:abstractNumId w:val="81"/>
   </w:num>
-  <w:num w:numId="94" w16cid:durableId="2068724371">
-    <w:abstractNumId w:val="8"/>
-  </w:num>
-  <w:num w:numId="95" w16cid:durableId="938561095">
-    <w:abstractNumId w:val="114"/>
-  </w:num>
-  <w:num w:numId="96" w16cid:durableId="2140688707">
-    <w:abstractNumId w:val="78"/>
-  </w:num>
-  <w:num w:numId="97" w16cid:durableId="25256977">
+  <w:num w:numId="101" w16cid:durableId="2082754738">
     <w:abstractNumId w:val="134"/>
   </w:num>
-  <w:num w:numId="98" w16cid:durableId="1082339350">
-    <w:abstractNumId w:val="66"/>
-  </w:num>
-  <w:num w:numId="99" w16cid:durableId="255141704">
-    <w:abstractNumId w:val="132"/>
-  </w:num>
-  <w:num w:numId="100" w16cid:durableId="970095904">
-    <w:abstractNumId w:val="76"/>
-  </w:num>
-  <w:num w:numId="101" w16cid:durableId="2082754738">
-    <w:abstractNumId w:val="127"/>
-  </w:num>
   <w:num w:numId="102" w16cid:durableId="347216742">
-    <w:abstractNumId w:val="81"/>
+    <w:abstractNumId w:val="86"/>
   </w:num>
   <w:num w:numId="103" w16cid:durableId="1464346861">
-    <w:abstractNumId w:val="79"/>
+    <w:abstractNumId w:val="84"/>
   </w:num>
   <w:num w:numId="104" w16cid:durableId="420756931">
-    <w:abstractNumId w:val="99"/>
+    <w:abstractNumId w:val="104"/>
   </w:num>
   <w:num w:numId="105" w16cid:durableId="120266814">
-    <w:abstractNumId w:val="15"/>
+    <w:abstractNumId w:val="16"/>
   </w:num>
   <w:num w:numId="106" w16cid:durableId="341010339">
-    <w:abstractNumId w:val="40"/>
+    <w:abstractNumId w:val="42"/>
   </w:num>
   <w:num w:numId="107" w16cid:durableId="77295676">
-    <w:abstractNumId w:val="31"/>
+    <w:abstractNumId w:val="33"/>
   </w:num>
   <w:num w:numId="108" w16cid:durableId="1879665396">
-    <w:abstractNumId w:val="141"/>
+    <w:abstractNumId w:val="150"/>
   </w:num>
   <w:num w:numId="109" w16cid:durableId="430443048">
+    <w:abstractNumId w:val="12"/>
+  </w:num>
+  <w:num w:numId="110" w16cid:durableId="1939018150">
+    <w:abstractNumId w:val="122"/>
+  </w:num>
+  <w:num w:numId="111" w16cid:durableId="1518930974">
+    <w:abstractNumId w:val="96"/>
+  </w:num>
+  <w:num w:numId="112" w16cid:durableId="1649749363">
     <w:abstractNumId w:val="11"/>
   </w:num>
-  <w:num w:numId="110" w16cid:durableId="1939018150">
-    <w:abstractNumId w:val="116"/>
-  </w:num>
-  <w:num w:numId="111" w16cid:durableId="1518930974">
-    <w:abstractNumId w:val="91"/>
-  </w:num>
-  <w:num w:numId="112" w16cid:durableId="1649749363">
-    <w:abstractNumId w:val="10"/>
-  </w:num>
   <w:num w:numId="113" w16cid:durableId="1231387711">
-    <w:abstractNumId w:val="119"/>
+    <w:abstractNumId w:val="125"/>
   </w:num>
   <w:num w:numId="114" w16cid:durableId="1778477886">
-    <w:abstractNumId w:val="101"/>
+    <w:abstractNumId w:val="106"/>
   </w:num>
   <w:num w:numId="115" w16cid:durableId="917131921">
     <w:abstractNumId w:val="3"/>
   </w:num>
   <w:num w:numId="116" w16cid:durableId="1884899198">
-    <w:abstractNumId w:val="70"/>
+    <w:abstractNumId w:val="74"/>
   </w:num>
   <w:num w:numId="117" w16cid:durableId="1504783917">
-    <w:abstractNumId w:val="133"/>
+    <w:abstractNumId w:val="141"/>
   </w:num>
   <w:num w:numId="118" w16cid:durableId="335160208">
-    <w:abstractNumId w:val="59"/>
+    <w:abstractNumId w:val="61"/>
   </w:num>
   <w:num w:numId="119" w16cid:durableId="283314802">
-    <w:abstractNumId w:val="25"/>
+    <w:abstractNumId w:val="27"/>
   </w:num>
   <w:num w:numId="120" w16cid:durableId="1705128771">
-    <w:abstractNumId w:val="109"/>
+    <w:abstractNumId w:val="115"/>
   </w:num>
   <w:num w:numId="121" w16cid:durableId="1640643392">
-    <w:abstractNumId w:val="82"/>
+    <w:abstractNumId w:val="87"/>
   </w:num>
   <w:num w:numId="122" w16cid:durableId="1302462585">
-    <w:abstractNumId w:val="107"/>
+    <w:abstractNumId w:val="113"/>
   </w:num>
   <w:num w:numId="123" w16cid:durableId="1810710815">
-    <w:abstractNumId w:val="103"/>
+    <w:abstractNumId w:val="108"/>
   </w:num>
   <w:num w:numId="124" w16cid:durableId="993605605">
-    <w:abstractNumId w:val="90"/>
+    <w:abstractNumId w:val="95"/>
   </w:num>
   <w:num w:numId="125" w16cid:durableId="442261907">
-    <w:abstractNumId w:val="24"/>
+    <w:abstractNumId w:val="26"/>
   </w:num>
   <w:num w:numId="126" w16cid:durableId="651645707">
-    <w:abstractNumId w:val="17"/>
+    <w:abstractNumId w:val="18"/>
   </w:num>
   <w:num w:numId="127" w16cid:durableId="913248679">
-    <w:abstractNumId w:val="28"/>
+    <w:abstractNumId w:val="30"/>
   </w:num>
   <w:num w:numId="128" w16cid:durableId="421295706">
-    <w:abstractNumId w:val="111"/>
+    <w:abstractNumId w:val="117"/>
   </w:num>
   <w:num w:numId="129" w16cid:durableId="368264422">
-    <w:abstractNumId w:val="56"/>
+    <w:abstractNumId w:val="58"/>
   </w:num>
   <w:num w:numId="130" w16cid:durableId="39134148">
-    <w:abstractNumId w:val="64"/>
+    <w:abstractNumId w:val="68"/>
   </w:num>
   <w:num w:numId="131" w16cid:durableId="739906484">
-    <w:abstractNumId w:val="140"/>
+    <w:abstractNumId w:val="149"/>
   </w:num>
   <w:num w:numId="132" w16cid:durableId="1183939784">
-    <w:abstractNumId w:val="71"/>
+    <w:abstractNumId w:val="75"/>
   </w:num>
   <w:num w:numId="133" w16cid:durableId="1090739329">
-    <w:abstractNumId w:val="118"/>
+    <w:abstractNumId w:val="124"/>
   </w:num>
   <w:num w:numId="134" w16cid:durableId="1745227077">
     <w:abstractNumId w:val="4"/>
   </w:num>
   <w:num w:numId="135" w16cid:durableId="263464131">
-    <w:abstractNumId w:val="20"/>
+    <w:abstractNumId w:val="22"/>
   </w:num>
   <w:num w:numId="136" w16cid:durableId="1707028037">
-    <w:abstractNumId w:val="37"/>
+    <w:abstractNumId w:val="39"/>
   </w:num>
   <w:num w:numId="137" w16cid:durableId="1205169567">
-    <w:abstractNumId w:val="74"/>
+    <w:abstractNumId w:val="78"/>
   </w:num>
   <w:num w:numId="138" w16cid:durableId="1761681496">
-    <w:abstractNumId w:val="62"/>
+    <w:abstractNumId w:val="66"/>
   </w:num>
   <w:num w:numId="139" w16cid:durableId="777604444">
-    <w:abstractNumId w:val="26"/>
+    <w:abstractNumId w:val="28"/>
   </w:num>
   <w:num w:numId="140" w16cid:durableId="1752003081">
     <w:abstractNumId w:val="7"/>
   </w:num>
   <w:num w:numId="141" w16cid:durableId="1380976745">
-    <w:abstractNumId w:val="9"/>
+    <w:abstractNumId w:val="10"/>
   </w:num>
   <w:num w:numId="142" w16cid:durableId="104353462">
-    <w:abstractNumId w:val="39"/>
+    <w:abstractNumId w:val="41"/>
+  </w:num>
+  <w:num w:numId="143" w16cid:durableId="1786540569">
+    <w:abstractNumId w:val="62"/>
+  </w:num>
+  <w:num w:numId="144" w16cid:durableId="1419791805">
+    <w:abstractNumId w:val="144"/>
+  </w:num>
+  <w:num w:numId="145" w16cid:durableId="54623225">
+    <w:abstractNumId w:val="8"/>
+  </w:num>
+  <w:num w:numId="146" w16cid:durableId="1639066542">
+    <w:abstractNumId w:val="133"/>
+  </w:num>
+  <w:num w:numId="147" w16cid:durableId="1054935309">
+    <w:abstractNumId w:val="65"/>
+  </w:num>
+  <w:num w:numId="148" w16cid:durableId="1005981720">
+    <w:abstractNumId w:val="135"/>
+  </w:num>
+  <w:num w:numId="149" w16cid:durableId="1062098617">
+    <w:abstractNumId w:val="19"/>
+  </w:num>
+  <w:num w:numId="150" w16cid:durableId="510611960">
+    <w:abstractNumId w:val="79"/>
+  </w:num>
+  <w:num w:numId="151" w16cid:durableId="314578348">
+    <w:abstractNumId w:val="111"/>
   </w:num>
 </w:numbering>
 </file>
